--- a/presentation/Car price prediction using.docx
+++ b/presentation/Car price prediction using.docx
@@ -6,7 +6,7 @@
       <w:pPr>
         <w:jc w:val="center"/>
         <w:rPr>
-          <w:rFonts w:asciiTheme="majorBidi" w:hAnsiTheme="majorBidi" w:cstheme="majorBidi" w:hint="cs"/>
+          <w:rFonts w:asciiTheme="majorBidi" w:hAnsiTheme="majorBidi" w:cstheme="majorBidi"/>
           <w:sz w:val="44"/>
           <w:szCs w:val="44"/>
           <w:rtl/>
@@ -90,7 +90,7 @@
           </mc:Choice>
           <mc:Fallback>
             <w:pict>
-              <v:shapetype w14:anchorId="104122A1" id="_x0000_t34" coordsize="21600,21600" o:spt="34" o:oned="t" adj="10800" path="m,l@0,0@0,21600,21600,21600e" filled="f">
+              <v:shapetype w14:anchorId="548F6565" id="_x0000_t34" coordsize="21600,21600" o:spt="34" o:oned="t" adj="10800" path="m,l@0,0@0,21600,21600,21600e" filled="f">
                 <v:stroke joinstyle="miter"/>
                 <v:formulas>
                   <v:f eqn="val #0"/>
@@ -101,7 +101,7 @@
                 </v:handles>
                 <o:lock v:ext="edit" shapetype="t"/>
               </v:shapetype>
-              <v:shape id="Connector: Elbow 2" o:spid="_x0000_s1026" type="#_x0000_t34" style="position:absolute;margin-left:38.1pt;margin-top:1.7pt;width:1in;height:1in;flip:x;z-index:251662336;visibility:visible;mso-wrap-style:square;mso-wrap-distance-left:9pt;mso-wrap-distance-top:0;mso-wrap-distance-right:9pt;mso-wrap-distance-bottom:0;mso-position-horizontal:absolute;mso-position-horizontal-relative:margin;mso-position-vertical:absolute;mso-position-vertical-relative:text" o:gfxdata="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" adj="21240" strokecolor="black [3213]" strokeweight="2.25pt">
+              <v:shape id="Connector: Elbow 2" o:spid="_x0000_s1026" type="#_x0000_t34" style="position:absolute;left:0;text-align:left;margin-left:38.1pt;margin-top:1.7pt;width:1in;height:1in;flip:x;z-index:251662336;visibility:visible;mso-wrap-style:square;mso-wrap-distance-left:9pt;mso-wrap-distance-top:0;mso-wrap-distance-right:9pt;mso-wrap-distance-bottom:0;mso-position-horizontal:absolute;mso-position-horizontal-relative:margin;mso-position-vertical:absolute;mso-position-vertical-relative:text" o:gfxdata="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" adj="21240" strokecolor="black [3213]" strokeweight="2.25pt">
                 <w10:wrap anchorx="margin"/>
               </v:shape>
             </w:pict>
@@ -210,7 +210,7 @@
           </mc:Choice>
           <mc:Fallback>
             <w:pict>
-              <v:shape w14:anchorId="3F9C7E53" id="Connector: Elbow 2" o:spid="_x0000_s1026" type="#_x0000_t34" style="position:absolute;margin-left:426.3pt;margin-top:.9pt;width:1in;height:1in;flip:y;z-index:251660288;visibility:visible;mso-wrap-style:square;mso-wrap-distance-left:9pt;mso-wrap-distance-top:0;mso-wrap-distance-right:9pt;mso-wrap-distance-bottom:0;mso-position-horizontal:absolute;mso-position-horizontal-relative:margin;mso-position-vertical:absolute;mso-position-vertical-relative:text" o:gfxdata="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" adj="21600" strokecolor="black [3213]" strokeweight="2.25pt">
+              <v:shape w14:anchorId="245BD099" id="Connector: Elbow 2" o:spid="_x0000_s1026" type="#_x0000_t34" style="position:absolute;left:0;text-align:left;margin-left:426.3pt;margin-top:.9pt;width:1in;height:1in;flip:y;z-index:251660288;visibility:visible;mso-wrap-style:square;mso-wrap-distance-left:9pt;mso-wrap-distance-top:0;mso-wrap-distance-right:9pt;mso-wrap-distance-bottom:0;mso-position-horizontal:absolute;mso-position-horizontal-relative:margin;mso-position-vertical:absolute;mso-position-vertical-relative:text" o:gfxdata="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" adj="21600" strokecolor="black [3213]" strokeweight="2.25pt">
                 <w10:wrap anchorx="margin"/>
               </v:shape>
             </w:pict>
@@ -1818,6 +1818,7 @@
           <w:rFonts w:asciiTheme="majorBidi" w:hAnsiTheme="majorBidi" w:cstheme="majorBidi"/>
           <w:b/>
           <w:bCs/>
+          <w:noProof/>
           <w:sz w:val="22"/>
           <w:szCs w:val="22"/>
         </w:rPr>
@@ -2019,6 +2020,7 @@
       <w:r>
         <w:rPr>
           <w:rFonts w:asciiTheme="majorBidi" w:hAnsiTheme="majorBidi" w:cstheme="majorBidi"/>
+          <w:noProof/>
           <w:sz w:val="22"/>
           <w:szCs w:val="22"/>
         </w:rPr>
@@ -2469,6 +2471,7 @@
           <w:rFonts w:asciiTheme="majorBidi" w:hAnsiTheme="majorBidi" w:cstheme="majorBidi"/>
           <w:b/>
           <w:bCs/>
+          <w:noProof/>
           <w:sz w:val="22"/>
           <w:szCs w:val="22"/>
         </w:rPr>
@@ -2562,6 +2565,7 @@
           <w:rFonts w:asciiTheme="majorBidi" w:hAnsiTheme="majorBidi" w:cstheme="majorBidi"/>
           <w:b/>
           <w:bCs/>
+          <w:noProof/>
           <w:sz w:val="22"/>
           <w:szCs w:val="22"/>
         </w:rPr>
@@ -2651,17 +2655,7 @@
           <w:sz w:val="22"/>
           <w:szCs w:val="22"/>
         </w:rPr>
-        <w:t xml:space="preserve">1.3 </w:t>
-      </w:r>
-      <w:r>
-        <w:rPr>
-          <w:rFonts w:asciiTheme="majorBidi" w:hAnsiTheme="majorBidi" w:cstheme="majorBidi"/>
-          <w:b/>
-          <w:bCs/>
-          <w:sz w:val="22"/>
-          <w:szCs w:val="22"/>
-        </w:rPr>
-        <w:t>Data Cleaning</w:t>
+        <w:t>1.3 Data Cleaning</w:t>
       </w:r>
     </w:p>
     <w:p>
@@ -3042,7 +3036,7 @@
           <w:tab w:val="left" w:pos="7974"/>
         </w:tabs>
         <w:rPr>
-          <w:rFonts w:asciiTheme="majorBidi" w:hAnsiTheme="majorBidi" w:cstheme="majorBidi" w:hint="cs"/>
+          <w:rFonts w:asciiTheme="majorBidi" w:hAnsiTheme="majorBidi" w:cstheme="majorBidi"/>
           <w:sz w:val="22"/>
           <w:szCs w:val="22"/>
           <w:rtl/>
@@ -3745,172 +3739,401 @@
           <w:szCs w:val="22"/>
         </w:rPr>
       </w:pPr>
-      <w:proofErr w:type="spellStart"/>
-      <w:proofErr w:type="gramStart"/>
-      <w:r>
-        <w:rPr>
-          <w:rFonts w:asciiTheme="majorBidi" w:hAnsiTheme="majorBidi" w:cstheme="majorBidi"/>
-          <w:sz w:val="22"/>
-          <w:szCs w:val="22"/>
-        </w:rPr>
-        <w:t>df</w:t>
-      </w:r>
-      <w:proofErr w:type="spellEnd"/>
-      <w:r>
-        <w:rPr>
-          <w:rFonts w:asciiTheme="majorBidi" w:hAnsiTheme="majorBidi" w:cstheme="majorBidi"/>
-          <w:sz w:val="22"/>
-          <w:szCs w:val="22"/>
-        </w:rPr>
-        <w:t>[</w:t>
-      </w:r>
-      <w:proofErr w:type="gramEnd"/>
-      <w:r>
-        <w:rPr>
-          <w:rFonts w:asciiTheme="majorBidi" w:hAnsiTheme="majorBidi" w:cstheme="majorBidi"/>
-          <w:sz w:val="22"/>
-          <w:szCs w:val="22"/>
-        </w:rPr>
-        <w:t>["Year",</w:t>
-      </w:r>
-    </w:p>
-    <w:p>
-      <w:pPr>
-        <w:rPr>
-          <w:rFonts w:asciiTheme="majorBidi" w:hAnsiTheme="majorBidi" w:cstheme="majorBidi"/>
-          <w:sz w:val="22"/>
-          <w:szCs w:val="22"/>
-        </w:rPr>
-      </w:pPr>
-      <w:r>
-        <w:rPr>
-          <w:rFonts w:asciiTheme="majorBidi" w:hAnsiTheme="majorBidi" w:cstheme="majorBidi"/>
-          <w:sz w:val="22"/>
-          <w:szCs w:val="22"/>
-        </w:rPr>
-        <w:t xml:space="preserve">    "</w:t>
-      </w:r>
-      <w:proofErr w:type="spellStart"/>
-      <w:r>
-        <w:rPr>
-          <w:rFonts w:asciiTheme="majorBidi" w:hAnsiTheme="majorBidi" w:cstheme="majorBidi"/>
-          <w:sz w:val="22"/>
-          <w:szCs w:val="22"/>
-        </w:rPr>
-        <w:t>Kilometers_Driven</w:t>
-      </w:r>
-      <w:proofErr w:type="spellEnd"/>
-      <w:r>
-        <w:rPr>
-          <w:rFonts w:asciiTheme="majorBidi" w:hAnsiTheme="majorBidi" w:cstheme="majorBidi"/>
-          <w:sz w:val="22"/>
-          <w:szCs w:val="22"/>
-        </w:rPr>
-        <w:t>",</w:t>
-      </w:r>
-    </w:p>
-    <w:p>
-      <w:pPr>
-        <w:rPr>
-          <w:rFonts w:asciiTheme="majorBidi" w:hAnsiTheme="majorBidi" w:cstheme="majorBidi"/>
-          <w:sz w:val="22"/>
-          <w:szCs w:val="22"/>
-        </w:rPr>
-      </w:pPr>
-      <w:r>
-        <w:rPr>
-          <w:rFonts w:asciiTheme="majorBidi" w:hAnsiTheme="majorBidi" w:cstheme="majorBidi"/>
-          <w:sz w:val="22"/>
-          <w:szCs w:val="22"/>
-        </w:rPr>
-        <w:t xml:space="preserve">    "Mileage",</w:t>
-      </w:r>
-    </w:p>
-    <w:p>
-      <w:pPr>
-        <w:rPr>
-          <w:rFonts w:asciiTheme="majorBidi" w:hAnsiTheme="majorBidi" w:cstheme="majorBidi"/>
-          <w:sz w:val="22"/>
-          <w:szCs w:val="22"/>
-        </w:rPr>
-      </w:pPr>
-      <w:r>
-        <w:rPr>
-          <w:rFonts w:asciiTheme="majorBidi" w:hAnsiTheme="majorBidi" w:cstheme="majorBidi"/>
-          <w:sz w:val="22"/>
-          <w:szCs w:val="22"/>
-        </w:rPr>
-        <w:t xml:space="preserve">    "Engine",</w:t>
-      </w:r>
-    </w:p>
-    <w:p>
-      <w:pPr>
-        <w:rPr>
-          <w:rFonts w:asciiTheme="majorBidi" w:hAnsiTheme="majorBidi" w:cstheme="majorBidi"/>
-          <w:sz w:val="22"/>
-          <w:szCs w:val="22"/>
-        </w:rPr>
-      </w:pPr>
-      <w:r>
-        <w:rPr>
-          <w:rFonts w:asciiTheme="majorBidi" w:hAnsiTheme="majorBidi" w:cstheme="majorBidi"/>
-          <w:sz w:val="22"/>
-          <w:szCs w:val="22"/>
-        </w:rPr>
-        <w:t xml:space="preserve">    "Power",</w:t>
-      </w:r>
-    </w:p>
-    <w:p>
-      <w:pPr>
-        <w:rPr>
-          <w:rFonts w:asciiTheme="majorBidi" w:hAnsiTheme="majorBidi" w:cstheme="majorBidi"/>
-          <w:sz w:val="22"/>
-          <w:szCs w:val="22"/>
-        </w:rPr>
-      </w:pPr>
-      <w:r>
-        <w:rPr>
-          <w:rFonts w:asciiTheme="majorBidi" w:hAnsiTheme="majorBidi" w:cstheme="majorBidi"/>
-          <w:sz w:val="22"/>
-          <w:szCs w:val="22"/>
-        </w:rPr>
-        <w:t xml:space="preserve">    "Seats",</w:t>
-      </w:r>
-    </w:p>
-    <w:p>
-      <w:pPr>
-        <w:rPr>
-          <w:rFonts w:asciiTheme="majorBidi" w:hAnsiTheme="majorBidi" w:cstheme="majorBidi"/>
-          <w:sz w:val="22"/>
-          <w:szCs w:val="22"/>
-        </w:rPr>
-      </w:pPr>
-      <w:r>
-        <w:rPr>
-          <w:rFonts w:asciiTheme="majorBidi" w:hAnsiTheme="majorBidi" w:cstheme="majorBidi"/>
-          <w:sz w:val="22"/>
-          <w:szCs w:val="22"/>
-        </w:rPr>
-        <w:t xml:space="preserve">    "Price"]</w:t>
-      </w:r>
-      <w:proofErr w:type="gramStart"/>
-      <w:r>
-        <w:rPr>
-          <w:rFonts w:asciiTheme="majorBidi" w:hAnsiTheme="majorBidi" w:cstheme="majorBidi"/>
-          <w:sz w:val="22"/>
-          <w:szCs w:val="22"/>
-        </w:rPr>
-        <w:t>].describe</w:t>
-      </w:r>
-      <w:proofErr w:type="gramEnd"/>
-      <w:r>
-        <w:rPr>
-          <w:rFonts w:asciiTheme="majorBidi" w:hAnsiTheme="majorBidi" w:cstheme="majorBidi"/>
-          <w:sz w:val="22"/>
-          <w:szCs w:val="22"/>
-        </w:rPr>
-        <w:t>()</w:t>
-      </w:r>
+      <w:r>
+        <w:rPr>
+          <w:rFonts w:asciiTheme="minorBidi" w:hAnsiTheme="minorBidi" w:hint="cs"/>
+          <w:b/>
+          <w:bCs/>
+          <w:noProof/>
+          <w:color w:val="000000" w:themeColor="text1"/>
+          <w:rtl/>
+          <w:lang w:val="ar-SY" w:bidi="ar-SY"/>
+        </w:rPr>
+        <mc:AlternateContent>
+          <mc:Choice Requires="wps">
+            <w:drawing>
+              <wp:anchor distT="0" distB="0" distL="114300" distR="114300" simplePos="0" relativeHeight="251699200" behindDoc="0" locked="0" layoutInCell="1" allowOverlap="1" wp14:anchorId="55375F86" wp14:editId="6ED1D476">
+                <wp:simplePos x="0" y="0"/>
+                <wp:positionH relativeFrom="margin">
+                  <wp:align>left</wp:align>
+                </wp:positionH>
+                <wp:positionV relativeFrom="paragraph">
+                  <wp:posOffset>3322320</wp:posOffset>
+                </wp:positionV>
+                <wp:extent cx="3502025" cy="586105"/>
+                <wp:effectExtent l="0" t="0" r="22225" b="23495"/>
+                <wp:wrapTopAndBottom/>
+                <wp:docPr id="796908925" name="Rectangle 7"/>
+                <wp:cNvGraphicFramePr/>
+                <a:graphic xmlns:a="http://schemas.openxmlformats.org/drawingml/2006/main">
+                  <a:graphicData uri="http://schemas.microsoft.com/office/word/2010/wordprocessingShape">
+                    <wps:wsp>
+                      <wps:cNvSpPr/>
+                      <wps:spPr>
+                        <a:xfrm>
+                          <a:off x="0" y="0"/>
+                          <a:ext cx="3502025" cy="586596"/>
+                        </a:xfrm>
+                        <a:prstGeom prst="rect">
+                          <a:avLst/>
+                        </a:prstGeom>
+                        <a:solidFill>
+                          <a:schemeClr val="tx2">
+                            <a:lumMod val="20000"/>
+                            <a:lumOff val="80000"/>
+                            <a:alpha val="60000"/>
+                          </a:schemeClr>
+                        </a:solidFill>
+                        <a:ln w="3175"/>
+                      </wps:spPr>
+                      <wps:style>
+                        <a:lnRef idx="2">
+                          <a:schemeClr val="accent1">
+                            <a:shade val="15000"/>
+                          </a:schemeClr>
+                        </a:lnRef>
+                        <a:fillRef idx="1">
+                          <a:schemeClr val="accent1"/>
+                        </a:fillRef>
+                        <a:effectRef idx="0">
+                          <a:schemeClr val="accent1"/>
+                        </a:effectRef>
+                        <a:fontRef idx="minor">
+                          <a:schemeClr val="lt1"/>
+                        </a:fontRef>
+                      </wps:style>
+                      <wps:txbx>
+                        <w:txbxContent>
+                          <w:p>
+                            <w:pPr>
+                              <w:spacing w:after="0" w:line="240" w:lineRule="auto"/>
+                              <w:rPr>
+                                <w:rFonts w:ascii="Cascadia Code" w:hAnsi="Cascadia Code"/>
+                                <w:color w:val="000000" w:themeColor="text1"/>
+                                <w:sz w:val="18"/>
+                                <w:szCs w:val="18"/>
+                              </w:rPr>
+                            </w:pPr>
+                            <w:proofErr w:type="spellStart"/>
+                            <w:proofErr w:type="gramStart"/>
+                            <w:r>
+                              <w:rPr>
+                                <w:rFonts w:ascii="Cascadia Code" w:hAnsi="Cascadia Code"/>
+                                <w:color w:val="000000" w:themeColor="text1"/>
+                                <w:sz w:val="18"/>
+                                <w:szCs w:val="18"/>
+                              </w:rPr>
+                              <w:t>df</w:t>
+                            </w:r>
+                            <w:proofErr w:type="spellEnd"/>
+                            <w:r>
+                              <w:rPr>
+                                <w:rFonts w:ascii="Cascadia Code" w:hAnsi="Cascadia Code"/>
+                                <w:color w:val="000000" w:themeColor="text1"/>
+                                <w:sz w:val="18"/>
+                                <w:szCs w:val="18"/>
+                              </w:rPr>
+                              <w:t>[</w:t>
+                            </w:r>
+                            <w:proofErr w:type="gramEnd"/>
+                            <w:r>
+                              <w:rPr>
+                                <w:rFonts w:ascii="Cascadia Code" w:hAnsi="Cascadia Code"/>
+                                <w:color w:val="000000" w:themeColor="text1"/>
+                                <w:sz w:val="18"/>
+                                <w:szCs w:val="18"/>
+                              </w:rPr>
+                              <w:t>["</w:t>
+                            </w:r>
+                            <w:proofErr w:type="spellStart"/>
+                            <w:r>
+                              <w:rPr>
+                                <w:rFonts w:ascii="Cascadia Code" w:hAnsi="Cascadia Code"/>
+                                <w:color w:val="000000" w:themeColor="text1"/>
+                                <w:sz w:val="18"/>
+                                <w:szCs w:val="18"/>
+                              </w:rPr>
+                              <w:t>Year","Kilometers_Driven","Mileage</w:t>
+                            </w:r>
+                            <w:proofErr w:type="spellEnd"/>
+                            <w:r>
+                              <w:rPr>
+                                <w:rFonts w:ascii="Cascadia Code" w:hAnsi="Cascadia Code"/>
+                                <w:color w:val="000000" w:themeColor="text1"/>
+                                <w:sz w:val="18"/>
+                                <w:szCs w:val="18"/>
+                              </w:rPr>
+                              <w:t>",</w:t>
+                            </w:r>
+                          </w:p>
+                          <w:p>
+                            <w:pPr>
+                              <w:spacing w:after="0" w:line="240" w:lineRule="auto"/>
+                              <w:rPr>
+                                <w:rFonts w:ascii="Cascadia Code" w:hAnsi="Cascadia Code"/>
+                                <w:color w:val="000000" w:themeColor="text1"/>
+                                <w:sz w:val="18"/>
+                                <w:szCs w:val="18"/>
+                              </w:rPr>
+                            </w:pPr>
+                            <w:r>
+                              <w:rPr>
+                                <w:rFonts w:ascii="Cascadia Code" w:hAnsi="Cascadia Code"/>
+                                <w:color w:val="000000" w:themeColor="text1"/>
+                                <w:sz w:val="18"/>
+                                <w:szCs w:val="18"/>
+                              </w:rPr>
+                              <w:t xml:space="preserve">    "</w:t>
+                            </w:r>
+                            <w:proofErr w:type="spellStart"/>
+                            <w:r>
+                              <w:rPr>
+                                <w:rFonts w:ascii="Cascadia Code" w:hAnsi="Cascadia Code"/>
+                                <w:color w:val="000000" w:themeColor="text1"/>
+                                <w:sz w:val="18"/>
+                                <w:szCs w:val="18"/>
+                              </w:rPr>
+                              <w:t>Engine","Power","Seats","Price</w:t>
+                            </w:r>
+                            <w:proofErr w:type="spellEnd"/>
+                            <w:r>
+                              <w:rPr>
+                                <w:rFonts w:ascii="Cascadia Code" w:hAnsi="Cascadia Code"/>
+                                <w:color w:val="000000" w:themeColor="text1"/>
+                                <w:sz w:val="18"/>
+                                <w:szCs w:val="18"/>
+                              </w:rPr>
+                              <w:t>"]</w:t>
+                            </w:r>
+                            <w:proofErr w:type="gramStart"/>
+                            <w:r>
+                              <w:rPr>
+                                <w:rFonts w:ascii="Cascadia Code" w:hAnsi="Cascadia Code"/>
+                                <w:color w:val="000000" w:themeColor="text1"/>
+                                <w:sz w:val="18"/>
+                                <w:szCs w:val="18"/>
+                              </w:rPr>
+                              <w:t>].describe</w:t>
+                            </w:r>
+                            <w:proofErr w:type="gramEnd"/>
+                            <w:r>
+                              <w:rPr>
+                                <w:rFonts w:ascii="Cascadia Code" w:hAnsi="Cascadia Code"/>
+                                <w:color w:val="000000" w:themeColor="text1"/>
+                                <w:sz w:val="18"/>
+                                <w:szCs w:val="18"/>
+                              </w:rPr>
+                              <w:t>()</w:t>
+                            </w:r>
+                          </w:p>
+                        </w:txbxContent>
+                      </wps:txbx>
+                      <wps:bodyPr rot="0" spcFirstLastPara="0" vertOverflow="overflow" horzOverflow="overflow" vert="horz" wrap="square" lIns="91440" tIns="45720" rIns="91440" bIns="45720" numCol="1" spcCol="0" rtlCol="0" fromWordArt="0" anchor="ctr" anchorCtr="0" forceAA="0" compatLnSpc="1">
+                        <a:prstTxWarp prst="textNoShape">
+                          <a:avLst/>
+                        </a:prstTxWarp>
+                        <a:noAutofit/>
+                      </wps:bodyPr>
+                    </wps:wsp>
+                  </a:graphicData>
+                </a:graphic>
+                <wp14:sizeRelH relativeFrom="margin">
+                  <wp14:pctWidth>0</wp14:pctWidth>
+                </wp14:sizeRelH>
+                <wp14:sizeRelV relativeFrom="margin">
+                  <wp14:pctHeight>0</wp14:pctHeight>
+                </wp14:sizeRelV>
+              </wp:anchor>
+            </w:drawing>
+          </mc:Choice>
+          <mc:Fallback>
+            <w:pict>
+              <v:rect w14:anchorId="55375F86" id="Rectangle 7" o:spid="_x0000_s1032" style="position:absolute;margin-left:0;margin-top:261.6pt;width:275.75pt;height:46.15pt;z-index:251699200;visibility:visible;mso-wrap-style:square;mso-width-percent:0;mso-height-percent:0;mso-wrap-distance-left:9pt;mso-wrap-distance-top:0;mso-wrap-distance-right:9pt;mso-wrap-distance-bottom:0;mso-position-horizontal:left;mso-position-horizontal-relative:margin;mso-position-vertical:absolute;mso-position-vertical-relative:text;mso-width-percent:0;mso-height-percent:0;mso-width-relative:margin;mso-height-relative:margin;v-text-anchor:middle" o:gfxdata="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" fillcolor="#d5dce4 [671]" strokecolor="#09101d [484]" strokeweight=".25pt">
+                <v:fill opacity="39321f"/>
+                <v:textbox>
+                  <w:txbxContent>
+                    <w:p>
+                      <w:pPr>
+                        <w:spacing w:after="0" w:line="240" w:lineRule="auto"/>
+                        <w:rPr>
+                          <w:rFonts w:ascii="Cascadia Code" w:hAnsi="Cascadia Code"/>
+                          <w:color w:val="000000" w:themeColor="text1"/>
+                          <w:sz w:val="18"/>
+                          <w:szCs w:val="18"/>
+                        </w:rPr>
+                      </w:pPr>
+                      <w:proofErr w:type="spellStart"/>
+                      <w:proofErr w:type="gramStart"/>
+                      <w:r>
+                        <w:rPr>
+                          <w:rFonts w:ascii="Cascadia Code" w:hAnsi="Cascadia Code"/>
+                          <w:color w:val="000000" w:themeColor="text1"/>
+                          <w:sz w:val="18"/>
+                          <w:szCs w:val="18"/>
+                        </w:rPr>
+                        <w:t>df</w:t>
+                      </w:r>
+                      <w:proofErr w:type="spellEnd"/>
+                      <w:r>
+                        <w:rPr>
+                          <w:rFonts w:ascii="Cascadia Code" w:hAnsi="Cascadia Code"/>
+                          <w:color w:val="000000" w:themeColor="text1"/>
+                          <w:sz w:val="18"/>
+                          <w:szCs w:val="18"/>
+                        </w:rPr>
+                        <w:t>[</w:t>
+                      </w:r>
+                      <w:proofErr w:type="gramEnd"/>
+                      <w:r>
+                        <w:rPr>
+                          <w:rFonts w:ascii="Cascadia Code" w:hAnsi="Cascadia Code"/>
+                          <w:color w:val="000000" w:themeColor="text1"/>
+                          <w:sz w:val="18"/>
+                          <w:szCs w:val="18"/>
+                        </w:rPr>
+                        <w:t>["</w:t>
+                      </w:r>
+                      <w:proofErr w:type="spellStart"/>
+                      <w:r>
+                        <w:rPr>
+                          <w:rFonts w:ascii="Cascadia Code" w:hAnsi="Cascadia Code"/>
+                          <w:color w:val="000000" w:themeColor="text1"/>
+                          <w:sz w:val="18"/>
+                          <w:szCs w:val="18"/>
+                        </w:rPr>
+                        <w:t>Year","Kilometers_Driven","Mileage</w:t>
+                      </w:r>
+                      <w:proofErr w:type="spellEnd"/>
+                      <w:r>
+                        <w:rPr>
+                          <w:rFonts w:ascii="Cascadia Code" w:hAnsi="Cascadia Code"/>
+                          <w:color w:val="000000" w:themeColor="text1"/>
+                          <w:sz w:val="18"/>
+                          <w:szCs w:val="18"/>
+                        </w:rPr>
+                        <w:t>",</w:t>
+                      </w:r>
+                    </w:p>
+                    <w:p>
+                      <w:pPr>
+                        <w:spacing w:after="0" w:line="240" w:lineRule="auto"/>
+                        <w:rPr>
+                          <w:rFonts w:ascii="Cascadia Code" w:hAnsi="Cascadia Code"/>
+                          <w:color w:val="000000" w:themeColor="text1"/>
+                          <w:sz w:val="18"/>
+                          <w:szCs w:val="18"/>
+                        </w:rPr>
+                      </w:pPr>
+                      <w:r>
+                        <w:rPr>
+                          <w:rFonts w:ascii="Cascadia Code" w:hAnsi="Cascadia Code"/>
+                          <w:color w:val="000000" w:themeColor="text1"/>
+                          <w:sz w:val="18"/>
+                          <w:szCs w:val="18"/>
+                        </w:rPr>
+                        <w:t xml:space="preserve">    "</w:t>
+                      </w:r>
+                      <w:proofErr w:type="spellStart"/>
+                      <w:r>
+                        <w:rPr>
+                          <w:rFonts w:ascii="Cascadia Code" w:hAnsi="Cascadia Code"/>
+                          <w:color w:val="000000" w:themeColor="text1"/>
+                          <w:sz w:val="18"/>
+                          <w:szCs w:val="18"/>
+                        </w:rPr>
+                        <w:t>Engine","Power","Seats","Price</w:t>
+                      </w:r>
+                      <w:proofErr w:type="spellEnd"/>
+                      <w:r>
+                        <w:rPr>
+                          <w:rFonts w:ascii="Cascadia Code" w:hAnsi="Cascadia Code"/>
+                          <w:color w:val="000000" w:themeColor="text1"/>
+                          <w:sz w:val="18"/>
+                          <w:szCs w:val="18"/>
+                        </w:rPr>
+                        <w:t>"]</w:t>
+                      </w:r>
+                      <w:proofErr w:type="gramStart"/>
+                      <w:r>
+                        <w:rPr>
+                          <w:rFonts w:ascii="Cascadia Code" w:hAnsi="Cascadia Code"/>
+                          <w:color w:val="000000" w:themeColor="text1"/>
+                          <w:sz w:val="18"/>
+                          <w:szCs w:val="18"/>
+                        </w:rPr>
+                        <w:t>].describe</w:t>
+                      </w:r>
+                      <w:proofErr w:type="gramEnd"/>
+                      <w:r>
+                        <w:rPr>
+                          <w:rFonts w:ascii="Cascadia Code" w:hAnsi="Cascadia Code"/>
+                          <w:color w:val="000000" w:themeColor="text1"/>
+                          <w:sz w:val="18"/>
+                          <w:szCs w:val="18"/>
+                        </w:rPr>
+                        <w:t>()</w:t>
+                      </w:r>
+                    </w:p>
+                  </w:txbxContent>
+                </v:textbox>
+                <w10:wrap type="topAndBottom" anchorx="margin"/>
+              </v:rect>
+            </w:pict>
+          </mc:Fallback>
+        </mc:AlternateContent>
+      </w:r>
+      <w:r>
+        <w:rPr>
+          <w:rFonts w:asciiTheme="majorBidi" w:hAnsiTheme="majorBidi" w:cstheme="majorBidi"/>
+          <w:sz w:val="22"/>
+          <w:szCs w:val="22"/>
+        </w:rPr>
+        <w:drawing>
+          <wp:inline distT="0" distB="0" distL="0" distR="0" wp14:anchorId="70F167C5" wp14:editId="0458C673">
+            <wp:extent cx="6858000" cy="3199765"/>
+            <wp:effectExtent l="0" t="0" r="0" b="635"/>
+            <wp:docPr id="977343933" name="صورة 1"/>
+            <wp:cNvGraphicFramePr>
+              <a:graphicFrameLocks xmlns:a="http://schemas.openxmlformats.org/drawingml/2006/main" noChangeAspect="1"/>
+            </wp:cNvGraphicFramePr>
+            <a:graphic xmlns:a="http://schemas.openxmlformats.org/drawingml/2006/main">
+              <a:graphicData uri="http://schemas.openxmlformats.org/drawingml/2006/picture">
+                <pic:pic xmlns:pic="http://schemas.openxmlformats.org/drawingml/2006/picture">
+                  <pic:nvPicPr>
+                    <pic:cNvPr id="977343933" name=""/>
+                    <pic:cNvPicPr/>
+                  </pic:nvPicPr>
+                  <pic:blipFill>
+                    <a:blip r:embed="rId11"/>
+                    <a:stretch>
+                      <a:fillRect/>
+                    </a:stretch>
+                  </pic:blipFill>
+                  <pic:spPr>
+                    <a:xfrm>
+                      <a:off x="0" y="0"/>
+                      <a:ext cx="6858000" cy="3199765"/>
+                    </a:xfrm>
+                    <a:prstGeom prst="rect">
+                      <a:avLst/>
+                    </a:prstGeom>
+                  </pic:spPr>
+                </pic:pic>
+              </a:graphicData>
+            </a:graphic>
+          </wp:inline>
+        </w:drawing>
+      </w:r>
+    </w:p>
+    <w:p>
+      <w:pPr>
+        <w:ind w:firstLine="720"/>
+        <w:rPr>
+          <w:rFonts w:asciiTheme="majorBidi" w:hAnsiTheme="majorBidi" w:cstheme="majorBidi"/>
+          <w:sz w:val="22"/>
+          <w:szCs w:val="22"/>
+        </w:rPr>
+      </w:pPr>
     </w:p>
     <w:p>
       <w:pPr>
@@ -4031,6 +4254,7 @@
           <w:sz w:val="22"/>
           <w:szCs w:val="22"/>
         </w:rPr>
+        <w:lastRenderedPageBreak/>
         <w:t>Quartiles</w:t>
       </w:r>
     </w:p>
@@ -4078,64 +4302,9 @@
           <w:sz w:val="22"/>
           <w:szCs w:val="22"/>
         </w:rPr>
-        <w:t>1.3 Data Type Conversion</w:t>
-      </w:r>
-    </w:p>
-    <w:p>
-      <w:pPr>
-        <w:rPr>
-          <w:rFonts w:asciiTheme="majorBidi" w:hAnsiTheme="majorBidi" w:cstheme="majorBidi"/>
-          <w:sz w:val="22"/>
-          <w:szCs w:val="22"/>
-        </w:rPr>
-      </w:pPr>
-      <w:r>
-        <w:rPr>
-          <w:rFonts w:asciiTheme="majorBidi" w:hAnsiTheme="majorBidi" w:cstheme="majorBidi"/>
-          <w:sz w:val="22"/>
-          <w:szCs w:val="22"/>
-        </w:rPr>
-        <w:t>Several columns contained measurement units embedded within text values. These units needed to be removed before the data could be processed numerically.</w:t>
-      </w:r>
-    </w:p>
-    <w:p>
-      <w:pPr>
-        <w:rPr>
-          <w:rFonts w:asciiTheme="majorBidi" w:hAnsiTheme="majorBidi" w:cstheme="majorBidi"/>
-          <w:sz w:val="22"/>
-          <w:szCs w:val="22"/>
-        </w:rPr>
-      </w:pPr>
-    </w:p>
-    <w:p>
-      <w:pPr>
-        <w:rPr>
-          <w:rFonts w:asciiTheme="majorBidi" w:hAnsiTheme="majorBidi" w:cstheme="majorBidi"/>
-          <w:sz w:val="22"/>
-          <w:szCs w:val="22"/>
-        </w:rPr>
-      </w:pPr>
-    </w:p>
-    <w:p>
-      <w:pPr>
-        <w:rPr>
-          <w:rFonts w:asciiTheme="majorBidi" w:hAnsiTheme="majorBidi" w:cstheme="majorBidi"/>
-          <w:sz w:val="22"/>
-          <w:szCs w:val="22"/>
-        </w:rPr>
-      </w:pPr>
-    </w:p>
-    <w:p>
-      <w:pPr>
-        <w:rPr>
-          <w:rFonts w:asciiTheme="majorBidi" w:hAnsiTheme="majorBidi" w:cstheme="majorBidi"/>
-          <w:sz w:val="22"/>
-          <w:szCs w:val="22"/>
-        </w:rPr>
-      </w:pPr>
-    </w:p>
-    <w:p>
-      <w:pPr>
+        <w:t>1.</w:t>
+      </w:r>
+      <w:r>
         <w:rPr>
           <w:rFonts w:asciiTheme="majorBidi" w:hAnsiTheme="majorBidi" w:cstheme="majorBidi"/>
           <w:b/>
@@ -4143,7 +4312,8 @@
           <w:sz w:val="22"/>
           <w:szCs w:val="22"/>
         </w:rPr>
-      </w:pPr>
+        <w:t>4</w:t>
+      </w:r>
       <w:r>
         <w:rPr>
           <w:rFonts w:asciiTheme="majorBidi" w:hAnsiTheme="majorBidi" w:cstheme="majorBidi"/>
@@ -4152,7 +4322,24 @@
           <w:sz w:val="22"/>
           <w:szCs w:val="22"/>
         </w:rPr>
-        <w:t>Mileage Conversion</w:t>
+        <w:t xml:space="preserve"> Data Type Conversion</w:t>
+      </w:r>
+    </w:p>
+    <w:p>
+      <w:pPr>
+        <w:rPr>
+          <w:rFonts w:asciiTheme="majorBidi" w:hAnsiTheme="majorBidi" w:cstheme="majorBidi"/>
+          <w:sz w:val="22"/>
+          <w:szCs w:val="22"/>
+        </w:rPr>
+      </w:pPr>
+      <w:r>
+        <w:rPr>
+          <w:rFonts w:asciiTheme="majorBidi" w:hAnsiTheme="majorBidi" w:cstheme="majorBidi"/>
+          <w:sz w:val="22"/>
+          <w:szCs w:val="22"/>
+        </w:rPr>
+        <w:t>Several columns contained measurement units embedded within text values. These units needed to be removed before the data could be processed numerically.</w:t>
       </w:r>
     </w:p>
     <w:p>
@@ -4173,17 +4360,1911 @@
           <w:sz w:val="22"/>
           <w:szCs w:val="22"/>
         </w:rPr>
-        <w:t>Code</w:t>
-      </w:r>
-    </w:p>
-    <w:p>
-      <w:pPr>
-        <w:rPr>
-          <w:rFonts w:asciiTheme="majorBidi" w:hAnsiTheme="majorBidi" w:cstheme="majorBidi"/>
-          <w:sz w:val="22"/>
-          <w:szCs w:val="22"/>
-        </w:rPr>
-      </w:pPr>
+        <w:t>1.</w:t>
+      </w:r>
+      <w:r>
+        <w:rPr>
+          <w:rFonts w:asciiTheme="majorBidi" w:hAnsiTheme="majorBidi" w:cstheme="majorBidi"/>
+          <w:b/>
+          <w:bCs/>
+          <w:sz w:val="22"/>
+          <w:szCs w:val="22"/>
+        </w:rPr>
+        <w:t>5</w:t>
+      </w:r>
+      <w:r>
+        <w:rPr>
+          <w:rFonts w:asciiTheme="majorBidi" w:hAnsiTheme="majorBidi" w:cstheme="majorBidi"/>
+          <w:b/>
+          <w:bCs/>
+          <w:sz w:val="22"/>
+          <w:szCs w:val="22"/>
+        </w:rPr>
+        <w:t xml:space="preserve"> Missing Values Treatment</w:t>
+      </w:r>
+    </w:p>
+    <w:p>
+      <w:pPr>
+        <w:rPr>
+          <w:rFonts w:asciiTheme="majorBidi" w:hAnsiTheme="majorBidi" w:cstheme="majorBidi"/>
+          <w:sz w:val="22"/>
+          <w:szCs w:val="22"/>
+        </w:rPr>
+      </w:pPr>
+      <w:r>
+        <w:rPr>
+          <w:rFonts w:asciiTheme="majorBidi" w:hAnsiTheme="majorBidi" w:cstheme="majorBidi"/>
+          <w:sz w:val="22"/>
+          <w:szCs w:val="22"/>
+        </w:rPr>
+        <w:t>Several features contained missing values.</w:t>
+      </w:r>
+    </w:p>
+    <w:p>
+      <w:pPr>
+        <w:rPr>
+          <w:rFonts w:asciiTheme="majorBidi" w:hAnsiTheme="majorBidi" w:cstheme="majorBidi"/>
+          <w:b/>
+          <w:bCs/>
+          <w:sz w:val="22"/>
+          <w:szCs w:val="22"/>
+        </w:rPr>
+      </w:pPr>
+      <w:r>
+        <w:rPr>
+          <w:rFonts w:asciiTheme="majorBidi" w:hAnsiTheme="majorBidi" w:cstheme="majorBidi"/>
+          <w:b/>
+          <w:bCs/>
+          <w:sz w:val="22"/>
+          <w:szCs w:val="22"/>
+        </w:rPr>
+        <w:t>Mileage</w:t>
+      </w:r>
+    </w:p>
+    <w:p>
+      <w:pPr>
+        <w:rPr>
+          <w:rFonts w:asciiTheme="majorBidi" w:hAnsiTheme="majorBidi" w:cstheme="majorBidi"/>
+          <w:b/>
+          <w:bCs/>
+          <w:sz w:val="22"/>
+          <w:szCs w:val="22"/>
+        </w:rPr>
+      </w:pPr>
+      <w:r>
+        <w:rPr>
+          <w:rFonts w:asciiTheme="majorBidi" w:hAnsiTheme="majorBidi" w:cstheme="majorBidi"/>
+          <w:b/>
+          <w:bCs/>
+          <w:sz w:val="22"/>
+          <w:szCs w:val="22"/>
+        </w:rPr>
+        <w:drawing>
+          <wp:inline distT="0" distB="0" distL="0" distR="0" wp14:anchorId="47308BF6" wp14:editId="2C76402C">
+            <wp:extent cx="5839640" cy="1105054"/>
+            <wp:effectExtent l="0" t="0" r="8890" b="0"/>
+            <wp:docPr id="217341358" name="صورة 1"/>
+            <wp:cNvGraphicFramePr>
+              <a:graphicFrameLocks xmlns:a="http://schemas.openxmlformats.org/drawingml/2006/main" noChangeAspect="1"/>
+            </wp:cNvGraphicFramePr>
+            <a:graphic xmlns:a="http://schemas.openxmlformats.org/drawingml/2006/main">
+              <a:graphicData uri="http://schemas.openxmlformats.org/drawingml/2006/picture">
+                <pic:pic xmlns:pic="http://schemas.openxmlformats.org/drawingml/2006/picture">
+                  <pic:nvPicPr>
+                    <pic:cNvPr id="217341358" name=""/>
+                    <pic:cNvPicPr/>
+                  </pic:nvPicPr>
+                  <pic:blipFill>
+                    <a:blip r:embed="rId12"/>
+                    <a:stretch>
+                      <a:fillRect/>
+                    </a:stretch>
+                  </pic:blipFill>
+                  <pic:spPr>
+                    <a:xfrm>
+                      <a:off x="0" y="0"/>
+                      <a:ext cx="5839640" cy="1105054"/>
+                    </a:xfrm>
+                    <a:prstGeom prst="rect">
+                      <a:avLst/>
+                    </a:prstGeom>
+                  </pic:spPr>
+                </pic:pic>
+              </a:graphicData>
+            </a:graphic>
+          </wp:inline>
+        </w:drawing>
+      </w:r>
+    </w:p>
+    <w:p>
+      <w:pPr>
+        <w:rPr>
+          <w:rFonts w:asciiTheme="majorBidi" w:hAnsiTheme="majorBidi" w:cstheme="majorBidi"/>
+          <w:sz w:val="22"/>
+          <w:szCs w:val="22"/>
+        </w:rPr>
+      </w:pPr>
+      <w:r>
+        <w:rPr>
+          <w:rFonts w:ascii="Times New Roman" w:hAnsi="Times New Roman" w:cs="Times New Roman"/>
+          <w:noProof/>
+          <w:kern w:val="0"/>
+          <w14:ligatures w14:val="none"/>
+        </w:rPr>
+        <mc:AlternateContent>
+          <mc:Choice Requires="wps">
+            <w:drawing>
+              <wp:anchor distT="0" distB="0" distL="114300" distR="114300" simplePos="0" relativeHeight="251701248" behindDoc="0" locked="0" layoutInCell="1" allowOverlap="1" wp14:anchorId="755AA688" wp14:editId="09D5DFCB">
+                <wp:simplePos x="0" y="0"/>
+                <wp:positionH relativeFrom="margin">
+                  <wp:align>left</wp:align>
+                </wp:positionH>
+                <wp:positionV relativeFrom="paragraph">
+                  <wp:posOffset>257451</wp:posOffset>
+                </wp:positionV>
+                <wp:extent cx="4972050" cy="499745"/>
+                <wp:effectExtent l="0" t="0" r="19050" b="14605"/>
+                <wp:wrapTopAndBottom/>
+                <wp:docPr id="1921912756" name="مستطيل 1"/>
+                <wp:cNvGraphicFramePr/>
+                <a:graphic xmlns:a="http://schemas.openxmlformats.org/drawingml/2006/main">
+                  <a:graphicData uri="http://schemas.microsoft.com/office/word/2010/wordprocessingShape">
+                    <wps:wsp>
+                      <wps:cNvSpPr/>
+                      <wps:spPr>
+                        <a:xfrm>
+                          <a:off x="0" y="0"/>
+                          <a:ext cx="4972050" cy="499745"/>
+                        </a:xfrm>
+                        <a:prstGeom prst="rect">
+                          <a:avLst/>
+                        </a:prstGeom>
+                        <a:solidFill>
+                          <a:schemeClr val="tx2">
+                            <a:lumMod val="20000"/>
+                            <a:lumOff val="80000"/>
+                            <a:alpha val="60000"/>
+                          </a:schemeClr>
+                        </a:solidFill>
+                        <a:ln w="3175"/>
+                      </wps:spPr>
+                      <wps:style>
+                        <a:lnRef idx="2">
+                          <a:schemeClr val="accent1">
+                            <a:shade val="15000"/>
+                          </a:schemeClr>
+                        </a:lnRef>
+                        <a:fillRef idx="1">
+                          <a:schemeClr val="accent1"/>
+                        </a:fillRef>
+                        <a:effectRef idx="0">
+                          <a:schemeClr val="accent1"/>
+                        </a:effectRef>
+                        <a:fontRef idx="minor">
+                          <a:schemeClr val="lt1"/>
+                        </a:fontRef>
+                      </wps:style>
+                      <wps:txbx>
+                        <w:txbxContent>
+                          <w:p>
+                            <w:pPr>
+                              <w:spacing w:after="0" w:line="240" w:lineRule="auto"/>
+                              <w:rPr>
+                                <w:rFonts w:ascii="Cascadia Code" w:hAnsi="Cascadia Code"/>
+                                <w:color w:val="000000" w:themeColor="text1"/>
+                                <w:sz w:val="18"/>
+                                <w:szCs w:val="18"/>
+                              </w:rPr>
+                            </w:pPr>
+                            <w:proofErr w:type="spellStart"/>
+                            <w:r>
+                              <w:rPr>
+                                <w:rFonts w:ascii="Cascadia Code" w:hAnsi="Cascadia Code"/>
+                                <w:color w:val="000000" w:themeColor="text1"/>
+                                <w:sz w:val="18"/>
+                                <w:szCs w:val="18"/>
+                              </w:rPr>
+                              <w:t>df.loc</w:t>
+                            </w:r>
+                            <w:proofErr w:type="spellEnd"/>
+                            <w:r>
+                              <w:rPr>
+                                <w:rFonts w:ascii="Cascadia Code" w:hAnsi="Cascadia Code"/>
+                                <w:color w:val="000000" w:themeColor="text1"/>
+                                <w:sz w:val="18"/>
+                                <w:szCs w:val="18"/>
+                              </w:rPr>
+                              <w:t>[</w:t>
+                            </w:r>
+                            <w:proofErr w:type="spellStart"/>
+                            <w:r>
+                              <w:rPr>
+                                <w:rFonts w:ascii="Cascadia Code" w:hAnsi="Cascadia Code"/>
+                                <w:color w:val="000000" w:themeColor="text1"/>
+                                <w:sz w:val="18"/>
+                                <w:szCs w:val="18"/>
+                              </w:rPr>
+                              <w:t>df</w:t>
+                            </w:r>
+                            <w:proofErr w:type="spellEnd"/>
+                            <w:r>
+                              <w:rPr>
+                                <w:rFonts w:ascii="Cascadia Code" w:hAnsi="Cascadia Code"/>
+                                <w:color w:val="000000" w:themeColor="text1"/>
+                                <w:sz w:val="18"/>
+                                <w:szCs w:val="18"/>
+                              </w:rPr>
+                              <w:t xml:space="preserve">["Mileage"] == 0, "Mileage"] = </w:t>
+                            </w:r>
+                            <w:proofErr w:type="spellStart"/>
+                            <w:r>
+                              <w:rPr>
+                                <w:rFonts w:ascii="Cascadia Code" w:hAnsi="Cascadia Code"/>
+                                <w:color w:val="000000" w:themeColor="text1"/>
+                                <w:sz w:val="18"/>
+                                <w:szCs w:val="18"/>
+                              </w:rPr>
+                              <w:t>np.nan</w:t>
+                            </w:r>
+                            <w:proofErr w:type="spellEnd"/>
+                          </w:p>
+                          <w:p>
+                            <w:pPr>
+                              <w:spacing w:after="0" w:line="240" w:lineRule="auto"/>
+                              <w:rPr>
+                                <w:rFonts w:ascii="Cascadia Code" w:hAnsi="Cascadia Code"/>
+                                <w:color w:val="000000" w:themeColor="text1"/>
+                                <w:sz w:val="18"/>
+                                <w:szCs w:val="18"/>
+                              </w:rPr>
+                            </w:pPr>
+                            <w:proofErr w:type="spellStart"/>
+                            <w:r>
+                              <w:rPr>
+                                <w:rFonts w:ascii="Cascadia Code" w:hAnsi="Cascadia Code"/>
+                                <w:color w:val="000000" w:themeColor="text1"/>
+                                <w:sz w:val="18"/>
+                                <w:szCs w:val="18"/>
+                              </w:rPr>
+                              <w:t>df</w:t>
+                            </w:r>
+                            <w:proofErr w:type="spellEnd"/>
+                            <w:r>
+                              <w:rPr>
+                                <w:rFonts w:ascii="Cascadia Code" w:hAnsi="Cascadia Code"/>
+                                <w:color w:val="000000" w:themeColor="text1"/>
+                                <w:sz w:val="18"/>
+                                <w:szCs w:val="18"/>
+                              </w:rPr>
+                              <w:t xml:space="preserve">["Mileage"] = </w:t>
+                            </w:r>
+                            <w:proofErr w:type="spellStart"/>
+                            <w:r>
+                              <w:rPr>
+                                <w:rFonts w:ascii="Cascadia Code" w:hAnsi="Cascadia Code"/>
+                                <w:color w:val="000000" w:themeColor="text1"/>
+                                <w:sz w:val="18"/>
+                                <w:szCs w:val="18"/>
+                              </w:rPr>
+                              <w:t>df</w:t>
+                            </w:r>
+                            <w:proofErr w:type="spellEnd"/>
+                            <w:r>
+                              <w:rPr>
+                                <w:rFonts w:ascii="Cascadia Code" w:hAnsi="Cascadia Code"/>
+                                <w:color w:val="000000" w:themeColor="text1"/>
+                                <w:sz w:val="18"/>
+                                <w:szCs w:val="18"/>
+                              </w:rPr>
+                              <w:t>["Mileage"</w:t>
+                            </w:r>
+                            <w:proofErr w:type="gramStart"/>
+                            <w:r>
+                              <w:rPr>
+                                <w:rFonts w:ascii="Cascadia Code" w:hAnsi="Cascadia Code"/>
+                                <w:color w:val="000000" w:themeColor="text1"/>
+                                <w:sz w:val="18"/>
+                                <w:szCs w:val="18"/>
+                              </w:rPr>
+                              <w:t>].</w:t>
+                            </w:r>
+                            <w:proofErr w:type="spellStart"/>
+                            <w:r>
+                              <w:rPr>
+                                <w:rFonts w:ascii="Cascadia Code" w:hAnsi="Cascadia Code"/>
+                                <w:color w:val="000000" w:themeColor="text1"/>
+                                <w:sz w:val="18"/>
+                                <w:szCs w:val="18"/>
+                              </w:rPr>
+                              <w:t>fillna</w:t>
+                            </w:r>
+                            <w:proofErr w:type="spellEnd"/>
+                            <w:proofErr w:type="gramEnd"/>
+                            <w:r>
+                              <w:rPr>
+                                <w:rFonts w:ascii="Cascadia Code" w:hAnsi="Cascadia Code"/>
+                                <w:color w:val="000000" w:themeColor="text1"/>
+                                <w:sz w:val="18"/>
+                                <w:szCs w:val="18"/>
+                              </w:rPr>
+                              <w:t>(</w:t>
+                            </w:r>
+                            <w:proofErr w:type="spellStart"/>
+                            <w:r>
+                              <w:rPr>
+                                <w:rFonts w:ascii="Cascadia Code" w:hAnsi="Cascadia Code"/>
+                                <w:color w:val="000000" w:themeColor="text1"/>
+                                <w:sz w:val="18"/>
+                                <w:szCs w:val="18"/>
+                              </w:rPr>
+                              <w:t>df</w:t>
+                            </w:r>
+                            <w:proofErr w:type="spellEnd"/>
+                            <w:r>
+                              <w:rPr>
+                                <w:rFonts w:ascii="Cascadia Code" w:hAnsi="Cascadia Code"/>
+                                <w:color w:val="000000" w:themeColor="text1"/>
+                                <w:sz w:val="18"/>
+                                <w:szCs w:val="18"/>
+                              </w:rPr>
+                              <w:t>["Mileage"].median())</w:t>
+                            </w:r>
+                          </w:p>
+                        </w:txbxContent>
+                      </wps:txbx>
+                      <wps:bodyPr rot="0" spcFirstLastPara="0" vertOverflow="clip" horzOverflow="clip" vert="horz" wrap="square" lIns="91440" tIns="45720" rIns="91440" bIns="45720" numCol="1" spcCol="0" rtlCol="0" fromWordArt="0" anchor="ctr" anchorCtr="0" forceAA="0" compatLnSpc="1">
+                        <a:prstTxWarp prst="textNoShape">
+                          <a:avLst/>
+                        </a:prstTxWarp>
+                        <a:noAutofit/>
+                      </wps:bodyPr>
+                    </wps:wsp>
+                  </a:graphicData>
+                </a:graphic>
+                <wp14:sizeRelH relativeFrom="margin">
+                  <wp14:pctWidth>0</wp14:pctWidth>
+                </wp14:sizeRelH>
+                <wp14:sizeRelV relativeFrom="margin">
+                  <wp14:pctHeight>0</wp14:pctHeight>
+                </wp14:sizeRelV>
+              </wp:anchor>
+            </w:drawing>
+          </mc:Choice>
+          <mc:Fallback>
+            <w:pict>
+              <v:rect w14:anchorId="755AA688" id="_x0000_s1033" style="position:absolute;margin-left:0;margin-top:20.25pt;width:391.5pt;height:39.35pt;z-index:251701248;visibility:visible;mso-wrap-style:square;mso-width-percent:0;mso-height-percent:0;mso-wrap-distance-left:9pt;mso-wrap-distance-top:0;mso-wrap-distance-right:9pt;mso-wrap-distance-bottom:0;mso-position-horizontal:left;mso-position-horizontal-relative:margin;mso-position-vertical:absolute;mso-position-vertical-relative:text;mso-width-percent:0;mso-height-percent:0;mso-width-relative:margin;mso-height-relative:margin;v-text-anchor:middle" o:gfxdata="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" fillcolor="#d5dce4 [671]" strokecolor="#09101d [484]" strokeweight=".25pt">
+                <v:fill opacity="39321f"/>
+                <v:textbox>
+                  <w:txbxContent>
+                    <w:p>
+                      <w:pPr>
+                        <w:spacing w:after="0" w:line="240" w:lineRule="auto"/>
+                        <w:rPr>
+                          <w:rFonts w:ascii="Cascadia Code" w:hAnsi="Cascadia Code"/>
+                          <w:color w:val="000000" w:themeColor="text1"/>
+                          <w:sz w:val="18"/>
+                          <w:szCs w:val="18"/>
+                        </w:rPr>
+                      </w:pPr>
+                      <w:proofErr w:type="spellStart"/>
+                      <w:r>
+                        <w:rPr>
+                          <w:rFonts w:ascii="Cascadia Code" w:hAnsi="Cascadia Code"/>
+                          <w:color w:val="000000" w:themeColor="text1"/>
+                          <w:sz w:val="18"/>
+                          <w:szCs w:val="18"/>
+                        </w:rPr>
+                        <w:t>df.loc</w:t>
+                      </w:r>
+                      <w:proofErr w:type="spellEnd"/>
+                      <w:r>
+                        <w:rPr>
+                          <w:rFonts w:ascii="Cascadia Code" w:hAnsi="Cascadia Code"/>
+                          <w:color w:val="000000" w:themeColor="text1"/>
+                          <w:sz w:val="18"/>
+                          <w:szCs w:val="18"/>
+                        </w:rPr>
+                        <w:t>[</w:t>
+                      </w:r>
+                      <w:proofErr w:type="spellStart"/>
+                      <w:r>
+                        <w:rPr>
+                          <w:rFonts w:ascii="Cascadia Code" w:hAnsi="Cascadia Code"/>
+                          <w:color w:val="000000" w:themeColor="text1"/>
+                          <w:sz w:val="18"/>
+                          <w:szCs w:val="18"/>
+                        </w:rPr>
+                        <w:t>df</w:t>
+                      </w:r>
+                      <w:proofErr w:type="spellEnd"/>
+                      <w:r>
+                        <w:rPr>
+                          <w:rFonts w:ascii="Cascadia Code" w:hAnsi="Cascadia Code"/>
+                          <w:color w:val="000000" w:themeColor="text1"/>
+                          <w:sz w:val="18"/>
+                          <w:szCs w:val="18"/>
+                        </w:rPr>
+                        <w:t xml:space="preserve">["Mileage"] == 0, "Mileage"] = </w:t>
+                      </w:r>
+                      <w:proofErr w:type="spellStart"/>
+                      <w:r>
+                        <w:rPr>
+                          <w:rFonts w:ascii="Cascadia Code" w:hAnsi="Cascadia Code"/>
+                          <w:color w:val="000000" w:themeColor="text1"/>
+                          <w:sz w:val="18"/>
+                          <w:szCs w:val="18"/>
+                        </w:rPr>
+                        <w:t>np.nan</w:t>
+                      </w:r>
+                      <w:proofErr w:type="spellEnd"/>
+                    </w:p>
+                    <w:p>
+                      <w:pPr>
+                        <w:spacing w:after="0" w:line="240" w:lineRule="auto"/>
+                        <w:rPr>
+                          <w:rFonts w:ascii="Cascadia Code" w:hAnsi="Cascadia Code"/>
+                          <w:color w:val="000000" w:themeColor="text1"/>
+                          <w:sz w:val="18"/>
+                          <w:szCs w:val="18"/>
+                        </w:rPr>
+                      </w:pPr>
+                      <w:proofErr w:type="spellStart"/>
+                      <w:r>
+                        <w:rPr>
+                          <w:rFonts w:ascii="Cascadia Code" w:hAnsi="Cascadia Code"/>
+                          <w:color w:val="000000" w:themeColor="text1"/>
+                          <w:sz w:val="18"/>
+                          <w:szCs w:val="18"/>
+                        </w:rPr>
+                        <w:t>df</w:t>
+                      </w:r>
+                      <w:proofErr w:type="spellEnd"/>
+                      <w:r>
+                        <w:rPr>
+                          <w:rFonts w:ascii="Cascadia Code" w:hAnsi="Cascadia Code"/>
+                          <w:color w:val="000000" w:themeColor="text1"/>
+                          <w:sz w:val="18"/>
+                          <w:szCs w:val="18"/>
+                        </w:rPr>
+                        <w:t xml:space="preserve">["Mileage"] = </w:t>
+                      </w:r>
+                      <w:proofErr w:type="spellStart"/>
+                      <w:r>
+                        <w:rPr>
+                          <w:rFonts w:ascii="Cascadia Code" w:hAnsi="Cascadia Code"/>
+                          <w:color w:val="000000" w:themeColor="text1"/>
+                          <w:sz w:val="18"/>
+                          <w:szCs w:val="18"/>
+                        </w:rPr>
+                        <w:t>df</w:t>
+                      </w:r>
+                      <w:proofErr w:type="spellEnd"/>
+                      <w:r>
+                        <w:rPr>
+                          <w:rFonts w:ascii="Cascadia Code" w:hAnsi="Cascadia Code"/>
+                          <w:color w:val="000000" w:themeColor="text1"/>
+                          <w:sz w:val="18"/>
+                          <w:szCs w:val="18"/>
+                        </w:rPr>
+                        <w:t>["Mileage"</w:t>
+                      </w:r>
+                      <w:proofErr w:type="gramStart"/>
+                      <w:r>
+                        <w:rPr>
+                          <w:rFonts w:ascii="Cascadia Code" w:hAnsi="Cascadia Code"/>
+                          <w:color w:val="000000" w:themeColor="text1"/>
+                          <w:sz w:val="18"/>
+                          <w:szCs w:val="18"/>
+                        </w:rPr>
+                        <w:t>].</w:t>
+                      </w:r>
+                      <w:proofErr w:type="spellStart"/>
+                      <w:r>
+                        <w:rPr>
+                          <w:rFonts w:ascii="Cascadia Code" w:hAnsi="Cascadia Code"/>
+                          <w:color w:val="000000" w:themeColor="text1"/>
+                          <w:sz w:val="18"/>
+                          <w:szCs w:val="18"/>
+                        </w:rPr>
+                        <w:t>fillna</w:t>
+                      </w:r>
+                      <w:proofErr w:type="spellEnd"/>
+                      <w:proofErr w:type="gramEnd"/>
+                      <w:r>
+                        <w:rPr>
+                          <w:rFonts w:ascii="Cascadia Code" w:hAnsi="Cascadia Code"/>
+                          <w:color w:val="000000" w:themeColor="text1"/>
+                          <w:sz w:val="18"/>
+                          <w:szCs w:val="18"/>
+                        </w:rPr>
+                        <w:t>(</w:t>
+                      </w:r>
+                      <w:proofErr w:type="spellStart"/>
+                      <w:r>
+                        <w:rPr>
+                          <w:rFonts w:ascii="Cascadia Code" w:hAnsi="Cascadia Code"/>
+                          <w:color w:val="000000" w:themeColor="text1"/>
+                          <w:sz w:val="18"/>
+                          <w:szCs w:val="18"/>
+                        </w:rPr>
+                        <w:t>df</w:t>
+                      </w:r>
+                      <w:proofErr w:type="spellEnd"/>
+                      <w:r>
+                        <w:rPr>
+                          <w:rFonts w:ascii="Cascadia Code" w:hAnsi="Cascadia Code"/>
+                          <w:color w:val="000000" w:themeColor="text1"/>
+                          <w:sz w:val="18"/>
+                          <w:szCs w:val="18"/>
+                        </w:rPr>
+                        <w:t>["Mileage"].median())</w:t>
+                      </w:r>
+                    </w:p>
+                  </w:txbxContent>
+                </v:textbox>
+                <w10:wrap type="topAndBottom" anchorx="margin"/>
+              </v:rect>
+            </w:pict>
+          </mc:Fallback>
+        </mc:AlternateContent>
+      </w:r>
+      <w:r>
+        <w:rPr>
+          <w:rFonts w:asciiTheme="majorBidi" w:hAnsiTheme="majorBidi" w:cstheme="majorBidi"/>
+          <w:sz w:val="22"/>
+          <w:szCs w:val="22"/>
+        </w:rPr>
+        <w:t>The median was chosen because it is robust against extreme values.</w:t>
+      </w:r>
+    </w:p>
+    <w:p>
+      <w:pPr>
+        <w:rPr>
+          <w:rFonts w:asciiTheme="majorBidi" w:hAnsiTheme="majorBidi" w:cstheme="majorBidi"/>
+          <w:sz w:val="22"/>
+          <w:szCs w:val="22"/>
+        </w:rPr>
+      </w:pPr>
+    </w:p>
+    <w:p>
+      <w:pPr>
+        <w:rPr>
+          <w:rFonts w:asciiTheme="majorBidi" w:hAnsiTheme="majorBidi" w:cstheme="majorBidi"/>
+          <w:b/>
+          <w:bCs/>
+          <w:sz w:val="22"/>
+          <w:szCs w:val="22"/>
+        </w:rPr>
+      </w:pPr>
+      <w:r>
+        <w:rPr>
+          <w:rFonts w:asciiTheme="majorBidi" w:hAnsiTheme="majorBidi" w:cstheme="majorBidi"/>
+          <w:b/>
+          <w:bCs/>
+          <w:sz w:val="22"/>
+          <w:szCs w:val="22"/>
+        </w:rPr>
+        <w:t>Engine</w:t>
+      </w:r>
+    </w:p>
+    <w:p>
+      <w:pPr>
+        <w:rPr>
+          <w:rFonts w:asciiTheme="majorBidi" w:hAnsiTheme="majorBidi" w:cstheme="majorBidi"/>
+          <w:sz w:val="22"/>
+          <w:szCs w:val="22"/>
+        </w:rPr>
+      </w:pPr>
+      <w:r>
+        <w:rPr>
+          <w:rFonts w:ascii="Times New Roman" w:hAnsi="Times New Roman" w:cs="Times New Roman"/>
+          <w:noProof/>
+          <w:kern w:val="0"/>
+          <w14:ligatures w14:val="none"/>
+        </w:rPr>
+        <mc:AlternateContent>
+          <mc:Choice Requires="wps">
+            <w:drawing>
+              <wp:anchor distT="0" distB="0" distL="114300" distR="114300" simplePos="0" relativeHeight="251703296" behindDoc="0" locked="0" layoutInCell="1" allowOverlap="1" wp14:anchorId="100F87EC" wp14:editId="54C525B2">
+                <wp:simplePos x="0" y="0"/>
+                <wp:positionH relativeFrom="margin">
+                  <wp:align>left</wp:align>
+                </wp:positionH>
+                <wp:positionV relativeFrom="paragraph">
+                  <wp:posOffset>1799973</wp:posOffset>
+                </wp:positionV>
+                <wp:extent cx="4295775" cy="474345"/>
+                <wp:effectExtent l="0" t="0" r="28575" b="20955"/>
+                <wp:wrapTopAndBottom/>
+                <wp:docPr id="2027557793" name="مستطيل 2"/>
+                <wp:cNvGraphicFramePr/>
+                <a:graphic xmlns:a="http://schemas.openxmlformats.org/drawingml/2006/main">
+                  <a:graphicData uri="http://schemas.microsoft.com/office/word/2010/wordprocessingShape">
+                    <wps:wsp>
+                      <wps:cNvSpPr/>
+                      <wps:spPr>
+                        <a:xfrm>
+                          <a:off x="0" y="0"/>
+                          <a:ext cx="4295775" cy="474345"/>
+                        </a:xfrm>
+                        <a:prstGeom prst="rect">
+                          <a:avLst/>
+                        </a:prstGeom>
+                        <a:solidFill>
+                          <a:schemeClr val="tx2">
+                            <a:lumMod val="20000"/>
+                            <a:lumOff val="80000"/>
+                            <a:alpha val="60000"/>
+                          </a:schemeClr>
+                        </a:solidFill>
+                        <a:ln w="3175"/>
+                      </wps:spPr>
+                      <wps:style>
+                        <a:lnRef idx="2">
+                          <a:schemeClr val="accent1">
+                            <a:shade val="15000"/>
+                          </a:schemeClr>
+                        </a:lnRef>
+                        <a:fillRef idx="1">
+                          <a:schemeClr val="accent1"/>
+                        </a:fillRef>
+                        <a:effectRef idx="0">
+                          <a:schemeClr val="accent1"/>
+                        </a:effectRef>
+                        <a:fontRef idx="minor">
+                          <a:schemeClr val="lt1"/>
+                        </a:fontRef>
+                      </wps:style>
+                      <wps:txbx>
+                        <w:txbxContent>
+                          <w:p>
+                            <w:pPr>
+                              <w:spacing w:after="0" w:line="240" w:lineRule="auto"/>
+                              <w:rPr>
+                                <w:rFonts w:ascii="Cascadia Code" w:hAnsi="Cascadia Code"/>
+                                <w:color w:val="000000" w:themeColor="text1"/>
+                                <w:sz w:val="18"/>
+                                <w:szCs w:val="18"/>
+                              </w:rPr>
+                            </w:pPr>
+                            <w:proofErr w:type="spellStart"/>
+                            <w:r>
+                              <w:rPr>
+                                <w:rFonts w:ascii="Cascadia Code" w:hAnsi="Cascadia Code"/>
+                                <w:color w:val="000000" w:themeColor="text1"/>
+                                <w:sz w:val="18"/>
+                                <w:szCs w:val="18"/>
+                              </w:rPr>
+                              <w:t>df.loc</w:t>
+                            </w:r>
+                            <w:proofErr w:type="spellEnd"/>
+                            <w:r>
+                              <w:rPr>
+                                <w:rFonts w:ascii="Cascadia Code" w:hAnsi="Cascadia Code"/>
+                                <w:color w:val="000000" w:themeColor="text1"/>
+                                <w:sz w:val="18"/>
+                                <w:szCs w:val="18"/>
+                              </w:rPr>
+                              <w:t>[</w:t>
+                            </w:r>
+                            <w:proofErr w:type="spellStart"/>
+                            <w:r>
+                              <w:rPr>
+                                <w:rFonts w:ascii="Cascadia Code" w:hAnsi="Cascadia Code"/>
+                                <w:color w:val="000000" w:themeColor="text1"/>
+                                <w:sz w:val="18"/>
+                                <w:szCs w:val="18"/>
+                              </w:rPr>
+                              <w:t>df</w:t>
+                            </w:r>
+                            <w:proofErr w:type="spellEnd"/>
+                            <w:r>
+                              <w:rPr>
+                                <w:rFonts w:ascii="Cascadia Code" w:hAnsi="Cascadia Code"/>
+                                <w:color w:val="000000" w:themeColor="text1"/>
+                                <w:sz w:val="18"/>
+                                <w:szCs w:val="18"/>
+                              </w:rPr>
+                              <w:t xml:space="preserve">["Engine"] &lt; 500, "Engine"] = </w:t>
+                            </w:r>
+                            <w:proofErr w:type="spellStart"/>
+                            <w:r>
+                              <w:rPr>
+                                <w:rFonts w:ascii="Cascadia Code" w:hAnsi="Cascadia Code"/>
+                                <w:color w:val="000000" w:themeColor="text1"/>
+                                <w:sz w:val="18"/>
+                                <w:szCs w:val="18"/>
+                              </w:rPr>
+                              <w:t>np.nan</w:t>
+                            </w:r>
+                            <w:proofErr w:type="spellEnd"/>
+                          </w:p>
+                          <w:p>
+                            <w:pPr>
+                              <w:spacing w:after="0" w:line="240" w:lineRule="auto"/>
+                              <w:rPr>
+                                <w:rFonts w:ascii="Cascadia Code" w:hAnsi="Cascadia Code"/>
+                                <w:color w:val="000000" w:themeColor="text1"/>
+                                <w:sz w:val="18"/>
+                                <w:szCs w:val="18"/>
+                              </w:rPr>
+                            </w:pPr>
+                            <w:proofErr w:type="spellStart"/>
+                            <w:r>
+                              <w:rPr>
+                                <w:rFonts w:ascii="Cascadia Code" w:hAnsi="Cascadia Code"/>
+                                <w:color w:val="000000" w:themeColor="text1"/>
+                                <w:sz w:val="18"/>
+                                <w:szCs w:val="18"/>
+                              </w:rPr>
+                              <w:t>df</w:t>
+                            </w:r>
+                            <w:proofErr w:type="spellEnd"/>
+                            <w:r>
+                              <w:rPr>
+                                <w:rFonts w:ascii="Cascadia Code" w:hAnsi="Cascadia Code"/>
+                                <w:color w:val="000000" w:themeColor="text1"/>
+                                <w:sz w:val="18"/>
+                                <w:szCs w:val="18"/>
+                              </w:rPr>
+                              <w:t xml:space="preserve">["Engine"] = </w:t>
+                            </w:r>
+                            <w:proofErr w:type="spellStart"/>
+                            <w:r>
+                              <w:rPr>
+                                <w:rFonts w:ascii="Cascadia Code" w:hAnsi="Cascadia Code"/>
+                                <w:color w:val="000000" w:themeColor="text1"/>
+                                <w:sz w:val="18"/>
+                                <w:szCs w:val="18"/>
+                              </w:rPr>
+                              <w:t>df</w:t>
+                            </w:r>
+                            <w:proofErr w:type="spellEnd"/>
+                            <w:r>
+                              <w:rPr>
+                                <w:rFonts w:ascii="Cascadia Code" w:hAnsi="Cascadia Code"/>
+                                <w:color w:val="000000" w:themeColor="text1"/>
+                                <w:sz w:val="18"/>
+                                <w:szCs w:val="18"/>
+                              </w:rPr>
+                              <w:t>["Engine"</w:t>
+                            </w:r>
+                            <w:proofErr w:type="gramStart"/>
+                            <w:r>
+                              <w:rPr>
+                                <w:rFonts w:ascii="Cascadia Code" w:hAnsi="Cascadia Code"/>
+                                <w:color w:val="000000" w:themeColor="text1"/>
+                                <w:sz w:val="18"/>
+                                <w:szCs w:val="18"/>
+                              </w:rPr>
+                              <w:t>].</w:t>
+                            </w:r>
+                            <w:proofErr w:type="spellStart"/>
+                            <w:r>
+                              <w:rPr>
+                                <w:rFonts w:ascii="Cascadia Code" w:hAnsi="Cascadia Code"/>
+                                <w:color w:val="000000" w:themeColor="text1"/>
+                                <w:sz w:val="18"/>
+                                <w:szCs w:val="18"/>
+                              </w:rPr>
+                              <w:t>fillna</w:t>
+                            </w:r>
+                            <w:proofErr w:type="spellEnd"/>
+                            <w:proofErr w:type="gramEnd"/>
+                            <w:r>
+                              <w:rPr>
+                                <w:rFonts w:ascii="Cascadia Code" w:hAnsi="Cascadia Code"/>
+                                <w:color w:val="000000" w:themeColor="text1"/>
+                                <w:sz w:val="18"/>
+                                <w:szCs w:val="18"/>
+                              </w:rPr>
+                              <w:t>(</w:t>
+                            </w:r>
+                            <w:proofErr w:type="spellStart"/>
+                            <w:r>
+                              <w:rPr>
+                                <w:rFonts w:ascii="Cascadia Code" w:hAnsi="Cascadia Code"/>
+                                <w:color w:val="000000" w:themeColor="text1"/>
+                                <w:sz w:val="18"/>
+                                <w:szCs w:val="18"/>
+                              </w:rPr>
+                              <w:t>df</w:t>
+                            </w:r>
+                            <w:proofErr w:type="spellEnd"/>
+                            <w:r>
+                              <w:rPr>
+                                <w:rFonts w:ascii="Cascadia Code" w:hAnsi="Cascadia Code"/>
+                                <w:color w:val="000000" w:themeColor="text1"/>
+                                <w:sz w:val="18"/>
+                                <w:szCs w:val="18"/>
+                              </w:rPr>
+                              <w:t>["Engine"].median())</w:t>
+                            </w:r>
+                          </w:p>
+                        </w:txbxContent>
+                      </wps:txbx>
+                      <wps:bodyPr rot="0" spcFirstLastPara="0" vertOverflow="clip" horzOverflow="clip" vert="horz" wrap="square" lIns="91440" tIns="45720" rIns="91440" bIns="45720" numCol="1" spcCol="0" rtlCol="0" fromWordArt="0" anchor="ctr" anchorCtr="0" forceAA="0" compatLnSpc="1">
+                        <a:prstTxWarp prst="textNoShape">
+                          <a:avLst/>
+                        </a:prstTxWarp>
+                        <a:noAutofit/>
+                      </wps:bodyPr>
+                    </wps:wsp>
+                  </a:graphicData>
+                </a:graphic>
+                <wp14:sizeRelH relativeFrom="margin">
+                  <wp14:pctWidth>0</wp14:pctWidth>
+                </wp14:sizeRelH>
+                <wp14:sizeRelV relativeFrom="margin">
+                  <wp14:pctHeight>0</wp14:pctHeight>
+                </wp14:sizeRelV>
+              </wp:anchor>
+            </w:drawing>
+          </mc:Choice>
+          <mc:Fallback>
+            <w:pict>
+              <v:rect w14:anchorId="100F87EC" id="_x0000_s1034" style="position:absolute;margin-left:0;margin-top:141.75pt;width:338.25pt;height:37.35pt;z-index:251703296;visibility:visible;mso-wrap-style:square;mso-width-percent:0;mso-height-percent:0;mso-wrap-distance-left:9pt;mso-wrap-distance-top:0;mso-wrap-distance-right:9pt;mso-wrap-distance-bottom:0;mso-position-horizontal:left;mso-position-horizontal-relative:margin;mso-position-vertical:absolute;mso-position-vertical-relative:text;mso-width-percent:0;mso-height-percent:0;mso-width-relative:margin;mso-height-relative:margin;v-text-anchor:middle" o:gfxdata="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" fillcolor="#d5dce4 [671]" strokecolor="#09101d [484]" strokeweight=".25pt">
+                <v:fill opacity="39321f"/>
+                <v:textbox>
+                  <w:txbxContent>
+                    <w:p>
+                      <w:pPr>
+                        <w:spacing w:after="0" w:line="240" w:lineRule="auto"/>
+                        <w:rPr>
+                          <w:rFonts w:ascii="Cascadia Code" w:hAnsi="Cascadia Code"/>
+                          <w:color w:val="000000" w:themeColor="text1"/>
+                          <w:sz w:val="18"/>
+                          <w:szCs w:val="18"/>
+                        </w:rPr>
+                      </w:pPr>
+                      <w:proofErr w:type="spellStart"/>
+                      <w:r>
+                        <w:rPr>
+                          <w:rFonts w:ascii="Cascadia Code" w:hAnsi="Cascadia Code"/>
+                          <w:color w:val="000000" w:themeColor="text1"/>
+                          <w:sz w:val="18"/>
+                          <w:szCs w:val="18"/>
+                        </w:rPr>
+                        <w:t>df.loc</w:t>
+                      </w:r>
+                      <w:proofErr w:type="spellEnd"/>
+                      <w:r>
+                        <w:rPr>
+                          <w:rFonts w:ascii="Cascadia Code" w:hAnsi="Cascadia Code"/>
+                          <w:color w:val="000000" w:themeColor="text1"/>
+                          <w:sz w:val="18"/>
+                          <w:szCs w:val="18"/>
+                        </w:rPr>
+                        <w:t>[</w:t>
+                      </w:r>
+                      <w:proofErr w:type="spellStart"/>
+                      <w:r>
+                        <w:rPr>
+                          <w:rFonts w:ascii="Cascadia Code" w:hAnsi="Cascadia Code"/>
+                          <w:color w:val="000000" w:themeColor="text1"/>
+                          <w:sz w:val="18"/>
+                          <w:szCs w:val="18"/>
+                        </w:rPr>
+                        <w:t>df</w:t>
+                      </w:r>
+                      <w:proofErr w:type="spellEnd"/>
+                      <w:r>
+                        <w:rPr>
+                          <w:rFonts w:ascii="Cascadia Code" w:hAnsi="Cascadia Code"/>
+                          <w:color w:val="000000" w:themeColor="text1"/>
+                          <w:sz w:val="18"/>
+                          <w:szCs w:val="18"/>
+                        </w:rPr>
+                        <w:t xml:space="preserve">["Engine"] &lt; 500, "Engine"] = </w:t>
+                      </w:r>
+                      <w:proofErr w:type="spellStart"/>
+                      <w:r>
+                        <w:rPr>
+                          <w:rFonts w:ascii="Cascadia Code" w:hAnsi="Cascadia Code"/>
+                          <w:color w:val="000000" w:themeColor="text1"/>
+                          <w:sz w:val="18"/>
+                          <w:szCs w:val="18"/>
+                        </w:rPr>
+                        <w:t>np.nan</w:t>
+                      </w:r>
+                      <w:proofErr w:type="spellEnd"/>
+                    </w:p>
+                    <w:p>
+                      <w:pPr>
+                        <w:spacing w:after="0" w:line="240" w:lineRule="auto"/>
+                        <w:rPr>
+                          <w:rFonts w:ascii="Cascadia Code" w:hAnsi="Cascadia Code"/>
+                          <w:color w:val="000000" w:themeColor="text1"/>
+                          <w:sz w:val="18"/>
+                          <w:szCs w:val="18"/>
+                        </w:rPr>
+                      </w:pPr>
+                      <w:proofErr w:type="spellStart"/>
+                      <w:r>
+                        <w:rPr>
+                          <w:rFonts w:ascii="Cascadia Code" w:hAnsi="Cascadia Code"/>
+                          <w:color w:val="000000" w:themeColor="text1"/>
+                          <w:sz w:val="18"/>
+                          <w:szCs w:val="18"/>
+                        </w:rPr>
+                        <w:t>df</w:t>
+                      </w:r>
+                      <w:proofErr w:type="spellEnd"/>
+                      <w:r>
+                        <w:rPr>
+                          <w:rFonts w:ascii="Cascadia Code" w:hAnsi="Cascadia Code"/>
+                          <w:color w:val="000000" w:themeColor="text1"/>
+                          <w:sz w:val="18"/>
+                          <w:szCs w:val="18"/>
+                        </w:rPr>
+                        <w:t xml:space="preserve">["Engine"] = </w:t>
+                      </w:r>
+                      <w:proofErr w:type="spellStart"/>
+                      <w:r>
+                        <w:rPr>
+                          <w:rFonts w:ascii="Cascadia Code" w:hAnsi="Cascadia Code"/>
+                          <w:color w:val="000000" w:themeColor="text1"/>
+                          <w:sz w:val="18"/>
+                          <w:szCs w:val="18"/>
+                        </w:rPr>
+                        <w:t>df</w:t>
+                      </w:r>
+                      <w:proofErr w:type="spellEnd"/>
+                      <w:r>
+                        <w:rPr>
+                          <w:rFonts w:ascii="Cascadia Code" w:hAnsi="Cascadia Code"/>
+                          <w:color w:val="000000" w:themeColor="text1"/>
+                          <w:sz w:val="18"/>
+                          <w:szCs w:val="18"/>
+                        </w:rPr>
+                        <w:t>["Engine"</w:t>
+                      </w:r>
+                      <w:proofErr w:type="gramStart"/>
+                      <w:r>
+                        <w:rPr>
+                          <w:rFonts w:ascii="Cascadia Code" w:hAnsi="Cascadia Code"/>
+                          <w:color w:val="000000" w:themeColor="text1"/>
+                          <w:sz w:val="18"/>
+                          <w:szCs w:val="18"/>
+                        </w:rPr>
+                        <w:t>].</w:t>
+                      </w:r>
+                      <w:proofErr w:type="spellStart"/>
+                      <w:r>
+                        <w:rPr>
+                          <w:rFonts w:ascii="Cascadia Code" w:hAnsi="Cascadia Code"/>
+                          <w:color w:val="000000" w:themeColor="text1"/>
+                          <w:sz w:val="18"/>
+                          <w:szCs w:val="18"/>
+                        </w:rPr>
+                        <w:t>fillna</w:t>
+                      </w:r>
+                      <w:proofErr w:type="spellEnd"/>
+                      <w:proofErr w:type="gramEnd"/>
+                      <w:r>
+                        <w:rPr>
+                          <w:rFonts w:ascii="Cascadia Code" w:hAnsi="Cascadia Code"/>
+                          <w:color w:val="000000" w:themeColor="text1"/>
+                          <w:sz w:val="18"/>
+                          <w:szCs w:val="18"/>
+                        </w:rPr>
+                        <w:t>(</w:t>
+                      </w:r>
+                      <w:proofErr w:type="spellStart"/>
+                      <w:r>
+                        <w:rPr>
+                          <w:rFonts w:ascii="Cascadia Code" w:hAnsi="Cascadia Code"/>
+                          <w:color w:val="000000" w:themeColor="text1"/>
+                          <w:sz w:val="18"/>
+                          <w:szCs w:val="18"/>
+                        </w:rPr>
+                        <w:t>df</w:t>
+                      </w:r>
+                      <w:proofErr w:type="spellEnd"/>
+                      <w:r>
+                        <w:rPr>
+                          <w:rFonts w:ascii="Cascadia Code" w:hAnsi="Cascadia Code"/>
+                          <w:color w:val="000000" w:themeColor="text1"/>
+                          <w:sz w:val="18"/>
+                          <w:szCs w:val="18"/>
+                        </w:rPr>
+                        <w:t>["Engine"].median())</w:t>
+                      </w:r>
+                    </w:p>
+                  </w:txbxContent>
+                </v:textbox>
+                <w10:wrap type="topAndBottom" anchorx="margin"/>
+              </v:rect>
+            </w:pict>
+          </mc:Fallback>
+        </mc:AlternateContent>
+      </w:r>
+      <w:r>
+        <w:rPr>
+          <w:rFonts w:asciiTheme="majorBidi" w:hAnsiTheme="majorBidi" w:cstheme="majorBidi"/>
+          <w:sz w:val="22"/>
+          <w:szCs w:val="22"/>
+        </w:rPr>
+        <w:drawing>
+          <wp:inline distT="0" distB="0" distL="0" distR="0" wp14:anchorId="583F8AA3" wp14:editId="7B5EDF48">
+            <wp:extent cx="4080294" cy="1735380"/>
+            <wp:effectExtent l="0" t="0" r="0" b="0"/>
+            <wp:docPr id="1210251084" name="صورة 1"/>
+            <wp:cNvGraphicFramePr>
+              <a:graphicFrameLocks xmlns:a="http://schemas.openxmlformats.org/drawingml/2006/main" noChangeAspect="1"/>
+            </wp:cNvGraphicFramePr>
+            <a:graphic xmlns:a="http://schemas.openxmlformats.org/drawingml/2006/main">
+              <a:graphicData uri="http://schemas.openxmlformats.org/drawingml/2006/picture">
+                <pic:pic xmlns:pic="http://schemas.openxmlformats.org/drawingml/2006/picture">
+                  <pic:nvPicPr>
+                    <pic:cNvPr id="1210251084" name=""/>
+                    <pic:cNvPicPr/>
+                  </pic:nvPicPr>
+                  <pic:blipFill>
+                    <a:blip r:embed="rId13"/>
+                    <a:stretch>
+                      <a:fillRect/>
+                    </a:stretch>
+                  </pic:blipFill>
+                  <pic:spPr>
+                    <a:xfrm>
+                      <a:off x="0" y="0"/>
+                      <a:ext cx="4093237" cy="1740885"/>
+                    </a:xfrm>
+                    <a:prstGeom prst="rect">
+                      <a:avLst/>
+                    </a:prstGeom>
+                  </pic:spPr>
+                </pic:pic>
+              </a:graphicData>
+            </a:graphic>
+          </wp:inline>
+        </w:drawing>
+      </w:r>
+    </w:p>
+    <w:p>
+      <w:pPr>
+        <w:rPr>
+          <w:rFonts w:asciiTheme="majorBidi" w:hAnsiTheme="majorBidi" w:cstheme="majorBidi"/>
+          <w:sz w:val="22"/>
+          <w:szCs w:val="22"/>
+        </w:rPr>
+      </w:pPr>
+    </w:p>
+    <w:p>
+      <w:pPr>
+        <w:rPr>
+          <w:rFonts w:asciiTheme="majorBidi" w:hAnsiTheme="majorBidi" w:cstheme="majorBidi"/>
+          <w:sz w:val="22"/>
+          <w:szCs w:val="22"/>
+        </w:rPr>
+      </w:pPr>
+      <w:r>
+        <w:rPr>
+          <w:rFonts w:asciiTheme="majorBidi" w:hAnsiTheme="majorBidi" w:cstheme="majorBidi"/>
+          <w:sz w:val="22"/>
+          <w:szCs w:val="22"/>
+        </w:rPr>
+        <w:t>The median engine size was used to replace missing values.</w:t>
+      </w:r>
+    </w:p>
+    <w:p>
+      <w:pPr>
+        <w:rPr>
+          <w:rFonts w:asciiTheme="majorBidi" w:hAnsiTheme="majorBidi" w:cstheme="majorBidi"/>
+          <w:sz w:val="22"/>
+          <w:szCs w:val="22"/>
+        </w:rPr>
+      </w:pPr>
+    </w:p>
+    <w:p>
+      <w:pPr>
+        <w:rPr>
+          <w:rFonts w:asciiTheme="majorBidi" w:hAnsiTheme="majorBidi" w:cstheme="majorBidi"/>
+          <w:sz w:val="22"/>
+          <w:szCs w:val="22"/>
+        </w:rPr>
+      </w:pPr>
+    </w:p>
+    <w:p>
+      <w:pPr>
+        <w:rPr>
+          <w:rFonts w:asciiTheme="majorBidi" w:hAnsiTheme="majorBidi" w:cstheme="majorBidi"/>
+          <w:sz w:val="22"/>
+          <w:szCs w:val="22"/>
+        </w:rPr>
+      </w:pPr>
+    </w:p>
+    <w:p>
+      <w:pPr>
+        <w:rPr>
+          <w:rFonts w:asciiTheme="majorBidi" w:hAnsiTheme="majorBidi" w:cstheme="majorBidi"/>
+          <w:sz w:val="22"/>
+          <w:szCs w:val="22"/>
+        </w:rPr>
+      </w:pPr>
+    </w:p>
+    <w:p>
+      <w:pPr>
+        <w:rPr>
+          <w:rFonts w:asciiTheme="majorBidi" w:hAnsiTheme="majorBidi" w:cstheme="majorBidi"/>
+          <w:sz w:val="22"/>
+          <w:szCs w:val="22"/>
+        </w:rPr>
+      </w:pPr>
+    </w:p>
+    <w:p>
+      <w:pPr>
+        <w:rPr>
+          <w:rFonts w:asciiTheme="majorBidi" w:hAnsiTheme="majorBidi" w:cstheme="majorBidi"/>
+          <w:b/>
+          <w:bCs/>
+          <w:sz w:val="22"/>
+          <w:szCs w:val="22"/>
+        </w:rPr>
+      </w:pPr>
+      <w:r>
+        <w:rPr>
+          <w:rFonts w:asciiTheme="majorBidi" w:hAnsiTheme="majorBidi" w:cstheme="majorBidi"/>
+          <w:b/>
+          <w:bCs/>
+          <w:sz w:val="22"/>
+          <w:szCs w:val="22"/>
+        </w:rPr>
+        <w:t>Seats</w:t>
+      </w:r>
+    </w:p>
+    <w:p>
+      <w:pPr>
+        <w:rPr>
+          <w:rFonts w:asciiTheme="majorBidi" w:hAnsiTheme="majorBidi" w:cstheme="majorBidi"/>
+          <w:b/>
+          <w:bCs/>
+          <w:sz w:val="22"/>
+          <w:szCs w:val="22"/>
+        </w:rPr>
+      </w:pPr>
+      <w:r>
+        <w:rPr>
+          <w:rFonts w:ascii="Times New Roman" w:hAnsi="Times New Roman" w:cs="Times New Roman"/>
+          <w:noProof/>
+          <w:kern w:val="0"/>
+          <w14:ligatures w14:val="none"/>
+        </w:rPr>
+        <mc:AlternateContent>
+          <mc:Choice Requires="wps">
+            <w:drawing>
+              <wp:anchor distT="0" distB="0" distL="114300" distR="114300" simplePos="0" relativeHeight="251705344" behindDoc="0" locked="0" layoutInCell="1" allowOverlap="1" wp14:anchorId="1B0A498A" wp14:editId="595B7EBC">
+                <wp:simplePos x="0" y="0"/>
+                <wp:positionH relativeFrom="margin">
+                  <wp:align>left</wp:align>
+                </wp:positionH>
+                <wp:positionV relativeFrom="paragraph">
+                  <wp:posOffset>1503488</wp:posOffset>
+                </wp:positionV>
+                <wp:extent cx="4183380" cy="706755"/>
+                <wp:effectExtent l="0" t="0" r="26670" b="17145"/>
+                <wp:wrapTopAndBottom/>
+                <wp:docPr id="769268107" name="مستطيل 3"/>
+                <wp:cNvGraphicFramePr/>
+                <a:graphic xmlns:a="http://schemas.openxmlformats.org/drawingml/2006/main">
+                  <a:graphicData uri="http://schemas.microsoft.com/office/word/2010/wordprocessingShape">
+                    <wps:wsp>
+                      <wps:cNvSpPr/>
+                      <wps:spPr>
+                        <a:xfrm>
+                          <a:off x="0" y="0"/>
+                          <a:ext cx="4183380" cy="706755"/>
+                        </a:xfrm>
+                        <a:prstGeom prst="rect">
+                          <a:avLst/>
+                        </a:prstGeom>
+                        <a:solidFill>
+                          <a:schemeClr val="tx2">
+                            <a:lumMod val="20000"/>
+                            <a:lumOff val="80000"/>
+                            <a:alpha val="60000"/>
+                          </a:schemeClr>
+                        </a:solidFill>
+                        <a:ln w="3175"/>
+                      </wps:spPr>
+                      <wps:style>
+                        <a:lnRef idx="2">
+                          <a:schemeClr val="accent1">
+                            <a:shade val="15000"/>
+                          </a:schemeClr>
+                        </a:lnRef>
+                        <a:fillRef idx="1">
+                          <a:schemeClr val="accent1"/>
+                        </a:fillRef>
+                        <a:effectRef idx="0">
+                          <a:schemeClr val="accent1"/>
+                        </a:effectRef>
+                        <a:fontRef idx="minor">
+                          <a:schemeClr val="lt1"/>
+                        </a:fontRef>
+                      </wps:style>
+                      <wps:txbx>
+                        <w:txbxContent>
+                          <w:p>
+                            <w:pPr>
+                              <w:spacing w:after="0" w:line="240" w:lineRule="auto"/>
+                              <w:rPr>
+                                <w:rFonts w:ascii="Cascadia Code" w:hAnsi="Cascadia Code"/>
+                                <w:color w:val="000000" w:themeColor="text1"/>
+                                <w:sz w:val="18"/>
+                                <w:szCs w:val="18"/>
+                              </w:rPr>
+                            </w:pPr>
+                            <w:proofErr w:type="spellStart"/>
+                            <w:r>
+                              <w:rPr>
+                                <w:rFonts w:ascii="Cascadia Code" w:hAnsi="Cascadia Code"/>
+                                <w:color w:val="000000" w:themeColor="text1"/>
+                                <w:sz w:val="18"/>
+                                <w:szCs w:val="18"/>
+                              </w:rPr>
+                              <w:t>df</w:t>
+                            </w:r>
+                            <w:proofErr w:type="spellEnd"/>
+                            <w:r>
+                              <w:rPr>
+                                <w:rFonts w:ascii="Cascadia Code" w:hAnsi="Cascadia Code"/>
+                                <w:color w:val="000000" w:themeColor="text1"/>
+                                <w:sz w:val="18"/>
+                                <w:szCs w:val="18"/>
+                              </w:rPr>
+                              <w:t>[</w:t>
+                            </w:r>
+                            <w:proofErr w:type="spellStart"/>
+                            <w:r>
+                              <w:rPr>
+                                <w:rFonts w:ascii="Cascadia Code" w:hAnsi="Cascadia Code"/>
+                                <w:color w:val="000000" w:themeColor="text1"/>
+                                <w:sz w:val="18"/>
+                                <w:szCs w:val="18"/>
+                              </w:rPr>
+                              <w:t>df</w:t>
+                            </w:r>
+                            <w:proofErr w:type="spellEnd"/>
+                            <w:r>
+                              <w:rPr>
+                                <w:rFonts w:ascii="Cascadia Code" w:hAnsi="Cascadia Code"/>
+                                <w:color w:val="000000" w:themeColor="text1"/>
+                                <w:sz w:val="18"/>
+                                <w:szCs w:val="18"/>
+                              </w:rPr>
+                              <w:t>["Seats"] == 0]</w:t>
+                            </w:r>
+                          </w:p>
+                          <w:p>
+                            <w:pPr>
+                              <w:spacing w:after="0" w:line="240" w:lineRule="auto"/>
+                              <w:rPr>
+                                <w:rFonts w:ascii="Cascadia Code" w:hAnsi="Cascadia Code"/>
+                                <w:color w:val="000000" w:themeColor="text1"/>
+                                <w:sz w:val="18"/>
+                                <w:szCs w:val="18"/>
+                              </w:rPr>
+                            </w:pPr>
+                            <w:proofErr w:type="spellStart"/>
+                            <w:r>
+                              <w:rPr>
+                                <w:rFonts w:ascii="Cascadia Code" w:hAnsi="Cascadia Code"/>
+                                <w:color w:val="000000" w:themeColor="text1"/>
+                                <w:sz w:val="18"/>
+                                <w:szCs w:val="18"/>
+                              </w:rPr>
+                              <w:t>df.loc</w:t>
+                            </w:r>
+                            <w:proofErr w:type="spellEnd"/>
+                            <w:r>
+                              <w:rPr>
+                                <w:rFonts w:ascii="Cascadia Code" w:hAnsi="Cascadia Code"/>
+                                <w:color w:val="000000" w:themeColor="text1"/>
+                                <w:sz w:val="18"/>
+                                <w:szCs w:val="18"/>
+                              </w:rPr>
+                              <w:t>[</w:t>
+                            </w:r>
+                            <w:proofErr w:type="spellStart"/>
+                            <w:r>
+                              <w:rPr>
+                                <w:rFonts w:ascii="Cascadia Code" w:hAnsi="Cascadia Code"/>
+                                <w:color w:val="000000" w:themeColor="text1"/>
+                                <w:sz w:val="18"/>
+                                <w:szCs w:val="18"/>
+                              </w:rPr>
+                              <w:t>df</w:t>
+                            </w:r>
+                            <w:proofErr w:type="spellEnd"/>
+                            <w:r>
+                              <w:rPr>
+                                <w:rFonts w:ascii="Cascadia Code" w:hAnsi="Cascadia Code"/>
+                                <w:color w:val="000000" w:themeColor="text1"/>
+                                <w:sz w:val="18"/>
+                                <w:szCs w:val="18"/>
+                              </w:rPr>
+                              <w:t xml:space="preserve">["Seats"] == 0, "Seats"] = </w:t>
+                            </w:r>
+                            <w:proofErr w:type="spellStart"/>
+                            <w:r>
+                              <w:rPr>
+                                <w:rFonts w:ascii="Cascadia Code" w:hAnsi="Cascadia Code"/>
+                                <w:color w:val="000000" w:themeColor="text1"/>
+                                <w:sz w:val="18"/>
+                                <w:szCs w:val="18"/>
+                              </w:rPr>
+                              <w:t>np.nan</w:t>
+                            </w:r>
+                            <w:proofErr w:type="spellEnd"/>
+                          </w:p>
+                          <w:p>
+                            <w:pPr>
+                              <w:spacing w:after="0" w:line="240" w:lineRule="auto"/>
+                              <w:rPr>
+                                <w:rFonts w:ascii="Cascadia Code" w:hAnsi="Cascadia Code"/>
+                                <w:color w:val="000000" w:themeColor="text1"/>
+                                <w:sz w:val="18"/>
+                                <w:szCs w:val="18"/>
+                              </w:rPr>
+                            </w:pPr>
+                            <w:proofErr w:type="spellStart"/>
+                            <w:r>
+                              <w:rPr>
+                                <w:rFonts w:ascii="Cascadia Code" w:hAnsi="Cascadia Code"/>
+                                <w:color w:val="000000" w:themeColor="text1"/>
+                                <w:sz w:val="18"/>
+                                <w:szCs w:val="18"/>
+                              </w:rPr>
+                              <w:t>df</w:t>
+                            </w:r>
+                            <w:proofErr w:type="spellEnd"/>
+                            <w:r>
+                              <w:rPr>
+                                <w:rFonts w:ascii="Cascadia Code" w:hAnsi="Cascadia Code"/>
+                                <w:color w:val="000000" w:themeColor="text1"/>
+                                <w:sz w:val="18"/>
+                                <w:szCs w:val="18"/>
+                              </w:rPr>
+                              <w:t xml:space="preserve">["Seats"] = </w:t>
+                            </w:r>
+                            <w:proofErr w:type="spellStart"/>
+                            <w:r>
+                              <w:rPr>
+                                <w:rFonts w:ascii="Cascadia Code" w:hAnsi="Cascadia Code"/>
+                                <w:color w:val="000000" w:themeColor="text1"/>
+                                <w:sz w:val="18"/>
+                                <w:szCs w:val="18"/>
+                              </w:rPr>
+                              <w:t>df</w:t>
+                            </w:r>
+                            <w:proofErr w:type="spellEnd"/>
+                            <w:r>
+                              <w:rPr>
+                                <w:rFonts w:ascii="Cascadia Code" w:hAnsi="Cascadia Code"/>
+                                <w:color w:val="000000" w:themeColor="text1"/>
+                                <w:sz w:val="18"/>
+                                <w:szCs w:val="18"/>
+                              </w:rPr>
+                              <w:t>["Seats"</w:t>
+                            </w:r>
+                            <w:proofErr w:type="gramStart"/>
+                            <w:r>
+                              <w:rPr>
+                                <w:rFonts w:ascii="Cascadia Code" w:hAnsi="Cascadia Code"/>
+                                <w:color w:val="000000" w:themeColor="text1"/>
+                                <w:sz w:val="18"/>
+                                <w:szCs w:val="18"/>
+                              </w:rPr>
+                              <w:t>].</w:t>
+                            </w:r>
+                            <w:proofErr w:type="spellStart"/>
+                            <w:r>
+                              <w:rPr>
+                                <w:rFonts w:ascii="Cascadia Code" w:hAnsi="Cascadia Code"/>
+                                <w:color w:val="000000" w:themeColor="text1"/>
+                                <w:sz w:val="18"/>
+                                <w:szCs w:val="18"/>
+                              </w:rPr>
+                              <w:t>fillna</w:t>
+                            </w:r>
+                            <w:proofErr w:type="spellEnd"/>
+                            <w:proofErr w:type="gramEnd"/>
+                            <w:r>
+                              <w:rPr>
+                                <w:rFonts w:ascii="Cascadia Code" w:hAnsi="Cascadia Code"/>
+                                <w:color w:val="000000" w:themeColor="text1"/>
+                                <w:sz w:val="18"/>
+                                <w:szCs w:val="18"/>
+                              </w:rPr>
+                              <w:t>(</w:t>
+                            </w:r>
+                            <w:proofErr w:type="spellStart"/>
+                            <w:r>
+                              <w:rPr>
+                                <w:rFonts w:ascii="Cascadia Code" w:hAnsi="Cascadia Code"/>
+                                <w:color w:val="000000" w:themeColor="text1"/>
+                                <w:sz w:val="18"/>
+                                <w:szCs w:val="18"/>
+                              </w:rPr>
+                              <w:t>df</w:t>
+                            </w:r>
+                            <w:proofErr w:type="spellEnd"/>
+                            <w:r>
+                              <w:rPr>
+                                <w:rFonts w:ascii="Cascadia Code" w:hAnsi="Cascadia Code"/>
+                                <w:color w:val="000000" w:themeColor="text1"/>
+                                <w:sz w:val="18"/>
+                                <w:szCs w:val="18"/>
+                              </w:rPr>
+                              <w:t>["Seats"].mode()[0])</w:t>
+                            </w:r>
+                          </w:p>
+                        </w:txbxContent>
+                      </wps:txbx>
+                      <wps:bodyPr rot="0" spcFirstLastPara="0" vertOverflow="clip" horzOverflow="clip" vert="horz" wrap="square" lIns="91440" tIns="45720" rIns="91440" bIns="45720" numCol="1" spcCol="0" rtlCol="0" fromWordArt="0" anchor="ctr" anchorCtr="0" forceAA="0" compatLnSpc="1">
+                        <a:prstTxWarp prst="textNoShape">
+                          <a:avLst/>
+                        </a:prstTxWarp>
+                        <a:noAutofit/>
+                      </wps:bodyPr>
+                    </wps:wsp>
+                  </a:graphicData>
+                </a:graphic>
+                <wp14:sizeRelH relativeFrom="margin">
+                  <wp14:pctWidth>0</wp14:pctWidth>
+                </wp14:sizeRelH>
+                <wp14:sizeRelV relativeFrom="margin">
+                  <wp14:pctHeight>0</wp14:pctHeight>
+                </wp14:sizeRelV>
+              </wp:anchor>
+            </w:drawing>
+          </mc:Choice>
+          <mc:Fallback>
+            <w:pict>
+              <v:rect w14:anchorId="1B0A498A" id="_x0000_s1035" style="position:absolute;margin-left:0;margin-top:118.4pt;width:329.4pt;height:55.65pt;z-index:251705344;visibility:visible;mso-wrap-style:square;mso-width-percent:0;mso-height-percent:0;mso-wrap-distance-left:9pt;mso-wrap-distance-top:0;mso-wrap-distance-right:9pt;mso-wrap-distance-bottom:0;mso-position-horizontal:left;mso-position-horizontal-relative:margin;mso-position-vertical:absolute;mso-position-vertical-relative:text;mso-width-percent:0;mso-height-percent:0;mso-width-relative:margin;mso-height-relative:margin;v-text-anchor:middle" o:gfxdata="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" fillcolor="#d5dce4 [671]" strokecolor="#09101d [484]" strokeweight=".25pt">
+                <v:fill opacity="39321f"/>
+                <v:textbox>
+                  <w:txbxContent>
+                    <w:p>
+                      <w:pPr>
+                        <w:spacing w:after="0" w:line="240" w:lineRule="auto"/>
+                        <w:rPr>
+                          <w:rFonts w:ascii="Cascadia Code" w:hAnsi="Cascadia Code"/>
+                          <w:color w:val="000000" w:themeColor="text1"/>
+                          <w:sz w:val="18"/>
+                          <w:szCs w:val="18"/>
+                        </w:rPr>
+                      </w:pPr>
+                      <w:proofErr w:type="spellStart"/>
+                      <w:r>
+                        <w:rPr>
+                          <w:rFonts w:ascii="Cascadia Code" w:hAnsi="Cascadia Code"/>
+                          <w:color w:val="000000" w:themeColor="text1"/>
+                          <w:sz w:val="18"/>
+                          <w:szCs w:val="18"/>
+                        </w:rPr>
+                        <w:t>df</w:t>
+                      </w:r>
+                      <w:proofErr w:type="spellEnd"/>
+                      <w:r>
+                        <w:rPr>
+                          <w:rFonts w:ascii="Cascadia Code" w:hAnsi="Cascadia Code"/>
+                          <w:color w:val="000000" w:themeColor="text1"/>
+                          <w:sz w:val="18"/>
+                          <w:szCs w:val="18"/>
+                        </w:rPr>
+                        <w:t>[</w:t>
+                      </w:r>
+                      <w:proofErr w:type="spellStart"/>
+                      <w:r>
+                        <w:rPr>
+                          <w:rFonts w:ascii="Cascadia Code" w:hAnsi="Cascadia Code"/>
+                          <w:color w:val="000000" w:themeColor="text1"/>
+                          <w:sz w:val="18"/>
+                          <w:szCs w:val="18"/>
+                        </w:rPr>
+                        <w:t>df</w:t>
+                      </w:r>
+                      <w:proofErr w:type="spellEnd"/>
+                      <w:r>
+                        <w:rPr>
+                          <w:rFonts w:ascii="Cascadia Code" w:hAnsi="Cascadia Code"/>
+                          <w:color w:val="000000" w:themeColor="text1"/>
+                          <w:sz w:val="18"/>
+                          <w:szCs w:val="18"/>
+                        </w:rPr>
+                        <w:t>["Seats"] == 0]</w:t>
+                      </w:r>
+                    </w:p>
+                    <w:p>
+                      <w:pPr>
+                        <w:spacing w:after="0" w:line="240" w:lineRule="auto"/>
+                        <w:rPr>
+                          <w:rFonts w:ascii="Cascadia Code" w:hAnsi="Cascadia Code"/>
+                          <w:color w:val="000000" w:themeColor="text1"/>
+                          <w:sz w:val="18"/>
+                          <w:szCs w:val="18"/>
+                        </w:rPr>
+                      </w:pPr>
+                      <w:proofErr w:type="spellStart"/>
+                      <w:r>
+                        <w:rPr>
+                          <w:rFonts w:ascii="Cascadia Code" w:hAnsi="Cascadia Code"/>
+                          <w:color w:val="000000" w:themeColor="text1"/>
+                          <w:sz w:val="18"/>
+                          <w:szCs w:val="18"/>
+                        </w:rPr>
+                        <w:t>df.loc</w:t>
+                      </w:r>
+                      <w:proofErr w:type="spellEnd"/>
+                      <w:r>
+                        <w:rPr>
+                          <w:rFonts w:ascii="Cascadia Code" w:hAnsi="Cascadia Code"/>
+                          <w:color w:val="000000" w:themeColor="text1"/>
+                          <w:sz w:val="18"/>
+                          <w:szCs w:val="18"/>
+                        </w:rPr>
+                        <w:t>[</w:t>
+                      </w:r>
+                      <w:proofErr w:type="spellStart"/>
+                      <w:r>
+                        <w:rPr>
+                          <w:rFonts w:ascii="Cascadia Code" w:hAnsi="Cascadia Code"/>
+                          <w:color w:val="000000" w:themeColor="text1"/>
+                          <w:sz w:val="18"/>
+                          <w:szCs w:val="18"/>
+                        </w:rPr>
+                        <w:t>df</w:t>
+                      </w:r>
+                      <w:proofErr w:type="spellEnd"/>
+                      <w:r>
+                        <w:rPr>
+                          <w:rFonts w:ascii="Cascadia Code" w:hAnsi="Cascadia Code"/>
+                          <w:color w:val="000000" w:themeColor="text1"/>
+                          <w:sz w:val="18"/>
+                          <w:szCs w:val="18"/>
+                        </w:rPr>
+                        <w:t xml:space="preserve">["Seats"] == 0, "Seats"] = </w:t>
+                      </w:r>
+                      <w:proofErr w:type="spellStart"/>
+                      <w:r>
+                        <w:rPr>
+                          <w:rFonts w:ascii="Cascadia Code" w:hAnsi="Cascadia Code"/>
+                          <w:color w:val="000000" w:themeColor="text1"/>
+                          <w:sz w:val="18"/>
+                          <w:szCs w:val="18"/>
+                        </w:rPr>
+                        <w:t>np.nan</w:t>
+                      </w:r>
+                      <w:proofErr w:type="spellEnd"/>
+                    </w:p>
+                    <w:p>
+                      <w:pPr>
+                        <w:spacing w:after="0" w:line="240" w:lineRule="auto"/>
+                        <w:rPr>
+                          <w:rFonts w:ascii="Cascadia Code" w:hAnsi="Cascadia Code"/>
+                          <w:color w:val="000000" w:themeColor="text1"/>
+                          <w:sz w:val="18"/>
+                          <w:szCs w:val="18"/>
+                        </w:rPr>
+                      </w:pPr>
+                      <w:proofErr w:type="spellStart"/>
+                      <w:r>
+                        <w:rPr>
+                          <w:rFonts w:ascii="Cascadia Code" w:hAnsi="Cascadia Code"/>
+                          <w:color w:val="000000" w:themeColor="text1"/>
+                          <w:sz w:val="18"/>
+                          <w:szCs w:val="18"/>
+                        </w:rPr>
+                        <w:t>df</w:t>
+                      </w:r>
+                      <w:proofErr w:type="spellEnd"/>
+                      <w:r>
+                        <w:rPr>
+                          <w:rFonts w:ascii="Cascadia Code" w:hAnsi="Cascadia Code"/>
+                          <w:color w:val="000000" w:themeColor="text1"/>
+                          <w:sz w:val="18"/>
+                          <w:szCs w:val="18"/>
+                        </w:rPr>
+                        <w:t xml:space="preserve">["Seats"] = </w:t>
+                      </w:r>
+                      <w:proofErr w:type="spellStart"/>
+                      <w:r>
+                        <w:rPr>
+                          <w:rFonts w:ascii="Cascadia Code" w:hAnsi="Cascadia Code"/>
+                          <w:color w:val="000000" w:themeColor="text1"/>
+                          <w:sz w:val="18"/>
+                          <w:szCs w:val="18"/>
+                        </w:rPr>
+                        <w:t>df</w:t>
+                      </w:r>
+                      <w:proofErr w:type="spellEnd"/>
+                      <w:r>
+                        <w:rPr>
+                          <w:rFonts w:ascii="Cascadia Code" w:hAnsi="Cascadia Code"/>
+                          <w:color w:val="000000" w:themeColor="text1"/>
+                          <w:sz w:val="18"/>
+                          <w:szCs w:val="18"/>
+                        </w:rPr>
+                        <w:t>["Seats"</w:t>
+                      </w:r>
+                      <w:proofErr w:type="gramStart"/>
+                      <w:r>
+                        <w:rPr>
+                          <w:rFonts w:ascii="Cascadia Code" w:hAnsi="Cascadia Code"/>
+                          <w:color w:val="000000" w:themeColor="text1"/>
+                          <w:sz w:val="18"/>
+                          <w:szCs w:val="18"/>
+                        </w:rPr>
+                        <w:t>].</w:t>
+                      </w:r>
+                      <w:proofErr w:type="spellStart"/>
+                      <w:r>
+                        <w:rPr>
+                          <w:rFonts w:ascii="Cascadia Code" w:hAnsi="Cascadia Code"/>
+                          <w:color w:val="000000" w:themeColor="text1"/>
+                          <w:sz w:val="18"/>
+                          <w:szCs w:val="18"/>
+                        </w:rPr>
+                        <w:t>fillna</w:t>
+                      </w:r>
+                      <w:proofErr w:type="spellEnd"/>
+                      <w:proofErr w:type="gramEnd"/>
+                      <w:r>
+                        <w:rPr>
+                          <w:rFonts w:ascii="Cascadia Code" w:hAnsi="Cascadia Code"/>
+                          <w:color w:val="000000" w:themeColor="text1"/>
+                          <w:sz w:val="18"/>
+                          <w:szCs w:val="18"/>
+                        </w:rPr>
+                        <w:t>(</w:t>
+                      </w:r>
+                      <w:proofErr w:type="spellStart"/>
+                      <w:r>
+                        <w:rPr>
+                          <w:rFonts w:ascii="Cascadia Code" w:hAnsi="Cascadia Code"/>
+                          <w:color w:val="000000" w:themeColor="text1"/>
+                          <w:sz w:val="18"/>
+                          <w:szCs w:val="18"/>
+                        </w:rPr>
+                        <w:t>df</w:t>
+                      </w:r>
+                      <w:proofErr w:type="spellEnd"/>
+                      <w:r>
+                        <w:rPr>
+                          <w:rFonts w:ascii="Cascadia Code" w:hAnsi="Cascadia Code"/>
+                          <w:color w:val="000000" w:themeColor="text1"/>
+                          <w:sz w:val="18"/>
+                          <w:szCs w:val="18"/>
+                        </w:rPr>
+                        <w:t>["Seats"].mode()[0])</w:t>
+                      </w:r>
+                    </w:p>
+                  </w:txbxContent>
+                </v:textbox>
+                <w10:wrap type="topAndBottom" anchorx="margin"/>
+              </v:rect>
+            </w:pict>
+          </mc:Fallback>
+        </mc:AlternateContent>
+      </w:r>
+      <w:r>
+        <w:rPr>
+          <w:rFonts w:asciiTheme="majorBidi" w:hAnsiTheme="majorBidi" w:cstheme="majorBidi"/>
+          <w:b/>
+          <w:bCs/>
+          <w:sz w:val="22"/>
+          <w:szCs w:val="22"/>
+        </w:rPr>
+        <w:drawing>
+          <wp:inline distT="0" distB="0" distL="0" distR="0" wp14:anchorId="2EDBAF15" wp14:editId="3C28EB56">
+            <wp:extent cx="6858000" cy="1365885"/>
+            <wp:effectExtent l="0" t="0" r="0" b="5715"/>
+            <wp:docPr id="640080787" name="صورة 1"/>
+            <wp:cNvGraphicFramePr>
+              <a:graphicFrameLocks xmlns:a="http://schemas.openxmlformats.org/drawingml/2006/main" noChangeAspect="1"/>
+            </wp:cNvGraphicFramePr>
+            <a:graphic xmlns:a="http://schemas.openxmlformats.org/drawingml/2006/main">
+              <a:graphicData uri="http://schemas.openxmlformats.org/drawingml/2006/picture">
+                <pic:pic xmlns:pic="http://schemas.openxmlformats.org/drawingml/2006/picture">
+                  <pic:nvPicPr>
+                    <pic:cNvPr id="640080787" name=""/>
+                    <pic:cNvPicPr/>
+                  </pic:nvPicPr>
+                  <pic:blipFill>
+                    <a:blip r:embed="rId14"/>
+                    <a:stretch>
+                      <a:fillRect/>
+                    </a:stretch>
+                  </pic:blipFill>
+                  <pic:spPr>
+                    <a:xfrm>
+                      <a:off x="0" y="0"/>
+                      <a:ext cx="6858000" cy="1365885"/>
+                    </a:xfrm>
+                    <a:prstGeom prst="rect">
+                      <a:avLst/>
+                    </a:prstGeom>
+                  </pic:spPr>
+                </pic:pic>
+              </a:graphicData>
+            </a:graphic>
+          </wp:inline>
+        </w:drawing>
+      </w:r>
+    </w:p>
+    <w:p>
+      <w:pPr>
+        <w:rPr>
+          <w:rFonts w:asciiTheme="majorBidi" w:hAnsiTheme="majorBidi" w:cstheme="majorBidi"/>
+          <w:sz w:val="22"/>
+          <w:szCs w:val="22"/>
+        </w:rPr>
+      </w:pPr>
+    </w:p>
+    <w:p>
+      <w:pPr>
+        <w:rPr>
+          <w:rFonts w:asciiTheme="majorBidi" w:hAnsiTheme="majorBidi" w:cstheme="majorBidi"/>
+          <w:sz w:val="22"/>
+          <w:szCs w:val="22"/>
+        </w:rPr>
+      </w:pPr>
+      <w:r>
+        <w:rPr>
+          <w:rFonts w:asciiTheme="majorBidi" w:hAnsiTheme="majorBidi" w:cstheme="majorBidi"/>
+          <w:sz w:val="22"/>
+          <w:szCs w:val="22"/>
+        </w:rPr>
+        <w:t>The most frequent seat count was used because this feature is discrete.</w:t>
+      </w:r>
+    </w:p>
+    <w:p>
+      <w:pPr>
+        <w:rPr>
+          <w:rFonts w:asciiTheme="majorBidi" w:hAnsiTheme="majorBidi" w:cstheme="majorBidi"/>
+          <w:sz w:val="22"/>
+          <w:szCs w:val="22"/>
+        </w:rPr>
+      </w:pPr>
+    </w:p>
+    <w:p>
+      <w:pPr>
+        <w:rPr>
+          <w:rFonts w:asciiTheme="majorBidi" w:hAnsiTheme="majorBidi" w:cstheme="majorBidi"/>
+          <w:b/>
+          <w:bCs/>
+          <w:sz w:val="22"/>
+          <w:szCs w:val="22"/>
+        </w:rPr>
+      </w:pPr>
+      <w:r>
+        <w:rPr>
+          <w:rFonts w:asciiTheme="majorBidi" w:hAnsiTheme="majorBidi" w:cstheme="majorBidi"/>
+          <w:b/>
+          <w:bCs/>
+          <w:sz w:val="22"/>
+          <w:szCs w:val="22"/>
+        </w:rPr>
+        <w:t>1.6 Feature Engineering</w:t>
+      </w:r>
+    </w:p>
+    <w:p>
+      <w:pPr>
+        <w:rPr>
+          <w:rFonts w:asciiTheme="majorBidi" w:hAnsiTheme="majorBidi" w:cstheme="majorBidi"/>
+          <w:sz w:val="22"/>
+          <w:szCs w:val="22"/>
+        </w:rPr>
+      </w:pPr>
+      <w:r>
+        <w:rPr>
+          <w:rFonts w:asciiTheme="majorBidi" w:hAnsiTheme="majorBidi" w:cstheme="majorBidi"/>
+          <w:sz w:val="22"/>
+          <w:szCs w:val="22"/>
+        </w:rPr>
+        <w:t>A dedicated feature engineering process was applied to extract valuable information from the vehicle name.</w:t>
+      </w:r>
+    </w:p>
+    <w:p>
+      <w:pPr>
+        <w:rPr>
+          <w:rFonts w:asciiTheme="majorBidi" w:hAnsiTheme="majorBidi" w:cstheme="majorBidi"/>
+          <w:sz w:val="22"/>
+          <w:szCs w:val="22"/>
+        </w:rPr>
+      </w:pPr>
+    </w:p>
+    <w:p>
+      <w:pPr>
+        <w:rPr>
+          <w:rFonts w:asciiTheme="majorBidi" w:hAnsiTheme="majorBidi" w:cstheme="majorBidi"/>
+          <w:b/>
+          <w:bCs/>
+          <w:sz w:val="22"/>
+          <w:szCs w:val="22"/>
+        </w:rPr>
+      </w:pPr>
+      <w:r>
+        <w:rPr>
+          <w:rFonts w:asciiTheme="majorBidi" w:hAnsiTheme="majorBidi" w:cstheme="majorBidi"/>
+          <w:b/>
+          <w:bCs/>
+          <w:sz w:val="22"/>
+          <w:szCs w:val="22"/>
+        </w:rPr>
+        <w:t>Brand Extraction</w:t>
+      </w:r>
+    </w:p>
+    <w:p>
+      <w:pPr>
+        <w:rPr>
+          <w:rFonts w:asciiTheme="majorBidi" w:hAnsiTheme="majorBidi" w:cstheme="majorBidi"/>
+          <w:sz w:val="22"/>
+          <w:szCs w:val="22"/>
+        </w:rPr>
+      </w:pPr>
+      <w:r>
+        <w:rPr>
+          <w:rFonts w:asciiTheme="majorBidi" w:hAnsiTheme="majorBidi" w:cstheme="majorBidi"/>
+          <w:sz w:val="22"/>
+          <w:szCs w:val="22"/>
+        </w:rPr>
+        <w:t>The first word of the vehicle name was extracted and stored as:</w:t>
+      </w:r>
+    </w:p>
+    <w:p>
+      <w:pPr>
+        <w:rPr>
+          <w:rFonts w:asciiTheme="majorBidi" w:hAnsiTheme="majorBidi" w:cstheme="majorBidi"/>
+          <w:sz w:val="22"/>
+          <w:szCs w:val="22"/>
+        </w:rPr>
+      </w:pPr>
+      <w:r>
+        <w:rPr>
+          <w:rFonts w:asciiTheme="majorBidi" w:hAnsiTheme="majorBidi" w:cstheme="majorBidi"/>
+          <w:sz w:val="22"/>
+          <w:szCs w:val="22"/>
+        </w:rPr>
+        <w:t>Brand</w:t>
+      </w:r>
+    </w:p>
+    <w:p>
+      <w:pPr>
+        <w:rPr>
+          <w:rFonts w:asciiTheme="majorBidi" w:hAnsiTheme="majorBidi" w:cstheme="majorBidi"/>
+          <w:sz w:val="22"/>
+          <w:szCs w:val="22"/>
+        </w:rPr>
+      </w:pPr>
+      <w:r>
+        <w:rPr>
+          <w:rFonts w:asciiTheme="majorBidi" w:hAnsiTheme="majorBidi" w:cstheme="majorBidi"/>
+          <w:sz w:val="22"/>
+          <w:szCs w:val="22"/>
+        </w:rPr>
+        <w:t>Example:</w:t>
+      </w:r>
+    </w:p>
+    <w:p>
+      <w:pPr>
+        <w:rPr>
+          <w:rFonts w:asciiTheme="majorBidi" w:hAnsiTheme="majorBidi" w:cstheme="majorBidi"/>
+          <w:sz w:val="22"/>
+          <w:szCs w:val="22"/>
+        </w:rPr>
+      </w:pPr>
+      <w:r>
+        <w:rPr>
+          <w:rFonts w:asciiTheme="majorBidi" w:hAnsiTheme="majorBidi" w:cstheme="majorBidi"/>
+          <w:sz w:val="22"/>
+          <w:szCs w:val="22"/>
+        </w:rPr>
+        <w:t xml:space="preserve">Hyundai i20 </w:t>
+      </w:r>
       <w:proofErr w:type="spellStart"/>
       <w:r>
         <w:rPr>
@@ -4191,6 +6272,376 @@
           <w:sz w:val="22"/>
           <w:szCs w:val="22"/>
         </w:rPr>
+        <w:t>Sportz</w:t>
+      </w:r>
+      <w:proofErr w:type="spellEnd"/>
+    </w:p>
+    <w:p>
+      <w:pPr>
+        <w:rPr>
+          <w:rFonts w:asciiTheme="majorBidi" w:hAnsiTheme="majorBidi" w:cstheme="majorBidi"/>
+          <w:sz w:val="22"/>
+          <w:szCs w:val="22"/>
+        </w:rPr>
+      </w:pPr>
+      <w:r>
+        <w:rPr>
+          <w:rFonts w:asciiTheme="majorBidi" w:hAnsiTheme="majorBidi" w:cstheme="majorBidi"/>
+          <w:sz w:val="22"/>
+          <w:szCs w:val="22"/>
+        </w:rPr>
+        <w:t>becomes:</w:t>
+      </w:r>
+    </w:p>
+    <w:p>
+      <w:pPr>
+        <w:rPr>
+          <w:rFonts w:asciiTheme="majorBidi" w:hAnsiTheme="majorBidi" w:cstheme="majorBidi"/>
+          <w:sz w:val="22"/>
+          <w:szCs w:val="22"/>
+        </w:rPr>
+      </w:pPr>
+      <w:r>
+        <w:rPr>
+          <w:rFonts w:asciiTheme="majorBidi" w:hAnsiTheme="majorBidi" w:cstheme="majorBidi"/>
+          <w:sz w:val="22"/>
+          <w:szCs w:val="22"/>
+        </w:rPr>
+        <w:t>Brand = Hyundai</w:t>
+      </w:r>
+    </w:p>
+    <w:p>
+      <w:pPr>
+        <w:rPr>
+          <w:rFonts w:asciiTheme="majorBidi" w:hAnsiTheme="majorBidi" w:cstheme="majorBidi"/>
+          <w:sz w:val="22"/>
+          <w:szCs w:val="22"/>
+        </w:rPr>
+      </w:pPr>
+    </w:p>
+    <w:p>
+      <w:pPr>
+        <w:rPr>
+          <w:rFonts w:asciiTheme="majorBidi" w:hAnsiTheme="majorBidi" w:cstheme="majorBidi"/>
+          <w:b/>
+          <w:bCs/>
+          <w:sz w:val="22"/>
+          <w:szCs w:val="22"/>
+        </w:rPr>
+      </w:pPr>
+      <w:r>
+        <w:rPr>
+          <w:rFonts w:asciiTheme="majorBidi" w:hAnsiTheme="majorBidi" w:cstheme="majorBidi"/>
+          <w:b/>
+          <w:bCs/>
+          <w:sz w:val="22"/>
+          <w:szCs w:val="22"/>
+        </w:rPr>
+        <w:t>Model Extraction</w:t>
+      </w:r>
+    </w:p>
+    <w:p>
+      <w:pPr>
+        <w:rPr>
+          <w:rFonts w:asciiTheme="majorBidi" w:hAnsiTheme="majorBidi" w:cstheme="majorBidi"/>
+          <w:sz w:val="22"/>
+          <w:szCs w:val="22"/>
+        </w:rPr>
+      </w:pPr>
+      <w:r>
+        <w:rPr>
+          <w:rFonts w:asciiTheme="majorBidi" w:hAnsiTheme="majorBidi" w:cstheme="majorBidi"/>
+          <w:sz w:val="22"/>
+          <w:szCs w:val="22"/>
+        </w:rPr>
+        <w:t>The second and third words were extracted as:</w:t>
+      </w:r>
+    </w:p>
+    <w:p>
+      <w:pPr>
+        <w:rPr>
+          <w:rFonts w:asciiTheme="majorBidi" w:hAnsiTheme="majorBidi" w:cstheme="majorBidi"/>
+          <w:sz w:val="22"/>
+          <w:szCs w:val="22"/>
+        </w:rPr>
+      </w:pPr>
+      <w:r>
+        <w:rPr>
+          <w:rFonts w:asciiTheme="majorBidi" w:hAnsiTheme="majorBidi" w:cstheme="majorBidi"/>
+          <w:sz w:val="22"/>
+          <w:szCs w:val="22"/>
+        </w:rPr>
+        <w:t>Model</w:t>
+      </w:r>
+    </w:p>
+    <w:p>
+      <w:pPr>
+        <w:rPr>
+          <w:rFonts w:asciiTheme="majorBidi" w:hAnsiTheme="majorBidi" w:cstheme="majorBidi"/>
+          <w:sz w:val="22"/>
+          <w:szCs w:val="22"/>
+        </w:rPr>
+      </w:pPr>
+      <w:r>
+        <w:rPr>
+          <w:rFonts w:asciiTheme="majorBidi" w:hAnsiTheme="majorBidi" w:cstheme="majorBidi"/>
+          <w:sz w:val="22"/>
+          <w:szCs w:val="22"/>
+        </w:rPr>
+        <w:t>Example:</w:t>
+      </w:r>
+    </w:p>
+    <w:p>
+      <w:pPr>
+        <w:rPr>
+          <w:rFonts w:asciiTheme="majorBidi" w:hAnsiTheme="majorBidi" w:cstheme="majorBidi"/>
+          <w:sz w:val="22"/>
+          <w:szCs w:val="22"/>
+        </w:rPr>
+      </w:pPr>
+      <w:r>
+        <w:rPr>
+          <w:rFonts w:asciiTheme="majorBidi" w:hAnsiTheme="majorBidi" w:cstheme="majorBidi"/>
+          <w:sz w:val="22"/>
+          <w:szCs w:val="22"/>
+        </w:rPr>
+        <w:t xml:space="preserve">Hyundai i20 </w:t>
+      </w:r>
+      <w:proofErr w:type="spellStart"/>
+      <w:r>
+        <w:rPr>
+          <w:rFonts w:asciiTheme="majorBidi" w:hAnsiTheme="majorBidi" w:cstheme="majorBidi"/>
+          <w:sz w:val="22"/>
+          <w:szCs w:val="22"/>
+        </w:rPr>
+        <w:t>Sportz</w:t>
+      </w:r>
+      <w:proofErr w:type="spellEnd"/>
+    </w:p>
+    <w:p>
+      <w:pPr>
+        <w:rPr>
+          <w:rFonts w:asciiTheme="majorBidi" w:hAnsiTheme="majorBidi" w:cstheme="majorBidi"/>
+          <w:sz w:val="22"/>
+          <w:szCs w:val="22"/>
+        </w:rPr>
+      </w:pPr>
+      <w:r>
+        <w:rPr>
+          <w:rFonts w:asciiTheme="majorBidi" w:hAnsiTheme="majorBidi" w:cstheme="majorBidi"/>
+          <w:sz w:val="22"/>
+          <w:szCs w:val="22"/>
+        </w:rPr>
+        <w:t>becomes:</w:t>
+      </w:r>
+    </w:p>
+    <w:p>
+      <w:pPr>
+        <w:rPr>
+          <w:rFonts w:asciiTheme="majorBidi" w:hAnsiTheme="majorBidi" w:cstheme="majorBidi"/>
+          <w:sz w:val="22"/>
+          <w:szCs w:val="22"/>
+        </w:rPr>
+      </w:pPr>
+      <w:r>
+        <w:rPr>
+          <w:rFonts w:asciiTheme="majorBidi" w:hAnsiTheme="majorBidi" w:cstheme="majorBidi"/>
+          <w:sz w:val="22"/>
+          <w:szCs w:val="22"/>
+        </w:rPr>
+        <w:t xml:space="preserve">Model = i20 </w:t>
+      </w:r>
+      <w:proofErr w:type="spellStart"/>
+      <w:r>
+        <w:rPr>
+          <w:rFonts w:asciiTheme="majorBidi" w:hAnsiTheme="majorBidi" w:cstheme="majorBidi"/>
+          <w:sz w:val="22"/>
+          <w:szCs w:val="22"/>
+        </w:rPr>
+        <w:t>Sportz</w:t>
+      </w:r>
+      <w:proofErr w:type="spellEnd"/>
+    </w:p>
+    <w:p>
+      <w:pPr>
+        <w:rPr>
+          <w:rFonts w:asciiTheme="majorBidi" w:hAnsiTheme="majorBidi" w:cstheme="majorBidi"/>
+          <w:sz w:val="22"/>
+          <w:szCs w:val="22"/>
+        </w:rPr>
+      </w:pPr>
+    </w:p>
+    <w:p>
+      <w:pPr>
+        <w:rPr>
+          <w:rFonts w:asciiTheme="majorBidi" w:hAnsiTheme="majorBidi" w:cstheme="majorBidi"/>
+          <w:b/>
+          <w:bCs/>
+          <w:sz w:val="22"/>
+          <w:szCs w:val="22"/>
+        </w:rPr>
+      </w:pPr>
+      <w:r>
+        <w:rPr>
+          <w:rFonts w:asciiTheme="majorBidi" w:hAnsiTheme="majorBidi" w:cstheme="majorBidi"/>
+          <w:b/>
+          <w:bCs/>
+          <w:sz w:val="22"/>
+          <w:szCs w:val="22"/>
+        </w:rPr>
+        <w:lastRenderedPageBreak/>
+        <w:t>Turbo Feature</w:t>
+      </w:r>
+    </w:p>
+    <w:p>
+      <w:pPr>
+        <w:rPr>
+          <w:rFonts w:asciiTheme="majorBidi" w:hAnsiTheme="majorBidi" w:cstheme="majorBidi"/>
+          <w:sz w:val="22"/>
+          <w:szCs w:val="22"/>
+        </w:rPr>
+      </w:pPr>
+      <w:r>
+        <w:rPr>
+          <w:rFonts w:asciiTheme="majorBidi" w:hAnsiTheme="majorBidi" w:cstheme="majorBidi"/>
+          <w:sz w:val="22"/>
+          <w:szCs w:val="22"/>
+        </w:rPr>
+        <w:t>A binary feature was created:</w:t>
+      </w:r>
+    </w:p>
+    <w:p>
+      <w:pPr>
+        <w:rPr>
+          <w:rFonts w:asciiTheme="majorBidi" w:hAnsiTheme="majorBidi" w:cstheme="majorBidi"/>
+          <w:sz w:val="22"/>
+          <w:szCs w:val="22"/>
+        </w:rPr>
+      </w:pPr>
+      <w:proofErr w:type="spellStart"/>
+      <w:r>
+        <w:rPr>
+          <w:rFonts w:asciiTheme="majorBidi" w:hAnsiTheme="majorBidi" w:cstheme="majorBidi"/>
+          <w:sz w:val="22"/>
+          <w:szCs w:val="22"/>
+        </w:rPr>
+        <w:t>Has_Turbo</w:t>
+      </w:r>
+      <w:proofErr w:type="spellEnd"/>
+    </w:p>
+    <w:p>
+      <w:pPr>
+        <w:rPr>
+          <w:rFonts w:asciiTheme="majorBidi" w:hAnsiTheme="majorBidi" w:cstheme="majorBidi"/>
+          <w:sz w:val="22"/>
+          <w:szCs w:val="22"/>
+        </w:rPr>
+      </w:pPr>
+      <w:r>
+        <w:rPr>
+          <w:rFonts w:asciiTheme="majorBidi" w:hAnsiTheme="majorBidi" w:cstheme="majorBidi"/>
+          <w:sz w:val="22"/>
+          <w:szCs w:val="22"/>
+        </w:rPr>
+        <w:t>Logic:</w:t>
+      </w:r>
+    </w:p>
+    <w:p>
+      <w:pPr>
+        <w:rPr>
+          <w:rFonts w:asciiTheme="majorBidi" w:hAnsiTheme="majorBidi" w:cstheme="majorBidi"/>
+          <w:sz w:val="22"/>
+          <w:szCs w:val="22"/>
+        </w:rPr>
+      </w:pPr>
+      <w:r>
+        <w:rPr>
+          <w:rFonts w:asciiTheme="majorBidi" w:hAnsiTheme="majorBidi" w:cstheme="majorBidi"/>
+          <w:sz w:val="22"/>
+          <w:szCs w:val="22"/>
+        </w:rPr>
+        <w:t>1 if "Turbo" in Name else 0</w:t>
+      </w:r>
+    </w:p>
+    <w:p>
+      <w:pPr>
+        <w:rPr>
+          <w:rFonts w:asciiTheme="majorBidi" w:hAnsiTheme="majorBidi" w:cstheme="majorBidi"/>
+          <w:sz w:val="22"/>
+          <w:szCs w:val="22"/>
+        </w:rPr>
+      </w:pPr>
+      <w:r>
+        <w:rPr>
+          <w:rFonts w:asciiTheme="majorBidi" w:hAnsiTheme="majorBidi" w:cstheme="majorBidi"/>
+          <w:sz w:val="22"/>
+          <w:szCs w:val="22"/>
+        </w:rPr>
+        <w:t>This indicates whether the vehicle contains a turbocharged engine.</w:t>
+      </w:r>
+    </w:p>
+    <w:p>
+      <w:pPr>
+        <w:rPr>
+          <w:rFonts w:asciiTheme="majorBidi" w:hAnsiTheme="majorBidi" w:cstheme="majorBidi"/>
+          <w:sz w:val="22"/>
+          <w:szCs w:val="22"/>
+        </w:rPr>
+      </w:pPr>
+    </w:p>
+    <w:p>
+      <w:pPr>
+        <w:rPr>
+          <w:rFonts w:asciiTheme="majorBidi" w:hAnsiTheme="majorBidi" w:cstheme="majorBidi"/>
+          <w:b/>
+          <w:bCs/>
+          <w:sz w:val="22"/>
+          <w:szCs w:val="22"/>
+        </w:rPr>
+      </w:pPr>
+      <w:r>
+        <w:rPr>
+          <w:rFonts w:asciiTheme="majorBidi" w:hAnsiTheme="majorBidi" w:cstheme="majorBidi"/>
+          <w:b/>
+          <w:bCs/>
+          <w:sz w:val="22"/>
+          <w:szCs w:val="22"/>
+        </w:rPr>
+        <w:t>Removing Name Column</w:t>
+      </w:r>
+    </w:p>
+    <w:p>
+      <w:pPr>
+        <w:rPr>
+          <w:rFonts w:asciiTheme="majorBidi" w:hAnsiTheme="majorBidi" w:cstheme="majorBidi"/>
+          <w:sz w:val="22"/>
+          <w:szCs w:val="22"/>
+        </w:rPr>
+      </w:pPr>
+      <w:r>
+        <w:rPr>
+          <w:rFonts w:asciiTheme="majorBidi" w:hAnsiTheme="majorBidi" w:cstheme="majorBidi"/>
+          <w:sz w:val="22"/>
+          <w:szCs w:val="22"/>
+        </w:rPr>
+        <w:t>After extracting useful information:</w:t>
+      </w:r>
+    </w:p>
+    <w:p>
+      <w:pPr>
+        <w:rPr>
+          <w:rFonts w:asciiTheme="majorBidi" w:hAnsiTheme="majorBidi" w:cstheme="majorBidi"/>
+          <w:sz w:val="22"/>
+          <w:szCs w:val="22"/>
+        </w:rPr>
+      </w:pPr>
+      <w:proofErr w:type="spellStart"/>
+      <w:r>
+        <w:rPr>
+          <w:rFonts w:asciiTheme="majorBidi" w:hAnsiTheme="majorBidi" w:cstheme="majorBidi"/>
+          <w:sz w:val="22"/>
+          <w:szCs w:val="22"/>
+        </w:rPr>
         <w:t>df</w:t>
       </w:r>
       <w:proofErr w:type="spellEnd"/>
@@ -4200,52 +6651,7 @@
           <w:sz w:val="22"/>
           <w:szCs w:val="22"/>
         </w:rPr>
-        <w:t xml:space="preserve">["Mileage"] = </w:t>
-      </w:r>
-      <w:proofErr w:type="spellStart"/>
-      <w:r>
-        <w:rPr>
-          <w:rFonts w:asciiTheme="majorBidi" w:hAnsiTheme="majorBidi" w:cstheme="majorBidi"/>
-          <w:sz w:val="22"/>
-          <w:szCs w:val="22"/>
-        </w:rPr>
-        <w:t>df</w:t>
-      </w:r>
-      <w:proofErr w:type="spellEnd"/>
-      <w:r>
-        <w:rPr>
-          <w:rFonts w:asciiTheme="majorBidi" w:hAnsiTheme="majorBidi" w:cstheme="majorBidi"/>
-          <w:sz w:val="22"/>
-          <w:szCs w:val="22"/>
-        </w:rPr>
-        <w:t>["Mileage</w:t>
-      </w:r>
-      <w:proofErr w:type="gramStart"/>
-      <w:r>
-        <w:rPr>
-          <w:rFonts w:asciiTheme="majorBidi" w:hAnsiTheme="majorBidi" w:cstheme="majorBidi"/>
-          <w:sz w:val="22"/>
-          <w:szCs w:val="22"/>
-        </w:rPr>
-        <w:t>"]\</w:t>
-      </w:r>
-      <w:proofErr w:type="gramEnd"/>
-    </w:p>
-    <w:p>
-      <w:pPr>
-        <w:rPr>
-          <w:rFonts w:asciiTheme="majorBidi" w:hAnsiTheme="majorBidi" w:cstheme="majorBidi"/>
-          <w:sz w:val="22"/>
-          <w:szCs w:val="22"/>
-        </w:rPr>
-      </w:pPr>
-      <w:r>
-        <w:rPr>
-          <w:rFonts w:asciiTheme="majorBidi" w:hAnsiTheme="majorBidi" w:cstheme="majorBidi"/>
-          <w:sz w:val="22"/>
-          <w:szCs w:val="22"/>
-        </w:rPr>
-        <w:t xml:space="preserve">    .</w:t>
+        <w:t xml:space="preserve"> = </w:t>
       </w:r>
       <w:proofErr w:type="spellStart"/>
       <w:proofErr w:type="gramStart"/>
@@ -4255,7 +6661,7 @@
           <w:sz w:val="22"/>
           <w:szCs w:val="22"/>
         </w:rPr>
-        <w:t>str.replace</w:t>
+        <w:t>df.drop</w:t>
       </w:r>
       <w:proofErr w:type="spellEnd"/>
       <w:proofErr w:type="gramEnd"/>
@@ -4265,90 +6671,34 @@
           <w:sz w:val="22"/>
           <w:szCs w:val="22"/>
         </w:rPr>
-        <w:t>(" kmpl", "")\</w:t>
-      </w:r>
-    </w:p>
-    <w:p>
-      <w:pPr>
-        <w:rPr>
-          <w:rFonts w:asciiTheme="majorBidi" w:hAnsiTheme="majorBidi" w:cstheme="majorBidi"/>
-          <w:sz w:val="22"/>
-          <w:szCs w:val="22"/>
-        </w:rPr>
-      </w:pPr>
-      <w:r>
-        <w:rPr>
-          <w:rFonts w:asciiTheme="majorBidi" w:hAnsiTheme="majorBidi" w:cstheme="majorBidi"/>
-          <w:sz w:val="22"/>
-          <w:szCs w:val="22"/>
-        </w:rPr>
-        <w:t xml:space="preserve">    .</w:t>
-      </w:r>
-      <w:proofErr w:type="spellStart"/>
-      <w:proofErr w:type="gramStart"/>
-      <w:r>
-        <w:rPr>
-          <w:rFonts w:asciiTheme="majorBidi" w:hAnsiTheme="majorBidi" w:cstheme="majorBidi"/>
-          <w:sz w:val="22"/>
-          <w:szCs w:val="22"/>
-        </w:rPr>
-        <w:t>str.replace</w:t>
-      </w:r>
-      <w:proofErr w:type="spellEnd"/>
-      <w:proofErr w:type="gramEnd"/>
-      <w:r>
-        <w:rPr>
-          <w:rFonts w:asciiTheme="majorBidi" w:hAnsiTheme="majorBidi" w:cstheme="majorBidi"/>
-          <w:sz w:val="22"/>
-          <w:szCs w:val="22"/>
-        </w:rPr>
-        <w:t>(" km/kg", "")\</w:t>
-      </w:r>
-    </w:p>
-    <w:p>
-      <w:pPr>
-        <w:rPr>
-          <w:rFonts w:asciiTheme="majorBidi" w:hAnsiTheme="majorBidi" w:cstheme="majorBidi"/>
-          <w:sz w:val="22"/>
-          <w:szCs w:val="22"/>
-        </w:rPr>
-      </w:pPr>
-      <w:r>
-        <w:rPr>
-          <w:rFonts w:asciiTheme="majorBidi" w:hAnsiTheme="majorBidi" w:cstheme="majorBidi"/>
-          <w:sz w:val="22"/>
-          <w:szCs w:val="22"/>
-        </w:rPr>
-        <w:t xml:space="preserve">    </w:t>
-      </w:r>
-      <w:proofErr w:type="gramStart"/>
-      <w:r>
-        <w:rPr>
-          <w:rFonts w:asciiTheme="majorBidi" w:hAnsiTheme="majorBidi" w:cstheme="majorBidi"/>
-          <w:sz w:val="22"/>
-          <w:szCs w:val="22"/>
-        </w:rPr>
-        <w:t>.</w:t>
-      </w:r>
-      <w:proofErr w:type="spellStart"/>
-      <w:r>
-        <w:rPr>
-          <w:rFonts w:asciiTheme="majorBidi" w:hAnsiTheme="majorBidi" w:cstheme="majorBidi"/>
-          <w:sz w:val="22"/>
-          <w:szCs w:val="22"/>
-        </w:rPr>
-        <w:t>astype</w:t>
-      </w:r>
-      <w:proofErr w:type="spellEnd"/>
-      <w:proofErr w:type="gramEnd"/>
-      <w:r>
-        <w:rPr>
-          <w:rFonts w:asciiTheme="majorBidi" w:hAnsiTheme="majorBidi" w:cstheme="majorBidi"/>
-          <w:sz w:val="22"/>
-          <w:szCs w:val="22"/>
-        </w:rPr>
-        <w:t>(float)</w:t>
-      </w:r>
+        <w:t>("Name", axis=1)</w:t>
+      </w:r>
+    </w:p>
+    <w:p>
+      <w:pPr>
+        <w:rPr>
+          <w:rFonts w:asciiTheme="majorBidi" w:hAnsiTheme="majorBidi" w:cstheme="majorBidi"/>
+          <w:sz w:val="22"/>
+          <w:szCs w:val="22"/>
+        </w:rPr>
+      </w:pPr>
+      <w:r>
+        <w:rPr>
+          <w:rFonts w:asciiTheme="majorBidi" w:hAnsiTheme="majorBidi" w:cstheme="majorBidi"/>
+          <w:sz w:val="22"/>
+          <w:szCs w:val="22"/>
+        </w:rPr>
+        <w:t>The original Name column was removed because its information had already been encoded into more meaningful features.</w:t>
+      </w:r>
+    </w:p>
+    <w:p>
+      <w:pPr>
+        <w:rPr>
+          <w:rFonts w:asciiTheme="majorBidi" w:hAnsiTheme="majorBidi" w:cstheme="majorBidi"/>
+          <w:sz w:val="22"/>
+          <w:szCs w:val="22"/>
+        </w:rPr>
+      </w:pPr>
     </w:p>
     <w:p>
       <w:pPr>
@@ -4368,136 +6718,93 @@
           <w:sz w:val="22"/>
           <w:szCs w:val="22"/>
         </w:rPr>
-        <w:t>Explanation</w:t>
-      </w:r>
-    </w:p>
-    <w:p>
-      <w:pPr>
-        <w:rPr>
-          <w:rFonts w:asciiTheme="majorBidi" w:hAnsiTheme="majorBidi" w:cstheme="majorBidi"/>
-          <w:sz w:val="22"/>
-          <w:szCs w:val="22"/>
-        </w:rPr>
-      </w:pPr>
-      <w:r>
-        <w:rPr>
-          <w:rFonts w:asciiTheme="majorBidi" w:hAnsiTheme="majorBidi" w:cstheme="majorBidi"/>
-          <w:sz w:val="22"/>
-          <w:szCs w:val="22"/>
-        </w:rPr>
-        <w:t>The Mileage column originally contained values such as:</w:t>
-      </w:r>
-    </w:p>
-    <w:p>
-      <w:pPr>
-        <w:rPr>
-          <w:rFonts w:asciiTheme="majorBidi" w:hAnsiTheme="majorBidi" w:cstheme="majorBidi"/>
-          <w:sz w:val="22"/>
-          <w:szCs w:val="22"/>
-        </w:rPr>
-      </w:pPr>
-      <w:r>
-        <w:rPr>
-          <w:rFonts w:asciiTheme="majorBidi" w:hAnsiTheme="majorBidi" w:cstheme="majorBidi"/>
-          <w:sz w:val="22"/>
-          <w:szCs w:val="22"/>
-        </w:rPr>
-        <w:t>18.5 kmpl</w:t>
-      </w:r>
-    </w:p>
-    <w:p>
-      <w:pPr>
-        <w:rPr>
-          <w:rFonts w:asciiTheme="majorBidi" w:hAnsiTheme="majorBidi" w:cstheme="majorBidi"/>
-          <w:sz w:val="22"/>
-          <w:szCs w:val="22"/>
-        </w:rPr>
-      </w:pPr>
-      <w:r>
-        <w:rPr>
-          <w:rFonts w:asciiTheme="majorBidi" w:hAnsiTheme="majorBidi" w:cstheme="majorBidi"/>
-          <w:sz w:val="22"/>
-          <w:szCs w:val="22"/>
-        </w:rPr>
-        <w:t>26.2 km/kg</w:t>
-      </w:r>
-    </w:p>
-    <w:p>
-      <w:pPr>
-        <w:rPr>
-          <w:rFonts w:asciiTheme="majorBidi" w:hAnsiTheme="majorBidi" w:cstheme="majorBidi"/>
-          <w:sz w:val="22"/>
-          <w:szCs w:val="22"/>
-        </w:rPr>
-      </w:pPr>
-      <w:r>
-        <w:rPr>
-          <w:rFonts w:asciiTheme="majorBidi" w:hAnsiTheme="majorBidi" w:cstheme="majorBidi"/>
-          <w:sz w:val="22"/>
-          <w:szCs w:val="22"/>
-        </w:rPr>
-        <w:t>The units were removed and the remaining values were converted into floating-point numbers.</w:t>
-      </w:r>
-    </w:p>
-    <w:p>
-      <w:pPr>
-        <w:rPr>
-          <w:rFonts w:asciiTheme="majorBidi" w:hAnsiTheme="majorBidi" w:cstheme="majorBidi"/>
-          <w:sz w:val="22"/>
-          <w:szCs w:val="22"/>
-        </w:rPr>
-      </w:pPr>
-    </w:p>
-    <w:p>
-      <w:pPr>
-        <w:rPr>
-          <w:rFonts w:asciiTheme="majorBidi" w:hAnsiTheme="majorBidi" w:cstheme="majorBidi"/>
-          <w:b/>
-          <w:bCs/>
-          <w:sz w:val="22"/>
-          <w:szCs w:val="22"/>
-        </w:rPr>
-      </w:pPr>
-      <w:r>
-        <w:rPr>
-          <w:rFonts w:asciiTheme="majorBidi" w:hAnsiTheme="majorBidi" w:cstheme="majorBidi"/>
-          <w:b/>
-          <w:bCs/>
-          <w:sz w:val="22"/>
-          <w:szCs w:val="22"/>
-        </w:rPr>
-        <w:t>Engine Conversion</w:t>
-      </w:r>
-    </w:p>
-    <w:p>
-      <w:pPr>
-        <w:rPr>
-          <w:rFonts w:asciiTheme="majorBidi" w:hAnsiTheme="majorBidi" w:cstheme="majorBidi"/>
-          <w:b/>
-          <w:bCs/>
-          <w:sz w:val="22"/>
-          <w:szCs w:val="22"/>
-        </w:rPr>
-      </w:pPr>
-      <w:r>
-        <w:rPr>
-          <w:rFonts w:asciiTheme="majorBidi" w:hAnsiTheme="majorBidi" w:cstheme="majorBidi"/>
-          <w:b/>
-          <w:bCs/>
-          <w:sz w:val="22"/>
-          <w:szCs w:val="22"/>
-        </w:rPr>
-        <w:t>Code</w:t>
-      </w:r>
-    </w:p>
-    <w:p>
-      <w:pPr>
-        <w:rPr>
-          <w:rFonts w:asciiTheme="majorBidi" w:hAnsiTheme="majorBidi" w:cstheme="majorBidi"/>
-          <w:sz w:val="22"/>
-          <w:szCs w:val="22"/>
-        </w:rPr>
-      </w:pPr>
+        <w:t>1.7 Column Reorganization</w:t>
+      </w:r>
+    </w:p>
+    <w:p>
+      <w:pPr>
+        <w:rPr>
+          <w:rFonts w:asciiTheme="majorBidi" w:hAnsiTheme="majorBidi" w:cstheme="majorBidi"/>
+          <w:sz w:val="22"/>
+          <w:szCs w:val="22"/>
+        </w:rPr>
+      </w:pPr>
+      <w:r>
+        <w:rPr>
+          <w:rFonts w:asciiTheme="majorBidi" w:hAnsiTheme="majorBidi" w:cstheme="majorBidi"/>
+          <w:sz w:val="22"/>
+          <w:szCs w:val="22"/>
+        </w:rPr>
+        <w:t>Columns were reordered into a structured format:</w:t>
+      </w:r>
+    </w:p>
+    <w:p>
+      <w:pPr>
+        <w:rPr>
+          <w:rFonts w:asciiTheme="majorBidi" w:hAnsiTheme="majorBidi" w:cstheme="majorBidi"/>
+          <w:sz w:val="22"/>
+          <w:szCs w:val="22"/>
+        </w:rPr>
+      </w:pPr>
+      <w:r>
+        <w:rPr>
+          <w:rFonts w:asciiTheme="majorBidi" w:hAnsiTheme="majorBidi" w:cstheme="majorBidi"/>
+          <w:sz w:val="22"/>
+          <w:szCs w:val="22"/>
+        </w:rPr>
+        <w:t>[</w:t>
+      </w:r>
+    </w:p>
+    <w:p>
+      <w:pPr>
+        <w:rPr>
+          <w:rFonts w:asciiTheme="majorBidi" w:hAnsiTheme="majorBidi" w:cstheme="majorBidi"/>
+          <w:sz w:val="22"/>
+          <w:szCs w:val="22"/>
+        </w:rPr>
+      </w:pPr>
+      <w:r>
+        <w:rPr>
+          <w:rFonts w:asciiTheme="majorBidi" w:hAnsiTheme="majorBidi" w:cstheme="majorBidi"/>
+          <w:sz w:val="22"/>
+          <w:szCs w:val="22"/>
+        </w:rPr>
+        <w:t>"Brand",</w:t>
+      </w:r>
+    </w:p>
+    <w:p>
+      <w:pPr>
+        <w:rPr>
+          <w:rFonts w:asciiTheme="majorBidi" w:hAnsiTheme="majorBidi" w:cstheme="majorBidi"/>
+          <w:sz w:val="22"/>
+          <w:szCs w:val="22"/>
+        </w:rPr>
+      </w:pPr>
+      <w:r>
+        <w:rPr>
+          <w:rFonts w:asciiTheme="majorBidi" w:hAnsiTheme="majorBidi" w:cstheme="majorBidi"/>
+          <w:sz w:val="22"/>
+          <w:szCs w:val="22"/>
+        </w:rPr>
+        <w:t>"Model",</w:t>
+      </w:r>
+    </w:p>
+    <w:p>
+      <w:pPr>
+        <w:rPr>
+          <w:rFonts w:asciiTheme="majorBidi" w:hAnsiTheme="majorBidi" w:cstheme="majorBidi"/>
+          <w:sz w:val="22"/>
+          <w:szCs w:val="22"/>
+        </w:rPr>
+      </w:pPr>
+      <w:r>
+        <w:rPr>
+          <w:rFonts w:asciiTheme="majorBidi" w:hAnsiTheme="majorBidi" w:cstheme="majorBidi"/>
+          <w:sz w:val="22"/>
+          <w:szCs w:val="22"/>
+        </w:rPr>
+        <w:t>"</w:t>
+      </w:r>
       <w:proofErr w:type="spellStart"/>
       <w:r>
         <w:rPr>
@@ -4505,7 +6812,7 @@
           <w:sz w:val="22"/>
           <w:szCs w:val="22"/>
         </w:rPr>
-        <w:t>df</w:t>
+        <w:t>Is_Luxury</w:t>
       </w:r>
       <w:proofErr w:type="spellEnd"/>
       <w:r>
@@ -4514,7 +6821,24 @@
           <w:sz w:val="22"/>
           <w:szCs w:val="22"/>
         </w:rPr>
-        <w:t xml:space="preserve">["Engine"] = </w:t>
+        <w:t>",</w:t>
+      </w:r>
+    </w:p>
+    <w:p>
+      <w:pPr>
+        <w:rPr>
+          <w:rFonts w:asciiTheme="majorBidi" w:hAnsiTheme="majorBidi" w:cstheme="majorBidi"/>
+          <w:sz w:val="22"/>
+          <w:szCs w:val="22"/>
+        </w:rPr>
+      </w:pPr>
+      <w:r>
+        <w:rPr>
+          <w:rFonts w:asciiTheme="majorBidi" w:hAnsiTheme="majorBidi" w:cstheme="majorBidi"/>
+          <w:sz w:val="22"/>
+          <w:szCs w:val="22"/>
+        </w:rPr>
+        <w:t>"</w:t>
       </w:r>
       <w:proofErr w:type="spellStart"/>
       <w:r>
@@ -4523,7 +6847,7 @@
           <w:sz w:val="22"/>
           <w:szCs w:val="22"/>
         </w:rPr>
-        <w:t>df</w:t>
+        <w:t>Has_Turbo</w:t>
       </w:r>
       <w:proofErr w:type="spellEnd"/>
       <w:r>
@@ -4532,80 +6856,161 @@
           <w:sz w:val="22"/>
           <w:szCs w:val="22"/>
         </w:rPr>
-        <w:t>["Engine</w:t>
-      </w:r>
-      <w:proofErr w:type="gramStart"/>
-      <w:r>
-        <w:rPr>
-          <w:rFonts w:asciiTheme="majorBidi" w:hAnsiTheme="majorBidi" w:cstheme="majorBidi"/>
-          <w:sz w:val="22"/>
-          <w:szCs w:val="22"/>
-        </w:rPr>
-        <w:t>"]\</w:t>
-      </w:r>
-      <w:proofErr w:type="gramEnd"/>
-    </w:p>
-    <w:p>
-      <w:pPr>
-        <w:rPr>
-          <w:rFonts w:asciiTheme="majorBidi" w:hAnsiTheme="majorBidi" w:cstheme="majorBidi"/>
-          <w:sz w:val="22"/>
-          <w:szCs w:val="22"/>
-        </w:rPr>
-      </w:pPr>
-      <w:r>
-        <w:rPr>
-          <w:rFonts w:asciiTheme="majorBidi" w:hAnsiTheme="majorBidi" w:cstheme="majorBidi"/>
-          <w:sz w:val="22"/>
-          <w:szCs w:val="22"/>
-        </w:rPr>
-        <w:t xml:space="preserve">    .</w:t>
+        <w:t>",</w:t>
+      </w:r>
+    </w:p>
+    <w:p>
+      <w:pPr>
+        <w:rPr>
+          <w:rFonts w:asciiTheme="majorBidi" w:hAnsiTheme="majorBidi" w:cstheme="majorBidi"/>
+          <w:sz w:val="22"/>
+          <w:szCs w:val="22"/>
+        </w:rPr>
+      </w:pPr>
+      <w:r>
+        <w:rPr>
+          <w:rFonts w:asciiTheme="majorBidi" w:hAnsiTheme="majorBidi" w:cstheme="majorBidi"/>
+          <w:sz w:val="22"/>
+          <w:szCs w:val="22"/>
+        </w:rPr>
+        <w:t>"Year",</w:t>
+      </w:r>
+    </w:p>
+    <w:p>
+      <w:pPr>
+        <w:rPr>
+          <w:rFonts w:asciiTheme="majorBidi" w:hAnsiTheme="majorBidi" w:cstheme="majorBidi"/>
+          <w:sz w:val="22"/>
+          <w:szCs w:val="22"/>
+        </w:rPr>
+      </w:pPr>
+      <w:r>
+        <w:rPr>
+          <w:rFonts w:asciiTheme="majorBidi" w:hAnsiTheme="majorBidi" w:cstheme="majorBidi"/>
+          <w:sz w:val="22"/>
+          <w:szCs w:val="22"/>
+        </w:rPr>
+        <w:t>"</w:t>
       </w:r>
       <w:proofErr w:type="spellStart"/>
-      <w:proofErr w:type="gramStart"/>
-      <w:r>
-        <w:rPr>
-          <w:rFonts w:asciiTheme="majorBidi" w:hAnsiTheme="majorBidi" w:cstheme="majorBidi"/>
-          <w:sz w:val="22"/>
-          <w:szCs w:val="22"/>
-        </w:rPr>
-        <w:t>str.replace</w:t>
+      <w:r>
+        <w:rPr>
+          <w:rFonts w:asciiTheme="majorBidi" w:hAnsiTheme="majorBidi" w:cstheme="majorBidi"/>
+          <w:sz w:val="22"/>
+          <w:szCs w:val="22"/>
+        </w:rPr>
+        <w:t>Kilometers_Driven</w:t>
       </w:r>
       <w:proofErr w:type="spellEnd"/>
-      <w:proofErr w:type="gramEnd"/>
-      <w:r>
-        <w:rPr>
-          <w:rFonts w:asciiTheme="majorBidi" w:hAnsiTheme="majorBidi" w:cstheme="majorBidi"/>
-          <w:sz w:val="22"/>
-          <w:szCs w:val="22"/>
-        </w:rPr>
-        <w:t>(" CC", "")\</w:t>
-      </w:r>
-    </w:p>
-    <w:p>
-      <w:pPr>
-        <w:rPr>
-          <w:rFonts w:asciiTheme="majorBidi" w:hAnsiTheme="majorBidi" w:cstheme="majorBidi"/>
-          <w:sz w:val="22"/>
-          <w:szCs w:val="22"/>
-        </w:rPr>
-      </w:pPr>
-      <w:r>
-        <w:rPr>
-          <w:rFonts w:asciiTheme="majorBidi" w:hAnsiTheme="majorBidi" w:cstheme="majorBidi"/>
-          <w:sz w:val="22"/>
-          <w:szCs w:val="22"/>
-        </w:rPr>
-        <w:t xml:space="preserve">    </w:t>
-      </w:r>
-      <w:proofErr w:type="gramStart"/>
-      <w:r>
-        <w:rPr>
-          <w:rFonts w:asciiTheme="majorBidi" w:hAnsiTheme="majorBidi" w:cstheme="majorBidi"/>
-          <w:sz w:val="22"/>
-          <w:szCs w:val="22"/>
-        </w:rPr>
-        <w:t>.</w:t>
+      <w:r>
+        <w:rPr>
+          <w:rFonts w:asciiTheme="majorBidi" w:hAnsiTheme="majorBidi" w:cstheme="majorBidi"/>
+          <w:sz w:val="22"/>
+          <w:szCs w:val="22"/>
+        </w:rPr>
+        <w:t>",</w:t>
+      </w:r>
+    </w:p>
+    <w:p>
+      <w:pPr>
+        <w:rPr>
+          <w:rFonts w:asciiTheme="majorBidi" w:hAnsiTheme="majorBidi" w:cstheme="majorBidi"/>
+          <w:sz w:val="22"/>
+          <w:szCs w:val="22"/>
+        </w:rPr>
+      </w:pPr>
+      <w:r>
+        <w:rPr>
+          <w:rFonts w:asciiTheme="majorBidi" w:hAnsiTheme="majorBidi" w:cstheme="majorBidi"/>
+          <w:sz w:val="22"/>
+          <w:szCs w:val="22"/>
+        </w:rPr>
+        <w:t>"Mileage",</w:t>
+      </w:r>
+    </w:p>
+    <w:p>
+      <w:pPr>
+        <w:rPr>
+          <w:rFonts w:asciiTheme="majorBidi" w:hAnsiTheme="majorBidi" w:cstheme="majorBidi"/>
+          <w:sz w:val="22"/>
+          <w:szCs w:val="22"/>
+        </w:rPr>
+      </w:pPr>
+      <w:r>
+        <w:rPr>
+          <w:rFonts w:asciiTheme="majorBidi" w:hAnsiTheme="majorBidi" w:cstheme="majorBidi"/>
+          <w:sz w:val="22"/>
+          <w:szCs w:val="22"/>
+        </w:rPr>
+        <w:t>"Engine",</w:t>
+      </w:r>
+    </w:p>
+    <w:p>
+      <w:pPr>
+        <w:rPr>
+          <w:rFonts w:asciiTheme="majorBidi" w:hAnsiTheme="majorBidi" w:cstheme="majorBidi"/>
+          <w:sz w:val="22"/>
+          <w:szCs w:val="22"/>
+        </w:rPr>
+      </w:pPr>
+      <w:r>
+        <w:rPr>
+          <w:rFonts w:asciiTheme="majorBidi" w:hAnsiTheme="majorBidi" w:cstheme="majorBidi"/>
+          <w:sz w:val="22"/>
+          <w:szCs w:val="22"/>
+        </w:rPr>
+        <w:t>"Power",</w:t>
+      </w:r>
+    </w:p>
+    <w:p>
+      <w:pPr>
+        <w:rPr>
+          <w:rFonts w:asciiTheme="majorBidi" w:hAnsiTheme="majorBidi" w:cstheme="majorBidi"/>
+          <w:sz w:val="22"/>
+          <w:szCs w:val="22"/>
+        </w:rPr>
+      </w:pPr>
+      <w:r>
+        <w:rPr>
+          <w:rFonts w:asciiTheme="majorBidi" w:hAnsiTheme="majorBidi" w:cstheme="majorBidi"/>
+          <w:sz w:val="22"/>
+          <w:szCs w:val="22"/>
+        </w:rPr>
+        <w:t>"Seats",</w:t>
+      </w:r>
+    </w:p>
+    <w:p>
+      <w:pPr>
+        <w:rPr>
+          <w:rFonts w:asciiTheme="majorBidi" w:hAnsiTheme="majorBidi" w:cstheme="majorBidi"/>
+          <w:sz w:val="22"/>
+          <w:szCs w:val="22"/>
+        </w:rPr>
+      </w:pPr>
+      <w:r>
+        <w:rPr>
+          <w:rFonts w:asciiTheme="majorBidi" w:hAnsiTheme="majorBidi" w:cstheme="majorBidi"/>
+          <w:sz w:val="22"/>
+          <w:szCs w:val="22"/>
+        </w:rPr>
+        <w:t>"Location",</w:t>
+      </w:r>
+    </w:p>
+    <w:p>
+      <w:pPr>
+        <w:rPr>
+          <w:rFonts w:asciiTheme="majorBidi" w:hAnsiTheme="majorBidi" w:cstheme="majorBidi"/>
+          <w:sz w:val="22"/>
+          <w:szCs w:val="22"/>
+        </w:rPr>
+      </w:pPr>
+      <w:r>
+        <w:rPr>
+          <w:rFonts w:asciiTheme="majorBidi" w:hAnsiTheme="majorBidi" w:cstheme="majorBidi"/>
+          <w:sz w:val="22"/>
+          <w:szCs w:val="22"/>
+        </w:rPr>
+        <w:t>"</w:t>
       </w:r>
       <w:proofErr w:type="spellStart"/>
       <w:r>
@@ -4614,203 +7019,51 @@
           <w:sz w:val="22"/>
           <w:szCs w:val="22"/>
         </w:rPr>
-        <w:t>astype</w:t>
+        <w:t>Fuel_Type</w:t>
       </w:r>
       <w:proofErr w:type="spellEnd"/>
-      <w:proofErr w:type="gramEnd"/>
-      <w:r>
-        <w:rPr>
-          <w:rFonts w:asciiTheme="majorBidi" w:hAnsiTheme="majorBidi" w:cstheme="majorBidi"/>
-          <w:sz w:val="22"/>
-          <w:szCs w:val="22"/>
-        </w:rPr>
-        <w:t>(float)</w:t>
-      </w:r>
-    </w:p>
-    <w:p>
-      <w:pPr>
-        <w:rPr>
-          <w:rFonts w:asciiTheme="majorBidi" w:hAnsiTheme="majorBidi" w:cstheme="majorBidi"/>
-          <w:b/>
-          <w:bCs/>
-          <w:sz w:val="22"/>
-          <w:szCs w:val="22"/>
-        </w:rPr>
-      </w:pPr>
-      <w:r>
-        <w:rPr>
-          <w:rFonts w:asciiTheme="majorBidi" w:hAnsiTheme="majorBidi" w:cstheme="majorBidi"/>
-          <w:b/>
-          <w:bCs/>
-          <w:sz w:val="22"/>
-          <w:szCs w:val="22"/>
-        </w:rPr>
-        <w:t>Explanation</w:t>
-      </w:r>
-    </w:p>
-    <w:p>
-      <w:pPr>
-        <w:rPr>
-          <w:rFonts w:asciiTheme="majorBidi" w:hAnsiTheme="majorBidi" w:cstheme="majorBidi"/>
-          <w:sz w:val="22"/>
-          <w:szCs w:val="22"/>
-        </w:rPr>
-      </w:pPr>
-      <w:r>
-        <w:rPr>
-          <w:rFonts w:asciiTheme="majorBidi" w:hAnsiTheme="majorBidi" w:cstheme="majorBidi"/>
-          <w:sz w:val="22"/>
-          <w:szCs w:val="22"/>
-        </w:rPr>
-        <w:t>Engine displacement values originally appeared as:</w:t>
-      </w:r>
-    </w:p>
-    <w:p>
-      <w:pPr>
-        <w:rPr>
-          <w:rFonts w:asciiTheme="majorBidi" w:hAnsiTheme="majorBidi" w:cstheme="majorBidi"/>
-          <w:sz w:val="22"/>
-          <w:szCs w:val="22"/>
-        </w:rPr>
-      </w:pPr>
-      <w:r>
-        <w:rPr>
-          <w:rFonts w:asciiTheme="majorBidi" w:hAnsiTheme="majorBidi" w:cstheme="majorBidi"/>
-          <w:sz w:val="22"/>
-          <w:szCs w:val="22"/>
-        </w:rPr>
-        <w:t>1197 CC</w:t>
-      </w:r>
-    </w:p>
-    <w:p>
-      <w:pPr>
-        <w:rPr>
-          <w:rFonts w:asciiTheme="majorBidi" w:hAnsiTheme="majorBidi" w:cstheme="majorBidi"/>
-          <w:sz w:val="22"/>
-          <w:szCs w:val="22"/>
-        </w:rPr>
-      </w:pPr>
-      <w:r>
-        <w:rPr>
-          <w:rFonts w:asciiTheme="majorBidi" w:hAnsiTheme="majorBidi" w:cstheme="majorBidi"/>
-          <w:sz w:val="22"/>
-          <w:szCs w:val="22"/>
-        </w:rPr>
-        <w:t>1498 CC</w:t>
-      </w:r>
-    </w:p>
-    <w:p>
-      <w:pPr>
-        <w:rPr>
-          <w:rFonts w:asciiTheme="majorBidi" w:hAnsiTheme="majorBidi" w:cstheme="majorBidi"/>
-          <w:sz w:val="22"/>
-          <w:szCs w:val="22"/>
-        </w:rPr>
-      </w:pPr>
-      <w:r>
-        <w:rPr>
-          <w:rFonts w:asciiTheme="majorBidi" w:hAnsiTheme="majorBidi" w:cstheme="majorBidi"/>
-          <w:sz w:val="22"/>
-          <w:szCs w:val="22"/>
-        </w:rPr>
-        <w:t>The "CC" unit was removed and the values were converted into numerical format.</w:t>
-      </w:r>
-    </w:p>
-    <w:p>
-      <w:pPr>
-        <w:rPr>
-          <w:rFonts w:asciiTheme="majorBidi" w:hAnsiTheme="majorBidi" w:cstheme="majorBidi"/>
-          <w:sz w:val="22"/>
-          <w:szCs w:val="22"/>
-        </w:rPr>
-      </w:pPr>
-    </w:p>
-    <w:p>
-      <w:pPr>
-        <w:rPr>
-          <w:rFonts w:asciiTheme="majorBidi" w:hAnsiTheme="majorBidi" w:cstheme="majorBidi"/>
-          <w:sz w:val="22"/>
-          <w:szCs w:val="22"/>
-        </w:rPr>
-      </w:pPr>
-    </w:p>
-    <w:p>
-      <w:pPr>
-        <w:rPr>
-          <w:rFonts w:asciiTheme="majorBidi" w:hAnsiTheme="majorBidi" w:cstheme="majorBidi"/>
-          <w:sz w:val="22"/>
-          <w:szCs w:val="22"/>
-        </w:rPr>
-      </w:pPr>
-    </w:p>
-    <w:p>
-      <w:pPr>
-        <w:rPr>
-          <w:rFonts w:asciiTheme="majorBidi" w:hAnsiTheme="majorBidi" w:cstheme="majorBidi"/>
-          <w:sz w:val="22"/>
-          <w:szCs w:val="22"/>
-        </w:rPr>
-      </w:pPr>
-    </w:p>
-    <w:p>
-      <w:pPr>
-        <w:rPr>
-          <w:rFonts w:asciiTheme="majorBidi" w:hAnsiTheme="majorBidi" w:cstheme="majorBidi"/>
-          <w:sz w:val="22"/>
-          <w:szCs w:val="22"/>
-        </w:rPr>
-      </w:pPr>
-    </w:p>
-    <w:p>
-      <w:pPr>
-        <w:rPr>
-          <w:rFonts w:asciiTheme="majorBidi" w:hAnsiTheme="majorBidi" w:cstheme="majorBidi"/>
-          <w:b/>
-          <w:bCs/>
-          <w:sz w:val="22"/>
-          <w:szCs w:val="22"/>
-        </w:rPr>
-      </w:pPr>
-      <w:r>
-        <w:rPr>
-          <w:rFonts w:asciiTheme="majorBidi" w:hAnsiTheme="majorBidi" w:cstheme="majorBidi"/>
-          <w:b/>
-          <w:bCs/>
-          <w:sz w:val="22"/>
-          <w:szCs w:val="22"/>
-        </w:rPr>
-        <w:t>Power Conversion</w:t>
-      </w:r>
-    </w:p>
-    <w:p>
-      <w:pPr>
-        <w:rPr>
-          <w:rFonts w:asciiTheme="majorBidi" w:hAnsiTheme="majorBidi" w:cstheme="majorBidi"/>
-          <w:b/>
-          <w:bCs/>
-          <w:sz w:val="22"/>
-          <w:szCs w:val="22"/>
-        </w:rPr>
-      </w:pPr>
-      <w:r>
-        <w:rPr>
-          <w:rFonts w:asciiTheme="majorBidi" w:hAnsiTheme="majorBidi" w:cstheme="majorBidi"/>
-          <w:b/>
-          <w:bCs/>
-          <w:sz w:val="22"/>
-          <w:szCs w:val="22"/>
-        </w:rPr>
-        <w:t>Code</w:t>
-      </w:r>
-    </w:p>
-    <w:p>
-      <w:pPr>
-        <w:rPr>
-          <w:rFonts w:asciiTheme="majorBidi" w:hAnsiTheme="majorBidi" w:cstheme="majorBidi"/>
-          <w:sz w:val="22"/>
-          <w:szCs w:val="22"/>
-        </w:rPr>
-      </w:pPr>
+      <w:r>
+        <w:rPr>
+          <w:rFonts w:asciiTheme="majorBidi" w:hAnsiTheme="majorBidi" w:cstheme="majorBidi"/>
+          <w:sz w:val="22"/>
+          <w:szCs w:val="22"/>
+        </w:rPr>
+        <w:t>",</w:t>
+      </w:r>
+    </w:p>
+    <w:p>
+      <w:pPr>
+        <w:rPr>
+          <w:rFonts w:asciiTheme="majorBidi" w:hAnsiTheme="majorBidi" w:cstheme="majorBidi"/>
+          <w:sz w:val="22"/>
+          <w:szCs w:val="22"/>
+        </w:rPr>
+      </w:pPr>
+      <w:r>
+        <w:rPr>
+          <w:rFonts w:asciiTheme="majorBidi" w:hAnsiTheme="majorBidi" w:cstheme="majorBidi"/>
+          <w:sz w:val="22"/>
+          <w:szCs w:val="22"/>
+        </w:rPr>
+        <w:t>"Transmission",</w:t>
+      </w:r>
+    </w:p>
+    <w:p>
+      <w:pPr>
+        <w:rPr>
+          <w:rFonts w:asciiTheme="majorBidi" w:hAnsiTheme="majorBidi" w:cstheme="majorBidi"/>
+          <w:sz w:val="22"/>
+          <w:szCs w:val="22"/>
+        </w:rPr>
+      </w:pPr>
+      <w:r>
+        <w:rPr>
+          <w:rFonts w:asciiTheme="majorBidi" w:hAnsiTheme="majorBidi" w:cstheme="majorBidi"/>
+          <w:sz w:val="22"/>
+          <w:szCs w:val="22"/>
+        </w:rPr>
+        <w:t>"</w:t>
+      </w:r>
       <w:proofErr w:type="spellStart"/>
       <w:r>
         <w:rPr>
@@ -4818,7 +7071,7 @@
           <w:sz w:val="22"/>
           <w:szCs w:val="22"/>
         </w:rPr>
-        <w:t>df</w:t>
+        <w:t>Owner_Type</w:t>
       </w:r>
       <w:proofErr w:type="spellEnd"/>
       <w:r>
@@ -4827,65 +7080,51 @@
           <w:sz w:val="22"/>
           <w:szCs w:val="22"/>
         </w:rPr>
-        <w:t xml:space="preserve">["Power"] = </w:t>
-      </w:r>
-      <w:proofErr w:type="spellStart"/>
-      <w:r>
-        <w:rPr>
-          <w:rFonts w:asciiTheme="majorBidi" w:hAnsiTheme="majorBidi" w:cstheme="majorBidi"/>
-          <w:sz w:val="22"/>
-          <w:szCs w:val="22"/>
-        </w:rPr>
-        <w:t>df</w:t>
-      </w:r>
-      <w:proofErr w:type="spellEnd"/>
-      <w:r>
-        <w:rPr>
-          <w:rFonts w:asciiTheme="majorBidi" w:hAnsiTheme="majorBidi" w:cstheme="majorBidi"/>
-          <w:sz w:val="22"/>
-          <w:szCs w:val="22"/>
-        </w:rPr>
-        <w:t>["Power"].</w:t>
-      </w:r>
-      <w:proofErr w:type="spellStart"/>
-      <w:proofErr w:type="gramStart"/>
-      <w:r>
-        <w:rPr>
-          <w:rFonts w:asciiTheme="majorBidi" w:hAnsiTheme="majorBidi" w:cstheme="majorBidi"/>
-          <w:sz w:val="22"/>
-          <w:szCs w:val="22"/>
-        </w:rPr>
-        <w:t>str.replace</w:t>
-      </w:r>
-      <w:proofErr w:type="spellEnd"/>
-      <w:proofErr w:type="gramEnd"/>
-      <w:r>
-        <w:rPr>
-          <w:rFonts w:asciiTheme="majorBidi" w:hAnsiTheme="majorBidi" w:cstheme="majorBidi"/>
-          <w:sz w:val="22"/>
-          <w:szCs w:val="22"/>
-        </w:rPr>
-        <w:t>(" bhp", "")</w:t>
-      </w:r>
-    </w:p>
-    <w:p>
-      <w:pPr>
-        <w:rPr>
-          <w:rFonts w:asciiTheme="majorBidi" w:hAnsiTheme="majorBidi" w:cstheme="majorBidi"/>
-          <w:sz w:val="22"/>
-          <w:szCs w:val="22"/>
-        </w:rPr>
-      </w:pPr>
-    </w:p>
-    <w:p>
-      <w:pPr>
-        <w:rPr>
-          <w:rFonts w:asciiTheme="majorBidi" w:hAnsiTheme="majorBidi" w:cstheme="majorBidi"/>
-          <w:sz w:val="22"/>
-          <w:szCs w:val="22"/>
-        </w:rPr>
-      </w:pPr>
-      <w:proofErr w:type="spellStart"/>
+        <w:t>",</w:t>
+      </w:r>
+    </w:p>
+    <w:p>
+      <w:pPr>
+        <w:rPr>
+          <w:rFonts w:asciiTheme="majorBidi" w:hAnsiTheme="majorBidi" w:cstheme="majorBidi"/>
+          <w:sz w:val="22"/>
+          <w:szCs w:val="22"/>
+        </w:rPr>
+      </w:pPr>
+      <w:r>
+        <w:rPr>
+          <w:rFonts w:asciiTheme="majorBidi" w:hAnsiTheme="majorBidi" w:cstheme="majorBidi"/>
+          <w:sz w:val="22"/>
+          <w:szCs w:val="22"/>
+        </w:rPr>
+        <w:t>"Price"</w:t>
+      </w:r>
+    </w:p>
+    <w:p>
+      <w:pPr>
+        <w:rPr>
+          <w:rFonts w:asciiTheme="majorBidi" w:hAnsiTheme="majorBidi" w:cstheme="majorBidi"/>
+          <w:sz w:val="22"/>
+          <w:szCs w:val="22"/>
+        </w:rPr>
+      </w:pPr>
+      <w:r>
+        <w:rPr>
+          <w:rFonts w:asciiTheme="majorBidi" w:hAnsiTheme="majorBidi" w:cstheme="majorBidi"/>
+          <w:sz w:val="22"/>
+          <w:szCs w:val="22"/>
+        </w:rPr>
+        <w:t>]</w:t>
+      </w:r>
+    </w:p>
+    <w:p>
+      <w:pPr>
+        <w:rPr>
+          <w:rFonts w:asciiTheme="majorBidi" w:hAnsiTheme="majorBidi" w:cstheme="majorBidi"/>
+          <w:sz w:val="22"/>
+          <w:szCs w:val="22"/>
+        </w:rPr>
+      </w:pPr>
       <w:r>
         <w:rPr>
           <w:rFonts w:asciiTheme="majorBidi" w:hAnsiTheme="majorBidi" w:cstheme="majorBidi"/>
@@ -4893,3402 +7132,6 @@
           <w:szCs w:val="22"/>
         </w:rPr>
         <w:lastRenderedPageBreak/>
-        <w:t>df</w:t>
-      </w:r>
-      <w:proofErr w:type="spellEnd"/>
-      <w:r>
-        <w:rPr>
-          <w:rFonts w:asciiTheme="majorBidi" w:hAnsiTheme="majorBidi" w:cstheme="majorBidi"/>
-          <w:sz w:val="22"/>
-          <w:szCs w:val="22"/>
-        </w:rPr>
-        <w:t xml:space="preserve">["Power"] = </w:t>
-      </w:r>
-      <w:proofErr w:type="spellStart"/>
-      <w:r>
-        <w:rPr>
-          <w:rFonts w:asciiTheme="majorBidi" w:hAnsiTheme="majorBidi" w:cstheme="majorBidi"/>
-          <w:sz w:val="22"/>
-          <w:szCs w:val="22"/>
-        </w:rPr>
-        <w:t>pd.to_</w:t>
-      </w:r>
-      <w:proofErr w:type="gramStart"/>
-      <w:r>
-        <w:rPr>
-          <w:rFonts w:asciiTheme="majorBidi" w:hAnsiTheme="majorBidi" w:cstheme="majorBidi"/>
-          <w:sz w:val="22"/>
-          <w:szCs w:val="22"/>
-        </w:rPr>
-        <w:t>numeric</w:t>
-      </w:r>
-      <w:proofErr w:type="spellEnd"/>
-      <w:r>
-        <w:rPr>
-          <w:rFonts w:asciiTheme="majorBidi" w:hAnsiTheme="majorBidi" w:cstheme="majorBidi"/>
-          <w:sz w:val="22"/>
-          <w:szCs w:val="22"/>
-        </w:rPr>
-        <w:t>(</w:t>
-      </w:r>
-      <w:proofErr w:type="gramEnd"/>
-    </w:p>
-    <w:p>
-      <w:pPr>
-        <w:rPr>
-          <w:rFonts w:asciiTheme="majorBidi" w:hAnsiTheme="majorBidi" w:cstheme="majorBidi"/>
-          <w:sz w:val="22"/>
-          <w:szCs w:val="22"/>
-        </w:rPr>
-      </w:pPr>
-      <w:r>
-        <w:rPr>
-          <w:rFonts w:asciiTheme="majorBidi" w:hAnsiTheme="majorBidi" w:cstheme="majorBidi"/>
-          <w:sz w:val="22"/>
-          <w:szCs w:val="22"/>
-        </w:rPr>
-        <w:t xml:space="preserve">    </w:t>
-      </w:r>
-      <w:proofErr w:type="spellStart"/>
-      <w:r>
-        <w:rPr>
-          <w:rFonts w:asciiTheme="majorBidi" w:hAnsiTheme="majorBidi" w:cstheme="majorBidi"/>
-          <w:sz w:val="22"/>
-          <w:szCs w:val="22"/>
-        </w:rPr>
-        <w:t>df</w:t>
-      </w:r>
-      <w:proofErr w:type="spellEnd"/>
-      <w:r>
-        <w:rPr>
-          <w:rFonts w:asciiTheme="majorBidi" w:hAnsiTheme="majorBidi" w:cstheme="majorBidi"/>
-          <w:sz w:val="22"/>
-          <w:szCs w:val="22"/>
-        </w:rPr>
-        <w:t>["Power"],</w:t>
-      </w:r>
-    </w:p>
-    <w:p>
-      <w:pPr>
-        <w:rPr>
-          <w:rFonts w:asciiTheme="majorBidi" w:hAnsiTheme="majorBidi" w:cstheme="majorBidi"/>
-          <w:sz w:val="22"/>
-          <w:szCs w:val="22"/>
-        </w:rPr>
-      </w:pPr>
-      <w:r>
-        <w:rPr>
-          <w:rFonts w:asciiTheme="majorBidi" w:hAnsiTheme="majorBidi" w:cstheme="majorBidi"/>
-          <w:sz w:val="22"/>
-          <w:szCs w:val="22"/>
-        </w:rPr>
-        <w:t xml:space="preserve">    errors="coerce"</w:t>
-      </w:r>
-    </w:p>
-    <w:p>
-      <w:pPr>
-        <w:rPr>
-          <w:rFonts w:asciiTheme="majorBidi" w:hAnsiTheme="majorBidi" w:cstheme="majorBidi"/>
-          <w:sz w:val="22"/>
-          <w:szCs w:val="22"/>
-        </w:rPr>
-      </w:pPr>
-      <w:r>
-        <w:rPr>
-          <w:rFonts w:asciiTheme="majorBidi" w:hAnsiTheme="majorBidi" w:cstheme="majorBidi"/>
-          <w:sz w:val="22"/>
-          <w:szCs w:val="22"/>
-        </w:rPr>
-        <w:t>)</w:t>
-      </w:r>
-    </w:p>
-    <w:p>
-      <w:pPr>
-        <w:rPr>
-          <w:rFonts w:asciiTheme="majorBidi" w:hAnsiTheme="majorBidi" w:cstheme="majorBidi"/>
-          <w:b/>
-          <w:bCs/>
-          <w:sz w:val="22"/>
-          <w:szCs w:val="22"/>
-        </w:rPr>
-      </w:pPr>
-      <w:r>
-        <w:rPr>
-          <w:rFonts w:asciiTheme="majorBidi" w:hAnsiTheme="majorBidi" w:cstheme="majorBidi"/>
-          <w:b/>
-          <w:bCs/>
-          <w:sz w:val="22"/>
-          <w:szCs w:val="22"/>
-        </w:rPr>
-        <w:t>Explanation</w:t>
-      </w:r>
-    </w:p>
-    <w:p>
-      <w:pPr>
-        <w:rPr>
-          <w:rFonts w:asciiTheme="majorBidi" w:hAnsiTheme="majorBidi" w:cstheme="majorBidi"/>
-          <w:sz w:val="22"/>
-          <w:szCs w:val="22"/>
-        </w:rPr>
-      </w:pPr>
-      <w:r>
-        <w:rPr>
-          <w:rFonts w:asciiTheme="majorBidi" w:hAnsiTheme="majorBidi" w:cstheme="majorBidi"/>
-          <w:sz w:val="22"/>
-          <w:szCs w:val="22"/>
-        </w:rPr>
-        <w:t>Power values originally contained the unit "bhp".</w:t>
-      </w:r>
-    </w:p>
-    <w:p>
-      <w:pPr>
-        <w:rPr>
-          <w:rFonts w:asciiTheme="majorBidi" w:hAnsiTheme="majorBidi" w:cstheme="majorBidi"/>
-          <w:sz w:val="22"/>
-          <w:szCs w:val="22"/>
-        </w:rPr>
-      </w:pPr>
-      <w:r>
-        <w:rPr>
-          <w:rFonts w:asciiTheme="majorBidi" w:hAnsiTheme="majorBidi" w:cstheme="majorBidi"/>
-          <w:sz w:val="22"/>
-          <w:szCs w:val="22"/>
-        </w:rPr>
-        <w:t>Example:</w:t>
-      </w:r>
-    </w:p>
-    <w:p>
-      <w:pPr>
-        <w:rPr>
-          <w:rFonts w:asciiTheme="majorBidi" w:hAnsiTheme="majorBidi" w:cstheme="majorBidi"/>
-          <w:sz w:val="22"/>
-          <w:szCs w:val="22"/>
-        </w:rPr>
-      </w:pPr>
-      <w:r>
-        <w:rPr>
-          <w:rFonts w:asciiTheme="majorBidi" w:hAnsiTheme="majorBidi" w:cstheme="majorBidi"/>
-          <w:sz w:val="22"/>
-          <w:szCs w:val="22"/>
-        </w:rPr>
-        <w:t>88.7 bhp</w:t>
-      </w:r>
-    </w:p>
-    <w:p>
-      <w:pPr>
-        <w:rPr>
-          <w:rFonts w:asciiTheme="majorBidi" w:hAnsiTheme="majorBidi" w:cstheme="majorBidi"/>
-          <w:sz w:val="22"/>
-          <w:szCs w:val="22"/>
-        </w:rPr>
-      </w:pPr>
-      <w:r>
-        <w:rPr>
-          <w:rFonts w:asciiTheme="majorBidi" w:hAnsiTheme="majorBidi" w:cstheme="majorBidi"/>
-          <w:sz w:val="22"/>
-          <w:szCs w:val="22"/>
-        </w:rPr>
-        <w:t>140 bhp</w:t>
-      </w:r>
-    </w:p>
-    <w:p>
-      <w:pPr>
-        <w:rPr>
-          <w:rFonts w:asciiTheme="majorBidi" w:hAnsiTheme="majorBidi" w:cstheme="majorBidi"/>
-          <w:sz w:val="22"/>
-          <w:szCs w:val="22"/>
-        </w:rPr>
-      </w:pPr>
-      <w:r>
-        <w:rPr>
-          <w:rFonts w:asciiTheme="majorBidi" w:hAnsiTheme="majorBidi" w:cstheme="majorBidi"/>
-          <w:sz w:val="22"/>
-          <w:szCs w:val="22"/>
-        </w:rPr>
-        <w:t>The unit was removed and all values were converted into numeric format.</w:t>
-      </w:r>
-    </w:p>
-    <w:p>
-      <w:pPr>
-        <w:rPr>
-          <w:rFonts w:asciiTheme="majorBidi" w:hAnsiTheme="majorBidi" w:cstheme="majorBidi"/>
-          <w:sz w:val="22"/>
-          <w:szCs w:val="22"/>
-        </w:rPr>
-      </w:pPr>
-      <w:r>
-        <w:rPr>
-          <w:rFonts w:asciiTheme="majorBidi" w:hAnsiTheme="majorBidi" w:cstheme="majorBidi"/>
-          <w:sz w:val="22"/>
-          <w:szCs w:val="22"/>
-        </w:rPr>
-        <w:t>The parameter:</w:t>
-      </w:r>
-    </w:p>
-    <w:p>
-      <w:pPr>
-        <w:rPr>
-          <w:rFonts w:asciiTheme="majorBidi" w:hAnsiTheme="majorBidi" w:cstheme="majorBidi"/>
-          <w:sz w:val="22"/>
-          <w:szCs w:val="22"/>
-        </w:rPr>
-      </w:pPr>
-      <w:r>
-        <w:rPr>
-          <w:rFonts w:asciiTheme="majorBidi" w:hAnsiTheme="majorBidi" w:cstheme="majorBidi"/>
-          <w:sz w:val="22"/>
-          <w:szCs w:val="22"/>
-        </w:rPr>
-        <w:t>errors="coerce"</w:t>
-      </w:r>
-    </w:p>
-    <w:p>
-      <w:pPr>
-        <w:rPr>
-          <w:rFonts w:asciiTheme="majorBidi" w:hAnsiTheme="majorBidi" w:cstheme="majorBidi"/>
-          <w:sz w:val="22"/>
-          <w:szCs w:val="22"/>
-        </w:rPr>
-      </w:pPr>
-      <w:r>
-        <w:rPr>
-          <w:rFonts w:asciiTheme="majorBidi" w:hAnsiTheme="majorBidi" w:cstheme="majorBidi"/>
-          <w:sz w:val="22"/>
-          <w:szCs w:val="22"/>
-        </w:rPr>
-        <w:t xml:space="preserve">automatically converts invalid values into </w:t>
-      </w:r>
-      <w:proofErr w:type="spellStart"/>
-      <w:r>
-        <w:rPr>
-          <w:rFonts w:asciiTheme="majorBidi" w:hAnsiTheme="majorBidi" w:cstheme="majorBidi"/>
-          <w:sz w:val="22"/>
-          <w:szCs w:val="22"/>
-        </w:rPr>
-        <w:t>NaN</w:t>
-      </w:r>
-      <w:proofErr w:type="spellEnd"/>
-      <w:r>
-        <w:rPr>
-          <w:rFonts w:asciiTheme="majorBidi" w:hAnsiTheme="majorBidi" w:cstheme="majorBidi"/>
-          <w:sz w:val="22"/>
-          <w:szCs w:val="22"/>
-        </w:rPr>
-        <w:t>, allowing them to be handled later.</w:t>
-      </w:r>
-    </w:p>
-    <w:p>
-      <w:pPr>
-        <w:rPr>
-          <w:rFonts w:asciiTheme="majorBidi" w:hAnsiTheme="majorBidi" w:cstheme="majorBidi"/>
-          <w:sz w:val="22"/>
-          <w:szCs w:val="22"/>
-        </w:rPr>
-      </w:pPr>
-    </w:p>
-    <w:p>
-      <w:pPr>
-        <w:rPr>
-          <w:rFonts w:asciiTheme="majorBidi" w:hAnsiTheme="majorBidi" w:cstheme="majorBidi"/>
-          <w:b/>
-          <w:bCs/>
-          <w:sz w:val="22"/>
-          <w:szCs w:val="22"/>
-        </w:rPr>
-      </w:pPr>
-      <w:r>
-        <w:rPr>
-          <w:rFonts w:asciiTheme="majorBidi" w:hAnsiTheme="majorBidi" w:cstheme="majorBidi"/>
-          <w:b/>
-          <w:bCs/>
-          <w:sz w:val="22"/>
-          <w:szCs w:val="22"/>
-        </w:rPr>
-        <w:t>1.4 Missing Values Treatment</w:t>
-      </w:r>
-    </w:p>
-    <w:p>
-      <w:pPr>
-        <w:rPr>
-          <w:rFonts w:asciiTheme="majorBidi" w:hAnsiTheme="majorBidi" w:cstheme="majorBidi"/>
-          <w:sz w:val="22"/>
-          <w:szCs w:val="22"/>
-        </w:rPr>
-      </w:pPr>
-      <w:r>
-        <w:rPr>
-          <w:rFonts w:asciiTheme="majorBidi" w:hAnsiTheme="majorBidi" w:cstheme="majorBidi"/>
-          <w:sz w:val="22"/>
-          <w:szCs w:val="22"/>
-        </w:rPr>
-        <w:t>Several features contained missing values.</w:t>
-      </w:r>
-    </w:p>
-    <w:p>
-      <w:pPr>
-        <w:rPr>
-          <w:rFonts w:asciiTheme="majorBidi" w:hAnsiTheme="majorBidi" w:cstheme="majorBidi"/>
-          <w:b/>
-          <w:bCs/>
-          <w:sz w:val="22"/>
-          <w:szCs w:val="22"/>
-        </w:rPr>
-      </w:pPr>
-      <w:r>
-        <w:rPr>
-          <w:rFonts w:asciiTheme="majorBidi" w:hAnsiTheme="majorBidi" w:cstheme="majorBidi"/>
-          <w:b/>
-          <w:bCs/>
-          <w:sz w:val="22"/>
-          <w:szCs w:val="22"/>
-        </w:rPr>
-        <w:t>Mileage</w:t>
-      </w:r>
-    </w:p>
-    <w:p>
-      <w:pPr>
-        <w:rPr>
-          <w:rFonts w:asciiTheme="majorBidi" w:hAnsiTheme="majorBidi" w:cstheme="majorBidi"/>
-          <w:sz w:val="22"/>
-          <w:szCs w:val="22"/>
-        </w:rPr>
-      </w:pPr>
-      <w:proofErr w:type="spellStart"/>
-      <w:r>
-        <w:rPr>
-          <w:rFonts w:asciiTheme="majorBidi" w:hAnsiTheme="majorBidi" w:cstheme="majorBidi"/>
-          <w:sz w:val="22"/>
-          <w:szCs w:val="22"/>
-        </w:rPr>
-        <w:t>df</w:t>
-      </w:r>
-      <w:proofErr w:type="spellEnd"/>
-      <w:r>
-        <w:rPr>
-          <w:rFonts w:asciiTheme="majorBidi" w:hAnsiTheme="majorBidi" w:cstheme="majorBidi"/>
-          <w:sz w:val="22"/>
-          <w:szCs w:val="22"/>
-        </w:rPr>
-        <w:t xml:space="preserve">["Mileage"] = </w:t>
-      </w:r>
-      <w:proofErr w:type="spellStart"/>
-      <w:r>
-        <w:rPr>
-          <w:rFonts w:asciiTheme="majorBidi" w:hAnsiTheme="majorBidi" w:cstheme="majorBidi"/>
-          <w:sz w:val="22"/>
-          <w:szCs w:val="22"/>
-        </w:rPr>
-        <w:t>df</w:t>
-      </w:r>
-      <w:proofErr w:type="spellEnd"/>
-      <w:r>
-        <w:rPr>
-          <w:rFonts w:asciiTheme="majorBidi" w:hAnsiTheme="majorBidi" w:cstheme="majorBidi"/>
-          <w:sz w:val="22"/>
-          <w:szCs w:val="22"/>
-        </w:rPr>
-        <w:t>["Mileage"</w:t>
-      </w:r>
-      <w:proofErr w:type="gramStart"/>
-      <w:r>
-        <w:rPr>
-          <w:rFonts w:asciiTheme="majorBidi" w:hAnsiTheme="majorBidi" w:cstheme="majorBidi"/>
-          <w:sz w:val="22"/>
-          <w:szCs w:val="22"/>
-        </w:rPr>
-        <w:t>].</w:t>
-      </w:r>
-      <w:proofErr w:type="spellStart"/>
-      <w:r>
-        <w:rPr>
-          <w:rFonts w:asciiTheme="majorBidi" w:hAnsiTheme="majorBidi" w:cstheme="majorBidi"/>
-          <w:sz w:val="22"/>
-          <w:szCs w:val="22"/>
-        </w:rPr>
-        <w:t>fillna</w:t>
-      </w:r>
-      <w:proofErr w:type="spellEnd"/>
-      <w:proofErr w:type="gramEnd"/>
-      <w:r>
-        <w:rPr>
-          <w:rFonts w:asciiTheme="majorBidi" w:hAnsiTheme="majorBidi" w:cstheme="majorBidi"/>
-          <w:sz w:val="22"/>
-          <w:szCs w:val="22"/>
-        </w:rPr>
-        <w:t>(</w:t>
-      </w:r>
-    </w:p>
-    <w:p>
-      <w:pPr>
-        <w:rPr>
-          <w:rFonts w:asciiTheme="majorBidi" w:hAnsiTheme="majorBidi" w:cstheme="majorBidi"/>
-          <w:sz w:val="22"/>
-          <w:szCs w:val="22"/>
-        </w:rPr>
-      </w:pPr>
-      <w:r>
-        <w:rPr>
-          <w:rFonts w:asciiTheme="majorBidi" w:hAnsiTheme="majorBidi" w:cstheme="majorBidi"/>
-          <w:sz w:val="22"/>
-          <w:szCs w:val="22"/>
-        </w:rPr>
-        <w:t xml:space="preserve">    </w:t>
-      </w:r>
-      <w:proofErr w:type="spellStart"/>
-      <w:r>
-        <w:rPr>
-          <w:rFonts w:asciiTheme="majorBidi" w:hAnsiTheme="majorBidi" w:cstheme="majorBidi"/>
-          <w:sz w:val="22"/>
-          <w:szCs w:val="22"/>
-        </w:rPr>
-        <w:t>df</w:t>
-      </w:r>
-      <w:proofErr w:type="spellEnd"/>
-      <w:r>
-        <w:rPr>
-          <w:rFonts w:asciiTheme="majorBidi" w:hAnsiTheme="majorBidi" w:cstheme="majorBidi"/>
-          <w:sz w:val="22"/>
-          <w:szCs w:val="22"/>
-        </w:rPr>
-        <w:t>["Mileage"</w:t>
-      </w:r>
-      <w:proofErr w:type="gramStart"/>
-      <w:r>
-        <w:rPr>
-          <w:rFonts w:asciiTheme="majorBidi" w:hAnsiTheme="majorBidi" w:cstheme="majorBidi"/>
-          <w:sz w:val="22"/>
-          <w:szCs w:val="22"/>
-        </w:rPr>
-        <w:t>].median</w:t>
-      </w:r>
-      <w:proofErr w:type="gramEnd"/>
-      <w:r>
-        <w:rPr>
-          <w:rFonts w:asciiTheme="majorBidi" w:hAnsiTheme="majorBidi" w:cstheme="majorBidi"/>
-          <w:sz w:val="22"/>
-          <w:szCs w:val="22"/>
-        </w:rPr>
-        <w:t>()</w:t>
-      </w:r>
-    </w:p>
-    <w:p>
-      <w:pPr>
-        <w:rPr>
-          <w:rFonts w:asciiTheme="majorBidi" w:hAnsiTheme="majorBidi" w:cstheme="majorBidi"/>
-          <w:sz w:val="22"/>
-          <w:szCs w:val="22"/>
-        </w:rPr>
-      </w:pPr>
-      <w:r>
-        <w:rPr>
-          <w:rFonts w:asciiTheme="majorBidi" w:hAnsiTheme="majorBidi" w:cstheme="majorBidi"/>
-          <w:sz w:val="22"/>
-          <w:szCs w:val="22"/>
-        </w:rPr>
-        <w:t>)</w:t>
-      </w:r>
-    </w:p>
-    <w:p>
-      <w:pPr>
-        <w:rPr>
-          <w:rFonts w:asciiTheme="majorBidi" w:hAnsiTheme="majorBidi" w:cstheme="majorBidi"/>
-          <w:sz w:val="22"/>
-          <w:szCs w:val="22"/>
-        </w:rPr>
-      </w:pPr>
-      <w:r>
-        <w:rPr>
-          <w:rFonts w:asciiTheme="majorBidi" w:hAnsiTheme="majorBidi" w:cstheme="majorBidi"/>
-          <w:sz w:val="22"/>
-          <w:szCs w:val="22"/>
-        </w:rPr>
-        <w:t>The median was chosen because it is robust against extreme values.</w:t>
-      </w:r>
-    </w:p>
-    <w:p>
-      <w:pPr>
-        <w:rPr>
-          <w:rFonts w:asciiTheme="majorBidi" w:hAnsiTheme="majorBidi" w:cstheme="majorBidi"/>
-          <w:sz w:val="22"/>
-          <w:szCs w:val="22"/>
-        </w:rPr>
-      </w:pPr>
-    </w:p>
-    <w:p>
-      <w:pPr>
-        <w:rPr>
-          <w:rFonts w:asciiTheme="majorBidi" w:hAnsiTheme="majorBidi" w:cstheme="majorBidi"/>
-          <w:b/>
-          <w:bCs/>
-          <w:sz w:val="22"/>
-          <w:szCs w:val="22"/>
-        </w:rPr>
-      </w:pPr>
-      <w:r>
-        <w:rPr>
-          <w:rFonts w:asciiTheme="majorBidi" w:hAnsiTheme="majorBidi" w:cstheme="majorBidi"/>
-          <w:b/>
-          <w:bCs/>
-          <w:sz w:val="22"/>
-          <w:szCs w:val="22"/>
-        </w:rPr>
-        <w:t>Engine</w:t>
-      </w:r>
-    </w:p>
-    <w:p>
-      <w:pPr>
-        <w:rPr>
-          <w:rFonts w:asciiTheme="majorBidi" w:hAnsiTheme="majorBidi" w:cstheme="majorBidi"/>
-          <w:sz w:val="22"/>
-          <w:szCs w:val="22"/>
-        </w:rPr>
-      </w:pPr>
-      <w:proofErr w:type="spellStart"/>
-      <w:r>
-        <w:rPr>
-          <w:rFonts w:asciiTheme="majorBidi" w:hAnsiTheme="majorBidi" w:cstheme="majorBidi"/>
-          <w:sz w:val="22"/>
-          <w:szCs w:val="22"/>
-        </w:rPr>
-        <w:t>df</w:t>
-      </w:r>
-      <w:proofErr w:type="spellEnd"/>
-      <w:r>
-        <w:rPr>
-          <w:rFonts w:asciiTheme="majorBidi" w:hAnsiTheme="majorBidi" w:cstheme="majorBidi"/>
-          <w:sz w:val="22"/>
-          <w:szCs w:val="22"/>
-        </w:rPr>
-        <w:t xml:space="preserve">["Engine"] = </w:t>
-      </w:r>
-      <w:proofErr w:type="spellStart"/>
-      <w:r>
-        <w:rPr>
-          <w:rFonts w:asciiTheme="majorBidi" w:hAnsiTheme="majorBidi" w:cstheme="majorBidi"/>
-          <w:sz w:val="22"/>
-          <w:szCs w:val="22"/>
-        </w:rPr>
-        <w:t>df</w:t>
-      </w:r>
-      <w:proofErr w:type="spellEnd"/>
-      <w:r>
-        <w:rPr>
-          <w:rFonts w:asciiTheme="majorBidi" w:hAnsiTheme="majorBidi" w:cstheme="majorBidi"/>
-          <w:sz w:val="22"/>
-          <w:szCs w:val="22"/>
-        </w:rPr>
-        <w:t>["Engine"</w:t>
-      </w:r>
-      <w:proofErr w:type="gramStart"/>
-      <w:r>
-        <w:rPr>
-          <w:rFonts w:asciiTheme="majorBidi" w:hAnsiTheme="majorBidi" w:cstheme="majorBidi"/>
-          <w:sz w:val="22"/>
-          <w:szCs w:val="22"/>
-        </w:rPr>
-        <w:t>].</w:t>
-      </w:r>
-      <w:proofErr w:type="spellStart"/>
-      <w:r>
-        <w:rPr>
-          <w:rFonts w:asciiTheme="majorBidi" w:hAnsiTheme="majorBidi" w:cstheme="majorBidi"/>
-          <w:sz w:val="22"/>
-          <w:szCs w:val="22"/>
-        </w:rPr>
-        <w:t>fillna</w:t>
-      </w:r>
-      <w:proofErr w:type="spellEnd"/>
-      <w:proofErr w:type="gramEnd"/>
-      <w:r>
-        <w:rPr>
-          <w:rFonts w:asciiTheme="majorBidi" w:hAnsiTheme="majorBidi" w:cstheme="majorBidi"/>
-          <w:sz w:val="22"/>
-          <w:szCs w:val="22"/>
-        </w:rPr>
-        <w:t>(</w:t>
-      </w:r>
-    </w:p>
-    <w:p>
-      <w:pPr>
-        <w:rPr>
-          <w:rFonts w:asciiTheme="majorBidi" w:hAnsiTheme="majorBidi" w:cstheme="majorBidi"/>
-          <w:sz w:val="22"/>
-          <w:szCs w:val="22"/>
-        </w:rPr>
-      </w:pPr>
-      <w:r>
-        <w:rPr>
-          <w:rFonts w:asciiTheme="majorBidi" w:hAnsiTheme="majorBidi" w:cstheme="majorBidi"/>
-          <w:sz w:val="22"/>
-          <w:szCs w:val="22"/>
-        </w:rPr>
-        <w:t xml:space="preserve">    </w:t>
-      </w:r>
-      <w:proofErr w:type="spellStart"/>
-      <w:r>
-        <w:rPr>
-          <w:rFonts w:asciiTheme="majorBidi" w:hAnsiTheme="majorBidi" w:cstheme="majorBidi"/>
-          <w:sz w:val="22"/>
-          <w:szCs w:val="22"/>
-        </w:rPr>
-        <w:t>df</w:t>
-      </w:r>
-      <w:proofErr w:type="spellEnd"/>
-      <w:r>
-        <w:rPr>
-          <w:rFonts w:asciiTheme="majorBidi" w:hAnsiTheme="majorBidi" w:cstheme="majorBidi"/>
-          <w:sz w:val="22"/>
-          <w:szCs w:val="22"/>
-        </w:rPr>
-        <w:t>["Engine"</w:t>
-      </w:r>
-      <w:proofErr w:type="gramStart"/>
-      <w:r>
-        <w:rPr>
-          <w:rFonts w:asciiTheme="majorBidi" w:hAnsiTheme="majorBidi" w:cstheme="majorBidi"/>
-          <w:sz w:val="22"/>
-          <w:szCs w:val="22"/>
-        </w:rPr>
-        <w:t>].median</w:t>
-      </w:r>
-      <w:proofErr w:type="gramEnd"/>
-      <w:r>
-        <w:rPr>
-          <w:rFonts w:asciiTheme="majorBidi" w:hAnsiTheme="majorBidi" w:cstheme="majorBidi"/>
-          <w:sz w:val="22"/>
-          <w:szCs w:val="22"/>
-        </w:rPr>
-        <w:t>()</w:t>
-      </w:r>
-    </w:p>
-    <w:p>
-      <w:pPr>
-        <w:rPr>
-          <w:rFonts w:asciiTheme="majorBidi" w:hAnsiTheme="majorBidi" w:cstheme="majorBidi"/>
-          <w:sz w:val="22"/>
-          <w:szCs w:val="22"/>
-        </w:rPr>
-      </w:pPr>
-      <w:r>
-        <w:rPr>
-          <w:rFonts w:asciiTheme="majorBidi" w:hAnsiTheme="majorBidi" w:cstheme="majorBidi"/>
-          <w:sz w:val="22"/>
-          <w:szCs w:val="22"/>
-        </w:rPr>
-        <w:t>)</w:t>
-      </w:r>
-    </w:p>
-    <w:p>
-      <w:pPr>
-        <w:rPr>
-          <w:rFonts w:asciiTheme="majorBidi" w:hAnsiTheme="majorBidi" w:cstheme="majorBidi"/>
-          <w:sz w:val="22"/>
-          <w:szCs w:val="22"/>
-        </w:rPr>
-      </w:pPr>
-      <w:r>
-        <w:rPr>
-          <w:rFonts w:asciiTheme="majorBidi" w:hAnsiTheme="majorBidi" w:cstheme="majorBidi"/>
-          <w:sz w:val="22"/>
-          <w:szCs w:val="22"/>
-        </w:rPr>
-        <w:t>The median engine size was used to replace missing values.</w:t>
-      </w:r>
-    </w:p>
-    <w:p>
-      <w:pPr>
-        <w:rPr>
-          <w:rFonts w:asciiTheme="majorBidi" w:hAnsiTheme="majorBidi" w:cstheme="majorBidi"/>
-          <w:sz w:val="22"/>
-          <w:szCs w:val="22"/>
-        </w:rPr>
-      </w:pPr>
-    </w:p>
-    <w:p>
-      <w:pPr>
-        <w:rPr>
-          <w:rFonts w:asciiTheme="majorBidi" w:hAnsiTheme="majorBidi" w:cstheme="majorBidi"/>
-          <w:b/>
-          <w:bCs/>
-          <w:sz w:val="22"/>
-          <w:szCs w:val="22"/>
-        </w:rPr>
-      </w:pPr>
-      <w:r>
-        <w:rPr>
-          <w:rFonts w:asciiTheme="majorBidi" w:hAnsiTheme="majorBidi" w:cstheme="majorBidi"/>
-          <w:b/>
-          <w:bCs/>
-          <w:sz w:val="22"/>
-          <w:szCs w:val="22"/>
-        </w:rPr>
-        <w:t>Seats</w:t>
-      </w:r>
-    </w:p>
-    <w:p>
-      <w:pPr>
-        <w:rPr>
-          <w:rFonts w:asciiTheme="majorBidi" w:hAnsiTheme="majorBidi" w:cstheme="majorBidi"/>
-          <w:sz w:val="22"/>
-          <w:szCs w:val="22"/>
-        </w:rPr>
-      </w:pPr>
-      <w:proofErr w:type="spellStart"/>
-      <w:r>
-        <w:rPr>
-          <w:rFonts w:asciiTheme="majorBidi" w:hAnsiTheme="majorBidi" w:cstheme="majorBidi"/>
-          <w:sz w:val="22"/>
-          <w:szCs w:val="22"/>
-        </w:rPr>
-        <w:t>df</w:t>
-      </w:r>
-      <w:proofErr w:type="spellEnd"/>
-      <w:r>
-        <w:rPr>
-          <w:rFonts w:asciiTheme="majorBidi" w:hAnsiTheme="majorBidi" w:cstheme="majorBidi"/>
-          <w:sz w:val="22"/>
-          <w:szCs w:val="22"/>
-        </w:rPr>
-        <w:t xml:space="preserve">["Seats"] = </w:t>
-      </w:r>
-      <w:proofErr w:type="spellStart"/>
-      <w:r>
-        <w:rPr>
-          <w:rFonts w:asciiTheme="majorBidi" w:hAnsiTheme="majorBidi" w:cstheme="majorBidi"/>
-          <w:sz w:val="22"/>
-          <w:szCs w:val="22"/>
-        </w:rPr>
-        <w:t>df</w:t>
-      </w:r>
-      <w:proofErr w:type="spellEnd"/>
-      <w:r>
-        <w:rPr>
-          <w:rFonts w:asciiTheme="majorBidi" w:hAnsiTheme="majorBidi" w:cstheme="majorBidi"/>
-          <w:sz w:val="22"/>
-          <w:szCs w:val="22"/>
-        </w:rPr>
-        <w:t>["Seats"</w:t>
-      </w:r>
-      <w:proofErr w:type="gramStart"/>
-      <w:r>
-        <w:rPr>
-          <w:rFonts w:asciiTheme="majorBidi" w:hAnsiTheme="majorBidi" w:cstheme="majorBidi"/>
-          <w:sz w:val="22"/>
-          <w:szCs w:val="22"/>
-        </w:rPr>
-        <w:t>].</w:t>
-      </w:r>
-      <w:proofErr w:type="spellStart"/>
-      <w:r>
-        <w:rPr>
-          <w:rFonts w:asciiTheme="majorBidi" w:hAnsiTheme="majorBidi" w:cstheme="majorBidi"/>
-          <w:sz w:val="22"/>
-          <w:szCs w:val="22"/>
-        </w:rPr>
-        <w:t>fillna</w:t>
-      </w:r>
-      <w:proofErr w:type="spellEnd"/>
-      <w:proofErr w:type="gramEnd"/>
-      <w:r>
-        <w:rPr>
-          <w:rFonts w:asciiTheme="majorBidi" w:hAnsiTheme="majorBidi" w:cstheme="majorBidi"/>
-          <w:sz w:val="22"/>
-          <w:szCs w:val="22"/>
-        </w:rPr>
-        <w:t>(</w:t>
-      </w:r>
-    </w:p>
-    <w:p>
-      <w:pPr>
-        <w:rPr>
-          <w:rFonts w:asciiTheme="majorBidi" w:hAnsiTheme="majorBidi" w:cstheme="majorBidi"/>
-          <w:sz w:val="22"/>
-          <w:szCs w:val="22"/>
-        </w:rPr>
-      </w:pPr>
-      <w:r>
-        <w:rPr>
-          <w:rFonts w:asciiTheme="majorBidi" w:hAnsiTheme="majorBidi" w:cstheme="majorBidi"/>
-          <w:sz w:val="22"/>
-          <w:szCs w:val="22"/>
-        </w:rPr>
-        <w:t xml:space="preserve">    </w:t>
-      </w:r>
-      <w:proofErr w:type="spellStart"/>
-      <w:r>
-        <w:rPr>
-          <w:rFonts w:asciiTheme="majorBidi" w:hAnsiTheme="majorBidi" w:cstheme="majorBidi"/>
-          <w:sz w:val="22"/>
-          <w:szCs w:val="22"/>
-        </w:rPr>
-        <w:t>df</w:t>
-      </w:r>
-      <w:proofErr w:type="spellEnd"/>
-      <w:r>
-        <w:rPr>
-          <w:rFonts w:asciiTheme="majorBidi" w:hAnsiTheme="majorBidi" w:cstheme="majorBidi"/>
-          <w:sz w:val="22"/>
-          <w:szCs w:val="22"/>
-        </w:rPr>
-        <w:t>["Seats"</w:t>
-      </w:r>
-      <w:proofErr w:type="gramStart"/>
-      <w:r>
-        <w:rPr>
-          <w:rFonts w:asciiTheme="majorBidi" w:hAnsiTheme="majorBidi" w:cstheme="majorBidi"/>
-          <w:sz w:val="22"/>
-          <w:szCs w:val="22"/>
-        </w:rPr>
-        <w:t>].mode</w:t>
-      </w:r>
-      <w:proofErr w:type="gramEnd"/>
-      <w:r>
-        <w:rPr>
-          <w:rFonts w:asciiTheme="majorBidi" w:hAnsiTheme="majorBidi" w:cstheme="majorBidi"/>
-          <w:sz w:val="22"/>
-          <w:szCs w:val="22"/>
-        </w:rPr>
-        <w:t>()[0]</w:t>
-      </w:r>
-    </w:p>
-    <w:p>
-      <w:pPr>
-        <w:rPr>
-          <w:rFonts w:asciiTheme="majorBidi" w:hAnsiTheme="majorBidi" w:cstheme="majorBidi"/>
-          <w:sz w:val="22"/>
-          <w:szCs w:val="22"/>
-        </w:rPr>
-      </w:pPr>
-      <w:r>
-        <w:rPr>
-          <w:rFonts w:asciiTheme="majorBidi" w:hAnsiTheme="majorBidi" w:cstheme="majorBidi"/>
-          <w:sz w:val="22"/>
-          <w:szCs w:val="22"/>
-        </w:rPr>
-        <w:t>)</w:t>
-      </w:r>
-    </w:p>
-    <w:p>
-      <w:pPr>
-        <w:rPr>
-          <w:rFonts w:asciiTheme="majorBidi" w:hAnsiTheme="majorBidi" w:cstheme="majorBidi"/>
-          <w:sz w:val="22"/>
-          <w:szCs w:val="22"/>
-        </w:rPr>
-      </w:pPr>
-      <w:r>
-        <w:rPr>
-          <w:rFonts w:asciiTheme="majorBidi" w:hAnsiTheme="majorBidi" w:cstheme="majorBidi"/>
-          <w:sz w:val="22"/>
-          <w:szCs w:val="22"/>
-        </w:rPr>
-        <w:lastRenderedPageBreak/>
-        <w:t>The most frequent seat count was used because this feature is discrete.</w:t>
-      </w:r>
-    </w:p>
-    <w:p>
-      <w:pPr>
-        <w:rPr>
-          <w:rFonts w:asciiTheme="majorBidi" w:hAnsiTheme="majorBidi" w:cstheme="majorBidi"/>
-          <w:sz w:val="22"/>
-          <w:szCs w:val="22"/>
-        </w:rPr>
-      </w:pPr>
-    </w:p>
-    <w:p>
-      <w:pPr>
-        <w:rPr>
-          <w:rFonts w:asciiTheme="majorBidi" w:hAnsiTheme="majorBidi" w:cstheme="majorBidi"/>
-          <w:b/>
-          <w:bCs/>
-          <w:sz w:val="22"/>
-          <w:szCs w:val="22"/>
-        </w:rPr>
-      </w:pPr>
-      <w:r>
-        <w:rPr>
-          <w:rFonts w:asciiTheme="majorBidi" w:hAnsiTheme="majorBidi" w:cstheme="majorBidi"/>
-          <w:b/>
-          <w:bCs/>
-          <w:sz w:val="22"/>
-          <w:szCs w:val="22"/>
-        </w:rPr>
-        <w:t>Power</w:t>
-      </w:r>
-    </w:p>
-    <w:p>
-      <w:pPr>
-        <w:rPr>
-          <w:rFonts w:asciiTheme="majorBidi" w:hAnsiTheme="majorBidi" w:cstheme="majorBidi"/>
-          <w:sz w:val="22"/>
-          <w:szCs w:val="22"/>
-        </w:rPr>
-      </w:pPr>
-      <w:proofErr w:type="spellStart"/>
-      <w:r>
-        <w:rPr>
-          <w:rFonts w:asciiTheme="majorBidi" w:hAnsiTheme="majorBidi" w:cstheme="majorBidi"/>
-          <w:sz w:val="22"/>
-          <w:szCs w:val="22"/>
-        </w:rPr>
-        <w:t>df</w:t>
-      </w:r>
-      <w:proofErr w:type="spellEnd"/>
-      <w:r>
-        <w:rPr>
-          <w:rFonts w:asciiTheme="majorBidi" w:hAnsiTheme="majorBidi" w:cstheme="majorBidi"/>
-          <w:sz w:val="22"/>
-          <w:szCs w:val="22"/>
-        </w:rPr>
-        <w:t xml:space="preserve">["Power"] = </w:t>
-      </w:r>
-      <w:proofErr w:type="spellStart"/>
-      <w:proofErr w:type="gramStart"/>
-      <w:r>
-        <w:rPr>
-          <w:rFonts w:asciiTheme="majorBidi" w:hAnsiTheme="majorBidi" w:cstheme="majorBidi"/>
-          <w:sz w:val="22"/>
-          <w:szCs w:val="22"/>
-        </w:rPr>
-        <w:t>df.groupby</w:t>
-      </w:r>
-      <w:proofErr w:type="spellEnd"/>
-      <w:proofErr w:type="gramEnd"/>
-      <w:r>
-        <w:rPr>
-          <w:rFonts w:asciiTheme="majorBidi" w:hAnsiTheme="majorBidi" w:cstheme="majorBidi"/>
-          <w:sz w:val="22"/>
-          <w:szCs w:val="22"/>
-        </w:rPr>
-        <w:t>("Engine")["Power"]\</w:t>
-      </w:r>
-    </w:p>
-    <w:p>
-      <w:pPr>
-        <w:rPr>
-          <w:rFonts w:asciiTheme="majorBidi" w:hAnsiTheme="majorBidi" w:cstheme="majorBidi"/>
-          <w:sz w:val="22"/>
-          <w:szCs w:val="22"/>
-        </w:rPr>
-      </w:pPr>
-      <w:r>
-        <w:rPr>
-          <w:rFonts w:asciiTheme="majorBidi" w:hAnsiTheme="majorBidi" w:cstheme="majorBidi"/>
-          <w:sz w:val="22"/>
-          <w:szCs w:val="22"/>
-        </w:rPr>
-        <w:t xml:space="preserve">    </w:t>
-      </w:r>
-      <w:proofErr w:type="gramStart"/>
-      <w:r>
-        <w:rPr>
-          <w:rFonts w:asciiTheme="majorBidi" w:hAnsiTheme="majorBidi" w:cstheme="majorBidi"/>
-          <w:sz w:val="22"/>
-          <w:szCs w:val="22"/>
-        </w:rPr>
-        <w:t>.transform</w:t>
-      </w:r>
-      <w:proofErr w:type="gramEnd"/>
-      <w:r>
-        <w:rPr>
-          <w:rFonts w:asciiTheme="majorBidi" w:hAnsiTheme="majorBidi" w:cstheme="majorBidi"/>
-          <w:sz w:val="22"/>
-          <w:szCs w:val="22"/>
-        </w:rPr>
-        <w:t>(</w:t>
-      </w:r>
-    </w:p>
-    <w:p>
-      <w:pPr>
-        <w:rPr>
-          <w:rFonts w:asciiTheme="majorBidi" w:hAnsiTheme="majorBidi" w:cstheme="majorBidi"/>
-          <w:sz w:val="22"/>
-          <w:szCs w:val="22"/>
-        </w:rPr>
-      </w:pPr>
-      <w:r>
-        <w:rPr>
-          <w:rFonts w:asciiTheme="majorBidi" w:hAnsiTheme="majorBidi" w:cstheme="majorBidi"/>
-          <w:sz w:val="22"/>
-          <w:szCs w:val="22"/>
-        </w:rPr>
-        <w:t xml:space="preserve">        lambda x: </w:t>
-      </w:r>
-      <w:proofErr w:type="spellStart"/>
-      <w:proofErr w:type="gramStart"/>
-      <w:r>
-        <w:rPr>
-          <w:rFonts w:asciiTheme="majorBidi" w:hAnsiTheme="majorBidi" w:cstheme="majorBidi"/>
-          <w:sz w:val="22"/>
-          <w:szCs w:val="22"/>
-        </w:rPr>
-        <w:t>x.fillna</w:t>
-      </w:r>
-      <w:proofErr w:type="spellEnd"/>
-      <w:proofErr w:type="gramEnd"/>
-      <w:r>
-        <w:rPr>
-          <w:rFonts w:asciiTheme="majorBidi" w:hAnsiTheme="majorBidi" w:cstheme="majorBidi"/>
-          <w:sz w:val="22"/>
-          <w:szCs w:val="22"/>
-        </w:rPr>
-        <w:t>(</w:t>
-      </w:r>
-      <w:proofErr w:type="spellStart"/>
-      <w:r>
-        <w:rPr>
-          <w:rFonts w:asciiTheme="majorBidi" w:hAnsiTheme="majorBidi" w:cstheme="majorBidi"/>
-          <w:sz w:val="22"/>
-          <w:szCs w:val="22"/>
-        </w:rPr>
-        <w:t>x.median</w:t>
-      </w:r>
-      <w:proofErr w:type="spellEnd"/>
-      <w:r>
-        <w:rPr>
-          <w:rFonts w:asciiTheme="majorBidi" w:hAnsiTheme="majorBidi" w:cstheme="majorBidi"/>
-          <w:sz w:val="22"/>
-          <w:szCs w:val="22"/>
-        </w:rPr>
-        <w:t>())</w:t>
-      </w:r>
-    </w:p>
-    <w:p>
-      <w:pPr>
-        <w:rPr>
-          <w:rFonts w:asciiTheme="majorBidi" w:hAnsiTheme="majorBidi" w:cstheme="majorBidi"/>
-          <w:sz w:val="22"/>
-          <w:szCs w:val="22"/>
-        </w:rPr>
-      </w:pPr>
-      <w:r>
-        <w:rPr>
-          <w:rFonts w:asciiTheme="majorBidi" w:hAnsiTheme="majorBidi" w:cstheme="majorBidi"/>
-          <w:sz w:val="22"/>
-          <w:szCs w:val="22"/>
-        </w:rPr>
-        <w:t>)</w:t>
-      </w:r>
-    </w:p>
-    <w:p>
-      <w:pPr>
-        <w:rPr>
-          <w:rFonts w:asciiTheme="majorBidi" w:hAnsiTheme="majorBidi" w:cstheme="majorBidi"/>
-          <w:sz w:val="22"/>
-          <w:szCs w:val="22"/>
-        </w:rPr>
-      </w:pPr>
-      <w:r>
-        <w:rPr>
-          <w:rFonts w:asciiTheme="majorBidi" w:hAnsiTheme="majorBidi" w:cstheme="majorBidi"/>
-          <w:sz w:val="22"/>
-          <w:szCs w:val="22"/>
-        </w:rPr>
-        <w:t>Missing power values were first replaced using the median power within vehicles that have the same engine size.</w:t>
-      </w:r>
-    </w:p>
-    <w:p>
-      <w:pPr>
-        <w:rPr>
-          <w:rFonts w:asciiTheme="majorBidi" w:hAnsiTheme="majorBidi" w:cstheme="majorBidi"/>
-          <w:sz w:val="22"/>
-          <w:szCs w:val="22"/>
-        </w:rPr>
-      </w:pPr>
-      <w:r>
-        <w:rPr>
-          <w:rFonts w:asciiTheme="majorBidi" w:hAnsiTheme="majorBidi" w:cstheme="majorBidi"/>
-          <w:sz w:val="22"/>
-          <w:szCs w:val="22"/>
-        </w:rPr>
-        <w:t>Afterward:</w:t>
-      </w:r>
-    </w:p>
-    <w:p>
-      <w:pPr>
-        <w:rPr>
-          <w:rFonts w:asciiTheme="majorBidi" w:hAnsiTheme="majorBidi" w:cstheme="majorBidi"/>
-          <w:sz w:val="22"/>
-          <w:szCs w:val="22"/>
-        </w:rPr>
-      </w:pPr>
-      <w:proofErr w:type="spellStart"/>
-      <w:r>
-        <w:rPr>
-          <w:rFonts w:asciiTheme="majorBidi" w:hAnsiTheme="majorBidi" w:cstheme="majorBidi"/>
-          <w:sz w:val="22"/>
-          <w:szCs w:val="22"/>
-        </w:rPr>
-        <w:t>df</w:t>
-      </w:r>
-      <w:proofErr w:type="spellEnd"/>
-      <w:r>
-        <w:rPr>
-          <w:rFonts w:asciiTheme="majorBidi" w:hAnsiTheme="majorBidi" w:cstheme="majorBidi"/>
-          <w:sz w:val="22"/>
-          <w:szCs w:val="22"/>
-        </w:rPr>
-        <w:t xml:space="preserve">["Power"] = </w:t>
-      </w:r>
-      <w:proofErr w:type="spellStart"/>
-      <w:r>
-        <w:rPr>
-          <w:rFonts w:asciiTheme="majorBidi" w:hAnsiTheme="majorBidi" w:cstheme="majorBidi"/>
-          <w:sz w:val="22"/>
-          <w:szCs w:val="22"/>
-        </w:rPr>
-        <w:t>df</w:t>
-      </w:r>
-      <w:proofErr w:type="spellEnd"/>
-      <w:r>
-        <w:rPr>
-          <w:rFonts w:asciiTheme="majorBidi" w:hAnsiTheme="majorBidi" w:cstheme="majorBidi"/>
-          <w:sz w:val="22"/>
-          <w:szCs w:val="22"/>
-        </w:rPr>
-        <w:t>["Power"</w:t>
-      </w:r>
-      <w:proofErr w:type="gramStart"/>
-      <w:r>
-        <w:rPr>
-          <w:rFonts w:asciiTheme="majorBidi" w:hAnsiTheme="majorBidi" w:cstheme="majorBidi"/>
-          <w:sz w:val="22"/>
-          <w:szCs w:val="22"/>
-        </w:rPr>
-        <w:t>].</w:t>
-      </w:r>
-      <w:proofErr w:type="spellStart"/>
-      <w:r>
-        <w:rPr>
-          <w:rFonts w:asciiTheme="majorBidi" w:hAnsiTheme="majorBidi" w:cstheme="majorBidi"/>
-          <w:sz w:val="22"/>
-          <w:szCs w:val="22"/>
-        </w:rPr>
-        <w:t>fillna</w:t>
-      </w:r>
-      <w:proofErr w:type="spellEnd"/>
-      <w:proofErr w:type="gramEnd"/>
-      <w:r>
-        <w:rPr>
-          <w:rFonts w:asciiTheme="majorBidi" w:hAnsiTheme="majorBidi" w:cstheme="majorBidi"/>
-          <w:sz w:val="22"/>
-          <w:szCs w:val="22"/>
-        </w:rPr>
-        <w:t>(</w:t>
-      </w:r>
-    </w:p>
-    <w:p>
-      <w:pPr>
-        <w:rPr>
-          <w:rFonts w:asciiTheme="majorBidi" w:hAnsiTheme="majorBidi" w:cstheme="majorBidi"/>
-          <w:sz w:val="22"/>
-          <w:szCs w:val="22"/>
-        </w:rPr>
-      </w:pPr>
-      <w:r>
-        <w:rPr>
-          <w:rFonts w:asciiTheme="majorBidi" w:hAnsiTheme="majorBidi" w:cstheme="majorBidi"/>
-          <w:sz w:val="22"/>
-          <w:szCs w:val="22"/>
-        </w:rPr>
-        <w:t xml:space="preserve">    </w:t>
-      </w:r>
-      <w:proofErr w:type="spellStart"/>
-      <w:r>
-        <w:rPr>
-          <w:rFonts w:asciiTheme="majorBidi" w:hAnsiTheme="majorBidi" w:cstheme="majorBidi"/>
-          <w:sz w:val="22"/>
-          <w:szCs w:val="22"/>
-        </w:rPr>
-        <w:t>df</w:t>
-      </w:r>
-      <w:proofErr w:type="spellEnd"/>
-      <w:r>
-        <w:rPr>
-          <w:rFonts w:asciiTheme="majorBidi" w:hAnsiTheme="majorBidi" w:cstheme="majorBidi"/>
-          <w:sz w:val="22"/>
-          <w:szCs w:val="22"/>
-        </w:rPr>
-        <w:t>["Power"</w:t>
-      </w:r>
-      <w:proofErr w:type="gramStart"/>
-      <w:r>
-        <w:rPr>
-          <w:rFonts w:asciiTheme="majorBidi" w:hAnsiTheme="majorBidi" w:cstheme="majorBidi"/>
-          <w:sz w:val="22"/>
-          <w:szCs w:val="22"/>
-        </w:rPr>
-        <w:t>].median</w:t>
-      </w:r>
-      <w:proofErr w:type="gramEnd"/>
-      <w:r>
-        <w:rPr>
-          <w:rFonts w:asciiTheme="majorBidi" w:hAnsiTheme="majorBidi" w:cstheme="majorBidi"/>
-          <w:sz w:val="22"/>
-          <w:szCs w:val="22"/>
-        </w:rPr>
-        <w:t>()</w:t>
-      </w:r>
-    </w:p>
-    <w:p>
-      <w:pPr>
-        <w:rPr>
-          <w:rFonts w:asciiTheme="majorBidi" w:hAnsiTheme="majorBidi" w:cstheme="majorBidi"/>
-          <w:sz w:val="22"/>
-          <w:szCs w:val="22"/>
-        </w:rPr>
-      </w:pPr>
-      <w:r>
-        <w:rPr>
-          <w:rFonts w:asciiTheme="majorBidi" w:hAnsiTheme="majorBidi" w:cstheme="majorBidi"/>
-          <w:sz w:val="22"/>
-          <w:szCs w:val="22"/>
-        </w:rPr>
-        <w:t>)</w:t>
-      </w:r>
-    </w:p>
-    <w:p>
-      <w:pPr>
-        <w:rPr>
-          <w:rFonts w:asciiTheme="majorBidi" w:hAnsiTheme="majorBidi" w:cstheme="majorBidi"/>
-          <w:sz w:val="22"/>
-          <w:szCs w:val="22"/>
-        </w:rPr>
-      </w:pPr>
-      <w:r>
-        <w:rPr>
-          <w:rFonts w:asciiTheme="majorBidi" w:hAnsiTheme="majorBidi" w:cstheme="majorBidi"/>
-          <w:sz w:val="22"/>
-          <w:szCs w:val="22"/>
-        </w:rPr>
-        <w:t>Any remaining missing values were replaced using the global median.</w:t>
-      </w:r>
-    </w:p>
-    <w:p>
-      <w:pPr>
-        <w:rPr>
-          <w:rFonts w:asciiTheme="majorBidi" w:hAnsiTheme="majorBidi" w:cstheme="majorBidi"/>
-          <w:sz w:val="22"/>
-          <w:szCs w:val="22"/>
-        </w:rPr>
-      </w:pPr>
-      <w:r>
-        <w:rPr>
-          <w:rFonts w:asciiTheme="majorBidi" w:hAnsiTheme="majorBidi" w:cstheme="majorBidi"/>
-          <w:sz w:val="22"/>
-          <w:szCs w:val="22"/>
-        </w:rPr>
-        <w:t>This approach preserves the relationship between Engine and Power.</w:t>
-      </w:r>
-    </w:p>
-    <w:p>
-      <w:pPr>
-        <w:rPr>
-          <w:rFonts w:asciiTheme="majorBidi" w:hAnsiTheme="majorBidi" w:cstheme="majorBidi"/>
-          <w:sz w:val="22"/>
-          <w:szCs w:val="22"/>
-        </w:rPr>
-      </w:pPr>
-    </w:p>
-    <w:p>
-      <w:pPr>
-        <w:rPr>
-          <w:rFonts w:asciiTheme="majorBidi" w:hAnsiTheme="majorBidi" w:cstheme="majorBidi"/>
-          <w:sz w:val="22"/>
-          <w:szCs w:val="22"/>
-        </w:rPr>
-      </w:pPr>
-    </w:p>
-    <w:p>
-      <w:pPr>
-        <w:rPr>
-          <w:rFonts w:asciiTheme="majorBidi" w:hAnsiTheme="majorBidi" w:cstheme="majorBidi"/>
-          <w:b/>
-          <w:bCs/>
-          <w:sz w:val="22"/>
-          <w:szCs w:val="22"/>
-        </w:rPr>
-      </w:pPr>
-      <w:r>
-        <w:rPr>
-          <w:rFonts w:asciiTheme="majorBidi" w:hAnsiTheme="majorBidi" w:cstheme="majorBidi"/>
-          <w:b/>
-          <w:bCs/>
-          <w:sz w:val="22"/>
-          <w:szCs w:val="22"/>
-        </w:rPr>
-        <w:t>1.5 Detection of Invalid Values</w:t>
-      </w:r>
-    </w:p>
-    <w:p>
-      <w:pPr>
-        <w:rPr>
-          <w:rFonts w:asciiTheme="majorBidi" w:hAnsiTheme="majorBidi" w:cstheme="majorBidi"/>
-          <w:sz w:val="22"/>
-          <w:szCs w:val="22"/>
-        </w:rPr>
-      </w:pPr>
-      <w:r>
-        <w:rPr>
-          <w:rFonts w:asciiTheme="majorBidi" w:hAnsiTheme="majorBidi" w:cstheme="majorBidi"/>
-          <w:sz w:val="22"/>
-          <w:szCs w:val="22"/>
-        </w:rPr>
-        <w:t>Besides missing values, several logically incorrect values were detected.</w:t>
-      </w:r>
-    </w:p>
-    <w:p>
-      <w:pPr>
-        <w:rPr>
-          <w:rFonts w:asciiTheme="majorBidi" w:hAnsiTheme="majorBidi" w:cstheme="majorBidi"/>
-          <w:sz w:val="22"/>
-          <w:szCs w:val="22"/>
-        </w:rPr>
-      </w:pPr>
-    </w:p>
-    <w:p>
-      <w:pPr>
-        <w:rPr>
-          <w:rFonts w:asciiTheme="majorBidi" w:hAnsiTheme="majorBidi" w:cstheme="majorBidi"/>
-          <w:b/>
-          <w:bCs/>
-          <w:sz w:val="22"/>
-          <w:szCs w:val="22"/>
-        </w:rPr>
-      </w:pPr>
-      <w:r>
-        <w:rPr>
-          <w:rFonts w:asciiTheme="majorBidi" w:hAnsiTheme="majorBidi" w:cstheme="majorBidi"/>
-          <w:b/>
-          <w:bCs/>
-          <w:sz w:val="22"/>
-          <w:szCs w:val="22"/>
-        </w:rPr>
-        <w:t>Zero Mileage</w:t>
-      </w:r>
-    </w:p>
-    <w:p>
-      <w:pPr>
-        <w:rPr>
-          <w:rFonts w:asciiTheme="majorBidi" w:hAnsiTheme="majorBidi" w:cstheme="majorBidi"/>
-          <w:b/>
-          <w:bCs/>
-          <w:sz w:val="22"/>
-          <w:szCs w:val="22"/>
-        </w:rPr>
-      </w:pPr>
-      <w:r>
-        <w:rPr>
-          <w:rFonts w:asciiTheme="majorBidi" w:hAnsiTheme="majorBidi" w:cstheme="majorBidi"/>
-          <w:b/>
-          <w:bCs/>
-          <w:sz w:val="22"/>
-          <w:szCs w:val="22"/>
-        </w:rPr>
-        <w:t>Detection</w:t>
-      </w:r>
-    </w:p>
-    <w:p>
-      <w:pPr>
-        <w:rPr>
-          <w:rFonts w:asciiTheme="majorBidi" w:hAnsiTheme="majorBidi" w:cstheme="majorBidi"/>
-          <w:sz w:val="22"/>
-          <w:szCs w:val="22"/>
-        </w:rPr>
-      </w:pPr>
-      <w:proofErr w:type="spellStart"/>
-      <w:r>
-        <w:rPr>
-          <w:rFonts w:asciiTheme="majorBidi" w:hAnsiTheme="majorBidi" w:cstheme="majorBidi"/>
-          <w:sz w:val="22"/>
-          <w:szCs w:val="22"/>
-        </w:rPr>
-        <w:t>df</w:t>
-      </w:r>
-      <w:proofErr w:type="spellEnd"/>
-      <w:r>
-        <w:rPr>
-          <w:rFonts w:asciiTheme="majorBidi" w:hAnsiTheme="majorBidi" w:cstheme="majorBidi"/>
-          <w:sz w:val="22"/>
-          <w:szCs w:val="22"/>
-        </w:rPr>
-        <w:t>[</w:t>
-      </w:r>
-      <w:proofErr w:type="spellStart"/>
-      <w:r>
-        <w:rPr>
-          <w:rFonts w:asciiTheme="majorBidi" w:hAnsiTheme="majorBidi" w:cstheme="majorBidi"/>
-          <w:sz w:val="22"/>
-          <w:szCs w:val="22"/>
-        </w:rPr>
-        <w:t>df</w:t>
-      </w:r>
-      <w:proofErr w:type="spellEnd"/>
-      <w:r>
-        <w:rPr>
-          <w:rFonts w:asciiTheme="majorBidi" w:hAnsiTheme="majorBidi" w:cstheme="majorBidi"/>
-          <w:sz w:val="22"/>
-          <w:szCs w:val="22"/>
-        </w:rPr>
-        <w:t>["Mileage"] == 0]</w:t>
-      </w:r>
-    </w:p>
-    <w:p>
-      <w:pPr>
-        <w:rPr>
-          <w:rFonts w:asciiTheme="majorBidi" w:hAnsiTheme="majorBidi" w:cstheme="majorBidi"/>
-          <w:b/>
-          <w:bCs/>
-          <w:sz w:val="22"/>
-          <w:szCs w:val="22"/>
-        </w:rPr>
-      </w:pPr>
-      <w:r>
-        <w:rPr>
-          <w:rFonts w:asciiTheme="majorBidi" w:hAnsiTheme="majorBidi" w:cstheme="majorBidi"/>
-          <w:b/>
-          <w:bCs/>
-          <w:sz w:val="22"/>
-          <w:szCs w:val="22"/>
-        </w:rPr>
-        <w:t>Correction</w:t>
-      </w:r>
-    </w:p>
-    <w:p>
-      <w:pPr>
-        <w:rPr>
-          <w:rFonts w:asciiTheme="majorBidi" w:hAnsiTheme="majorBidi" w:cstheme="majorBidi"/>
-          <w:sz w:val="22"/>
-          <w:szCs w:val="22"/>
-        </w:rPr>
-      </w:pPr>
-      <w:proofErr w:type="spellStart"/>
-      <w:r>
-        <w:rPr>
-          <w:rFonts w:asciiTheme="majorBidi" w:hAnsiTheme="majorBidi" w:cstheme="majorBidi"/>
-          <w:sz w:val="22"/>
-          <w:szCs w:val="22"/>
-        </w:rPr>
-        <w:t>df.loc</w:t>
-      </w:r>
-      <w:proofErr w:type="spellEnd"/>
-      <w:r>
-        <w:rPr>
-          <w:rFonts w:asciiTheme="majorBidi" w:hAnsiTheme="majorBidi" w:cstheme="majorBidi"/>
-          <w:sz w:val="22"/>
-          <w:szCs w:val="22"/>
-        </w:rPr>
-        <w:t>[</w:t>
-      </w:r>
-      <w:proofErr w:type="spellStart"/>
-      <w:r>
-        <w:rPr>
-          <w:rFonts w:asciiTheme="majorBidi" w:hAnsiTheme="majorBidi" w:cstheme="majorBidi"/>
-          <w:sz w:val="22"/>
-          <w:szCs w:val="22"/>
-        </w:rPr>
-        <w:t>df</w:t>
-      </w:r>
-      <w:proofErr w:type="spellEnd"/>
-      <w:r>
-        <w:rPr>
-          <w:rFonts w:asciiTheme="majorBidi" w:hAnsiTheme="majorBidi" w:cstheme="majorBidi"/>
-          <w:sz w:val="22"/>
-          <w:szCs w:val="22"/>
-        </w:rPr>
-        <w:t xml:space="preserve">["Mileage"] == 0, "Mileage"] = </w:t>
-      </w:r>
-      <w:proofErr w:type="spellStart"/>
-      <w:r>
-        <w:rPr>
-          <w:rFonts w:asciiTheme="majorBidi" w:hAnsiTheme="majorBidi" w:cstheme="majorBidi"/>
-          <w:sz w:val="22"/>
-          <w:szCs w:val="22"/>
-        </w:rPr>
-        <w:t>np.nan</w:t>
-      </w:r>
-      <w:proofErr w:type="spellEnd"/>
-    </w:p>
-    <w:p>
-      <w:pPr>
-        <w:rPr>
-          <w:rFonts w:asciiTheme="majorBidi" w:hAnsiTheme="majorBidi" w:cstheme="majorBidi"/>
-          <w:sz w:val="22"/>
-          <w:szCs w:val="22"/>
-        </w:rPr>
-      </w:pPr>
-    </w:p>
-    <w:p>
-      <w:pPr>
-        <w:rPr>
-          <w:rFonts w:asciiTheme="majorBidi" w:hAnsiTheme="majorBidi" w:cstheme="majorBidi"/>
-          <w:sz w:val="22"/>
-          <w:szCs w:val="22"/>
-        </w:rPr>
-      </w:pPr>
-      <w:proofErr w:type="spellStart"/>
-      <w:r>
-        <w:rPr>
-          <w:rFonts w:asciiTheme="majorBidi" w:hAnsiTheme="majorBidi" w:cstheme="majorBidi"/>
-          <w:sz w:val="22"/>
-          <w:szCs w:val="22"/>
-        </w:rPr>
-        <w:t>df</w:t>
-      </w:r>
-      <w:proofErr w:type="spellEnd"/>
-      <w:r>
-        <w:rPr>
-          <w:rFonts w:asciiTheme="majorBidi" w:hAnsiTheme="majorBidi" w:cstheme="majorBidi"/>
-          <w:sz w:val="22"/>
-          <w:szCs w:val="22"/>
-        </w:rPr>
-        <w:t xml:space="preserve">["Mileage"] = </w:t>
-      </w:r>
-      <w:proofErr w:type="spellStart"/>
-      <w:r>
-        <w:rPr>
-          <w:rFonts w:asciiTheme="majorBidi" w:hAnsiTheme="majorBidi" w:cstheme="majorBidi"/>
-          <w:sz w:val="22"/>
-          <w:szCs w:val="22"/>
-        </w:rPr>
-        <w:t>df</w:t>
-      </w:r>
-      <w:proofErr w:type="spellEnd"/>
-      <w:r>
-        <w:rPr>
-          <w:rFonts w:asciiTheme="majorBidi" w:hAnsiTheme="majorBidi" w:cstheme="majorBidi"/>
-          <w:sz w:val="22"/>
-          <w:szCs w:val="22"/>
-        </w:rPr>
-        <w:t>["Mileage"</w:t>
-      </w:r>
-      <w:proofErr w:type="gramStart"/>
-      <w:r>
-        <w:rPr>
-          <w:rFonts w:asciiTheme="majorBidi" w:hAnsiTheme="majorBidi" w:cstheme="majorBidi"/>
-          <w:sz w:val="22"/>
-          <w:szCs w:val="22"/>
-        </w:rPr>
-        <w:t>].</w:t>
-      </w:r>
-      <w:proofErr w:type="spellStart"/>
-      <w:r>
-        <w:rPr>
-          <w:rFonts w:asciiTheme="majorBidi" w:hAnsiTheme="majorBidi" w:cstheme="majorBidi"/>
-          <w:sz w:val="22"/>
-          <w:szCs w:val="22"/>
-        </w:rPr>
-        <w:t>fillna</w:t>
-      </w:r>
-      <w:proofErr w:type="spellEnd"/>
-      <w:proofErr w:type="gramEnd"/>
-      <w:r>
-        <w:rPr>
-          <w:rFonts w:asciiTheme="majorBidi" w:hAnsiTheme="majorBidi" w:cstheme="majorBidi"/>
-          <w:sz w:val="22"/>
-          <w:szCs w:val="22"/>
-        </w:rPr>
-        <w:t>(</w:t>
-      </w:r>
-    </w:p>
-    <w:p>
-      <w:pPr>
-        <w:rPr>
-          <w:rFonts w:asciiTheme="majorBidi" w:hAnsiTheme="majorBidi" w:cstheme="majorBidi"/>
-          <w:sz w:val="22"/>
-          <w:szCs w:val="22"/>
-        </w:rPr>
-      </w:pPr>
-      <w:r>
-        <w:rPr>
-          <w:rFonts w:asciiTheme="majorBidi" w:hAnsiTheme="majorBidi" w:cstheme="majorBidi"/>
-          <w:sz w:val="22"/>
-          <w:szCs w:val="22"/>
-        </w:rPr>
-        <w:t xml:space="preserve">    </w:t>
-      </w:r>
-      <w:proofErr w:type="spellStart"/>
-      <w:r>
-        <w:rPr>
-          <w:rFonts w:asciiTheme="majorBidi" w:hAnsiTheme="majorBidi" w:cstheme="majorBidi"/>
-          <w:sz w:val="22"/>
-          <w:szCs w:val="22"/>
-        </w:rPr>
-        <w:t>df</w:t>
-      </w:r>
-      <w:proofErr w:type="spellEnd"/>
-      <w:r>
-        <w:rPr>
-          <w:rFonts w:asciiTheme="majorBidi" w:hAnsiTheme="majorBidi" w:cstheme="majorBidi"/>
-          <w:sz w:val="22"/>
-          <w:szCs w:val="22"/>
-        </w:rPr>
-        <w:t>["Mileage"</w:t>
-      </w:r>
-      <w:proofErr w:type="gramStart"/>
-      <w:r>
-        <w:rPr>
-          <w:rFonts w:asciiTheme="majorBidi" w:hAnsiTheme="majorBidi" w:cstheme="majorBidi"/>
-          <w:sz w:val="22"/>
-          <w:szCs w:val="22"/>
-        </w:rPr>
-        <w:t>].median</w:t>
-      </w:r>
-      <w:proofErr w:type="gramEnd"/>
-      <w:r>
-        <w:rPr>
-          <w:rFonts w:asciiTheme="majorBidi" w:hAnsiTheme="majorBidi" w:cstheme="majorBidi"/>
-          <w:sz w:val="22"/>
-          <w:szCs w:val="22"/>
-        </w:rPr>
-        <w:t>()</w:t>
-      </w:r>
-    </w:p>
-    <w:p>
-      <w:pPr>
-        <w:rPr>
-          <w:rFonts w:asciiTheme="majorBidi" w:hAnsiTheme="majorBidi" w:cstheme="majorBidi"/>
-          <w:sz w:val="22"/>
-          <w:szCs w:val="22"/>
-        </w:rPr>
-      </w:pPr>
-      <w:r>
-        <w:rPr>
-          <w:rFonts w:asciiTheme="majorBidi" w:hAnsiTheme="majorBidi" w:cstheme="majorBidi"/>
-          <w:sz w:val="22"/>
-          <w:szCs w:val="22"/>
-        </w:rPr>
-        <w:t>)</w:t>
-      </w:r>
-    </w:p>
-    <w:p>
-      <w:pPr>
-        <w:rPr>
-          <w:rFonts w:asciiTheme="majorBidi" w:hAnsiTheme="majorBidi" w:cstheme="majorBidi"/>
-          <w:sz w:val="22"/>
-          <w:szCs w:val="22"/>
-        </w:rPr>
-      </w:pPr>
-      <w:r>
-        <w:rPr>
-          <w:rFonts w:asciiTheme="majorBidi" w:hAnsiTheme="majorBidi" w:cstheme="majorBidi"/>
-          <w:sz w:val="22"/>
-          <w:szCs w:val="22"/>
-        </w:rPr>
-        <w:t>A mileage value of zero is unrealistic and therefore was treated as missing data.</w:t>
-      </w:r>
-    </w:p>
-    <w:p>
-      <w:pPr>
-        <w:rPr>
-          <w:rFonts w:asciiTheme="majorBidi" w:hAnsiTheme="majorBidi" w:cstheme="majorBidi"/>
-          <w:sz w:val="22"/>
-          <w:szCs w:val="22"/>
-        </w:rPr>
-      </w:pPr>
-    </w:p>
-    <w:p>
-      <w:pPr>
-        <w:rPr>
-          <w:rFonts w:asciiTheme="majorBidi" w:hAnsiTheme="majorBidi" w:cstheme="majorBidi"/>
-          <w:b/>
-          <w:bCs/>
-          <w:sz w:val="22"/>
-          <w:szCs w:val="22"/>
-        </w:rPr>
-      </w:pPr>
-      <w:r>
-        <w:rPr>
-          <w:rFonts w:asciiTheme="majorBidi" w:hAnsiTheme="majorBidi" w:cstheme="majorBidi"/>
-          <w:b/>
-          <w:bCs/>
-          <w:sz w:val="22"/>
-          <w:szCs w:val="22"/>
-        </w:rPr>
-        <w:t>Zero Seats</w:t>
-      </w:r>
-    </w:p>
-    <w:p>
-      <w:pPr>
-        <w:rPr>
-          <w:rFonts w:asciiTheme="majorBidi" w:hAnsiTheme="majorBidi" w:cstheme="majorBidi"/>
-          <w:b/>
-          <w:bCs/>
-          <w:sz w:val="22"/>
-          <w:szCs w:val="22"/>
-        </w:rPr>
-      </w:pPr>
-      <w:r>
-        <w:rPr>
-          <w:rFonts w:asciiTheme="majorBidi" w:hAnsiTheme="majorBidi" w:cstheme="majorBidi"/>
-          <w:b/>
-          <w:bCs/>
-          <w:sz w:val="22"/>
-          <w:szCs w:val="22"/>
-        </w:rPr>
-        <w:t>Detection</w:t>
-      </w:r>
-    </w:p>
-    <w:p>
-      <w:pPr>
-        <w:rPr>
-          <w:rFonts w:asciiTheme="majorBidi" w:hAnsiTheme="majorBidi" w:cstheme="majorBidi"/>
-          <w:sz w:val="22"/>
-          <w:szCs w:val="22"/>
-        </w:rPr>
-      </w:pPr>
-      <w:proofErr w:type="spellStart"/>
-      <w:r>
-        <w:rPr>
-          <w:rFonts w:asciiTheme="majorBidi" w:hAnsiTheme="majorBidi" w:cstheme="majorBidi"/>
-          <w:sz w:val="22"/>
-          <w:szCs w:val="22"/>
-        </w:rPr>
-        <w:lastRenderedPageBreak/>
-        <w:t>df</w:t>
-      </w:r>
-      <w:proofErr w:type="spellEnd"/>
-      <w:r>
-        <w:rPr>
-          <w:rFonts w:asciiTheme="majorBidi" w:hAnsiTheme="majorBidi" w:cstheme="majorBidi"/>
-          <w:sz w:val="22"/>
-          <w:szCs w:val="22"/>
-        </w:rPr>
-        <w:t>[</w:t>
-      </w:r>
-      <w:proofErr w:type="spellStart"/>
-      <w:r>
-        <w:rPr>
-          <w:rFonts w:asciiTheme="majorBidi" w:hAnsiTheme="majorBidi" w:cstheme="majorBidi"/>
-          <w:sz w:val="22"/>
-          <w:szCs w:val="22"/>
-        </w:rPr>
-        <w:t>df</w:t>
-      </w:r>
-      <w:proofErr w:type="spellEnd"/>
-      <w:r>
-        <w:rPr>
-          <w:rFonts w:asciiTheme="majorBidi" w:hAnsiTheme="majorBidi" w:cstheme="majorBidi"/>
-          <w:sz w:val="22"/>
-          <w:szCs w:val="22"/>
-        </w:rPr>
-        <w:t>["Seats"] == 0]</w:t>
-      </w:r>
-    </w:p>
-    <w:p>
-      <w:pPr>
-        <w:rPr>
-          <w:rFonts w:asciiTheme="majorBidi" w:hAnsiTheme="majorBidi" w:cstheme="majorBidi"/>
-          <w:b/>
-          <w:bCs/>
-          <w:sz w:val="22"/>
-          <w:szCs w:val="22"/>
-        </w:rPr>
-      </w:pPr>
-      <w:r>
-        <w:rPr>
-          <w:rFonts w:asciiTheme="majorBidi" w:hAnsiTheme="majorBidi" w:cstheme="majorBidi"/>
-          <w:b/>
-          <w:bCs/>
-          <w:sz w:val="22"/>
-          <w:szCs w:val="22"/>
-        </w:rPr>
-        <w:t>Correction</w:t>
-      </w:r>
-    </w:p>
-    <w:p>
-      <w:pPr>
-        <w:rPr>
-          <w:rFonts w:asciiTheme="majorBidi" w:hAnsiTheme="majorBidi" w:cstheme="majorBidi"/>
-          <w:sz w:val="22"/>
-          <w:szCs w:val="22"/>
-        </w:rPr>
-      </w:pPr>
-      <w:proofErr w:type="spellStart"/>
-      <w:r>
-        <w:rPr>
-          <w:rFonts w:asciiTheme="majorBidi" w:hAnsiTheme="majorBidi" w:cstheme="majorBidi"/>
-          <w:sz w:val="22"/>
-          <w:szCs w:val="22"/>
-        </w:rPr>
-        <w:t>df.loc</w:t>
-      </w:r>
-      <w:proofErr w:type="spellEnd"/>
-      <w:r>
-        <w:rPr>
-          <w:rFonts w:asciiTheme="majorBidi" w:hAnsiTheme="majorBidi" w:cstheme="majorBidi"/>
-          <w:sz w:val="22"/>
-          <w:szCs w:val="22"/>
-        </w:rPr>
-        <w:t>[</w:t>
-      </w:r>
-      <w:proofErr w:type="spellStart"/>
-      <w:r>
-        <w:rPr>
-          <w:rFonts w:asciiTheme="majorBidi" w:hAnsiTheme="majorBidi" w:cstheme="majorBidi"/>
-          <w:sz w:val="22"/>
-          <w:szCs w:val="22"/>
-        </w:rPr>
-        <w:t>df</w:t>
-      </w:r>
-      <w:proofErr w:type="spellEnd"/>
-      <w:r>
-        <w:rPr>
-          <w:rFonts w:asciiTheme="majorBidi" w:hAnsiTheme="majorBidi" w:cstheme="majorBidi"/>
-          <w:sz w:val="22"/>
-          <w:szCs w:val="22"/>
-        </w:rPr>
-        <w:t xml:space="preserve">["Seats"] == 0, "Seats"] = </w:t>
-      </w:r>
-      <w:proofErr w:type="spellStart"/>
-      <w:r>
-        <w:rPr>
-          <w:rFonts w:asciiTheme="majorBidi" w:hAnsiTheme="majorBidi" w:cstheme="majorBidi"/>
-          <w:sz w:val="22"/>
-          <w:szCs w:val="22"/>
-        </w:rPr>
-        <w:t>np.nan</w:t>
-      </w:r>
-      <w:proofErr w:type="spellEnd"/>
-    </w:p>
-    <w:p>
-      <w:pPr>
-        <w:rPr>
-          <w:rFonts w:asciiTheme="majorBidi" w:hAnsiTheme="majorBidi" w:cstheme="majorBidi"/>
-          <w:sz w:val="22"/>
-          <w:szCs w:val="22"/>
-        </w:rPr>
-      </w:pPr>
-    </w:p>
-    <w:p>
-      <w:pPr>
-        <w:rPr>
-          <w:rFonts w:asciiTheme="majorBidi" w:hAnsiTheme="majorBidi" w:cstheme="majorBidi"/>
-          <w:sz w:val="22"/>
-          <w:szCs w:val="22"/>
-        </w:rPr>
-      </w:pPr>
-      <w:proofErr w:type="spellStart"/>
-      <w:r>
-        <w:rPr>
-          <w:rFonts w:asciiTheme="majorBidi" w:hAnsiTheme="majorBidi" w:cstheme="majorBidi"/>
-          <w:sz w:val="22"/>
-          <w:szCs w:val="22"/>
-        </w:rPr>
-        <w:t>df</w:t>
-      </w:r>
-      <w:proofErr w:type="spellEnd"/>
-      <w:r>
-        <w:rPr>
-          <w:rFonts w:asciiTheme="majorBidi" w:hAnsiTheme="majorBidi" w:cstheme="majorBidi"/>
-          <w:sz w:val="22"/>
-          <w:szCs w:val="22"/>
-        </w:rPr>
-        <w:t xml:space="preserve">["Seats"] = </w:t>
-      </w:r>
-      <w:proofErr w:type="spellStart"/>
-      <w:r>
-        <w:rPr>
-          <w:rFonts w:asciiTheme="majorBidi" w:hAnsiTheme="majorBidi" w:cstheme="majorBidi"/>
-          <w:sz w:val="22"/>
-          <w:szCs w:val="22"/>
-        </w:rPr>
-        <w:t>df</w:t>
-      </w:r>
-      <w:proofErr w:type="spellEnd"/>
-      <w:r>
-        <w:rPr>
-          <w:rFonts w:asciiTheme="majorBidi" w:hAnsiTheme="majorBidi" w:cstheme="majorBidi"/>
-          <w:sz w:val="22"/>
-          <w:szCs w:val="22"/>
-        </w:rPr>
-        <w:t>["Seats"</w:t>
-      </w:r>
-      <w:proofErr w:type="gramStart"/>
-      <w:r>
-        <w:rPr>
-          <w:rFonts w:asciiTheme="majorBidi" w:hAnsiTheme="majorBidi" w:cstheme="majorBidi"/>
-          <w:sz w:val="22"/>
-          <w:szCs w:val="22"/>
-        </w:rPr>
-        <w:t>].</w:t>
-      </w:r>
-      <w:proofErr w:type="spellStart"/>
-      <w:r>
-        <w:rPr>
-          <w:rFonts w:asciiTheme="majorBidi" w:hAnsiTheme="majorBidi" w:cstheme="majorBidi"/>
-          <w:sz w:val="22"/>
-          <w:szCs w:val="22"/>
-        </w:rPr>
-        <w:t>fillna</w:t>
-      </w:r>
-      <w:proofErr w:type="spellEnd"/>
-      <w:proofErr w:type="gramEnd"/>
-      <w:r>
-        <w:rPr>
-          <w:rFonts w:asciiTheme="majorBidi" w:hAnsiTheme="majorBidi" w:cstheme="majorBidi"/>
-          <w:sz w:val="22"/>
-          <w:szCs w:val="22"/>
-        </w:rPr>
-        <w:t>(</w:t>
-      </w:r>
-    </w:p>
-    <w:p>
-      <w:pPr>
-        <w:rPr>
-          <w:rFonts w:asciiTheme="majorBidi" w:hAnsiTheme="majorBidi" w:cstheme="majorBidi"/>
-          <w:sz w:val="22"/>
-          <w:szCs w:val="22"/>
-        </w:rPr>
-      </w:pPr>
-      <w:r>
-        <w:rPr>
-          <w:rFonts w:asciiTheme="majorBidi" w:hAnsiTheme="majorBidi" w:cstheme="majorBidi"/>
-          <w:sz w:val="22"/>
-          <w:szCs w:val="22"/>
-        </w:rPr>
-        <w:t xml:space="preserve">    </w:t>
-      </w:r>
-      <w:proofErr w:type="spellStart"/>
-      <w:r>
-        <w:rPr>
-          <w:rFonts w:asciiTheme="majorBidi" w:hAnsiTheme="majorBidi" w:cstheme="majorBidi"/>
-          <w:sz w:val="22"/>
-          <w:szCs w:val="22"/>
-        </w:rPr>
-        <w:t>df</w:t>
-      </w:r>
-      <w:proofErr w:type="spellEnd"/>
-      <w:r>
-        <w:rPr>
-          <w:rFonts w:asciiTheme="majorBidi" w:hAnsiTheme="majorBidi" w:cstheme="majorBidi"/>
-          <w:sz w:val="22"/>
-          <w:szCs w:val="22"/>
-        </w:rPr>
-        <w:t>["Seats"</w:t>
-      </w:r>
-      <w:proofErr w:type="gramStart"/>
-      <w:r>
-        <w:rPr>
-          <w:rFonts w:asciiTheme="majorBidi" w:hAnsiTheme="majorBidi" w:cstheme="majorBidi"/>
-          <w:sz w:val="22"/>
-          <w:szCs w:val="22"/>
-        </w:rPr>
-        <w:t>].mode</w:t>
-      </w:r>
-      <w:proofErr w:type="gramEnd"/>
-      <w:r>
-        <w:rPr>
-          <w:rFonts w:asciiTheme="majorBidi" w:hAnsiTheme="majorBidi" w:cstheme="majorBidi"/>
-          <w:sz w:val="22"/>
-          <w:szCs w:val="22"/>
-        </w:rPr>
-        <w:t>()[0]</w:t>
-      </w:r>
-    </w:p>
-    <w:p>
-      <w:pPr>
-        <w:rPr>
-          <w:rFonts w:asciiTheme="majorBidi" w:hAnsiTheme="majorBidi" w:cstheme="majorBidi"/>
-          <w:sz w:val="22"/>
-          <w:szCs w:val="22"/>
-        </w:rPr>
-      </w:pPr>
-      <w:r>
-        <w:rPr>
-          <w:rFonts w:asciiTheme="majorBidi" w:hAnsiTheme="majorBidi" w:cstheme="majorBidi"/>
-          <w:sz w:val="22"/>
-          <w:szCs w:val="22"/>
-        </w:rPr>
-        <w:t>)</w:t>
-      </w:r>
-    </w:p>
-    <w:p>
-      <w:pPr>
-        <w:rPr>
-          <w:rFonts w:asciiTheme="majorBidi" w:hAnsiTheme="majorBidi" w:cstheme="majorBidi"/>
-          <w:sz w:val="22"/>
-          <w:szCs w:val="22"/>
-        </w:rPr>
-      </w:pPr>
-      <w:r>
-        <w:rPr>
-          <w:rFonts w:asciiTheme="majorBidi" w:hAnsiTheme="majorBidi" w:cstheme="majorBidi"/>
-          <w:sz w:val="22"/>
-          <w:szCs w:val="22"/>
-        </w:rPr>
-        <w:t>Vehicles cannot realistically have zero seats.</w:t>
-      </w:r>
-    </w:p>
-    <w:p>
-      <w:pPr>
-        <w:rPr>
-          <w:rFonts w:asciiTheme="majorBidi" w:hAnsiTheme="majorBidi" w:cstheme="majorBidi"/>
-          <w:sz w:val="22"/>
-          <w:szCs w:val="22"/>
-        </w:rPr>
-      </w:pPr>
-    </w:p>
-    <w:p>
-      <w:pPr>
-        <w:rPr>
-          <w:rFonts w:asciiTheme="majorBidi" w:hAnsiTheme="majorBidi" w:cstheme="majorBidi"/>
-          <w:sz w:val="22"/>
-          <w:szCs w:val="22"/>
-        </w:rPr>
-      </w:pPr>
-    </w:p>
-    <w:p>
-      <w:pPr>
-        <w:rPr>
-          <w:rFonts w:asciiTheme="majorBidi" w:hAnsiTheme="majorBidi" w:cstheme="majorBidi"/>
-          <w:sz w:val="22"/>
-          <w:szCs w:val="22"/>
-        </w:rPr>
-      </w:pPr>
-    </w:p>
-    <w:p>
-      <w:pPr>
-        <w:rPr>
-          <w:rFonts w:asciiTheme="majorBidi" w:hAnsiTheme="majorBidi" w:cstheme="majorBidi"/>
-          <w:b/>
-          <w:bCs/>
-          <w:sz w:val="22"/>
-          <w:szCs w:val="22"/>
-        </w:rPr>
-      </w:pPr>
-      <w:r>
-        <w:rPr>
-          <w:rFonts w:asciiTheme="majorBidi" w:hAnsiTheme="majorBidi" w:cstheme="majorBidi"/>
-          <w:b/>
-          <w:bCs/>
-          <w:sz w:val="22"/>
-          <w:szCs w:val="22"/>
-        </w:rPr>
-        <w:t>Unrealistic Engine Sizes</w:t>
-      </w:r>
-    </w:p>
-    <w:p>
-      <w:pPr>
-        <w:rPr>
-          <w:rFonts w:asciiTheme="majorBidi" w:hAnsiTheme="majorBidi" w:cstheme="majorBidi"/>
-          <w:b/>
-          <w:bCs/>
-          <w:sz w:val="22"/>
-          <w:szCs w:val="22"/>
-        </w:rPr>
-      </w:pPr>
-      <w:r>
-        <w:rPr>
-          <w:rFonts w:asciiTheme="majorBidi" w:hAnsiTheme="majorBidi" w:cstheme="majorBidi"/>
-          <w:b/>
-          <w:bCs/>
-          <w:sz w:val="22"/>
-          <w:szCs w:val="22"/>
-        </w:rPr>
-        <w:t>Detection</w:t>
-      </w:r>
-    </w:p>
-    <w:p>
-      <w:pPr>
-        <w:rPr>
-          <w:rFonts w:asciiTheme="majorBidi" w:hAnsiTheme="majorBidi" w:cstheme="majorBidi"/>
-          <w:sz w:val="22"/>
-          <w:szCs w:val="22"/>
-        </w:rPr>
-      </w:pPr>
-      <w:proofErr w:type="spellStart"/>
-      <w:r>
-        <w:rPr>
-          <w:rFonts w:asciiTheme="majorBidi" w:hAnsiTheme="majorBidi" w:cstheme="majorBidi"/>
-          <w:sz w:val="22"/>
-          <w:szCs w:val="22"/>
-        </w:rPr>
-        <w:t>df</w:t>
-      </w:r>
-      <w:proofErr w:type="spellEnd"/>
-      <w:r>
-        <w:rPr>
-          <w:rFonts w:asciiTheme="majorBidi" w:hAnsiTheme="majorBidi" w:cstheme="majorBidi"/>
-          <w:sz w:val="22"/>
-          <w:szCs w:val="22"/>
-        </w:rPr>
-        <w:t>[</w:t>
-      </w:r>
-      <w:proofErr w:type="spellStart"/>
-      <w:r>
-        <w:rPr>
-          <w:rFonts w:asciiTheme="majorBidi" w:hAnsiTheme="majorBidi" w:cstheme="majorBidi"/>
-          <w:sz w:val="22"/>
-          <w:szCs w:val="22"/>
-        </w:rPr>
-        <w:t>df</w:t>
-      </w:r>
-      <w:proofErr w:type="spellEnd"/>
-      <w:r>
-        <w:rPr>
-          <w:rFonts w:asciiTheme="majorBidi" w:hAnsiTheme="majorBidi" w:cstheme="majorBidi"/>
-          <w:sz w:val="22"/>
-          <w:szCs w:val="22"/>
-        </w:rPr>
-        <w:t>["Engine"] &lt; 500]</w:t>
-      </w:r>
-    </w:p>
-    <w:p>
-      <w:pPr>
-        <w:rPr>
-          <w:rFonts w:asciiTheme="majorBidi" w:hAnsiTheme="majorBidi" w:cstheme="majorBidi"/>
-          <w:b/>
-          <w:bCs/>
-          <w:sz w:val="22"/>
-          <w:szCs w:val="22"/>
-        </w:rPr>
-      </w:pPr>
-      <w:r>
-        <w:rPr>
-          <w:rFonts w:asciiTheme="majorBidi" w:hAnsiTheme="majorBidi" w:cstheme="majorBidi"/>
-          <w:b/>
-          <w:bCs/>
-          <w:sz w:val="22"/>
-          <w:szCs w:val="22"/>
-        </w:rPr>
-        <w:t>Correction</w:t>
-      </w:r>
-    </w:p>
-    <w:p>
-      <w:pPr>
-        <w:rPr>
-          <w:rFonts w:asciiTheme="majorBidi" w:hAnsiTheme="majorBidi" w:cstheme="majorBidi"/>
-          <w:sz w:val="22"/>
-          <w:szCs w:val="22"/>
-        </w:rPr>
-      </w:pPr>
-      <w:proofErr w:type="spellStart"/>
-      <w:r>
-        <w:rPr>
-          <w:rFonts w:asciiTheme="majorBidi" w:hAnsiTheme="majorBidi" w:cstheme="majorBidi"/>
-          <w:sz w:val="22"/>
-          <w:szCs w:val="22"/>
-        </w:rPr>
-        <w:t>df.loc</w:t>
-      </w:r>
-      <w:proofErr w:type="spellEnd"/>
-      <w:r>
-        <w:rPr>
-          <w:rFonts w:asciiTheme="majorBidi" w:hAnsiTheme="majorBidi" w:cstheme="majorBidi"/>
-          <w:sz w:val="22"/>
-          <w:szCs w:val="22"/>
-        </w:rPr>
-        <w:t>[</w:t>
-      </w:r>
-      <w:proofErr w:type="spellStart"/>
-      <w:r>
-        <w:rPr>
-          <w:rFonts w:asciiTheme="majorBidi" w:hAnsiTheme="majorBidi" w:cstheme="majorBidi"/>
-          <w:sz w:val="22"/>
-          <w:szCs w:val="22"/>
-        </w:rPr>
-        <w:t>df</w:t>
-      </w:r>
-      <w:proofErr w:type="spellEnd"/>
-      <w:r>
-        <w:rPr>
-          <w:rFonts w:asciiTheme="majorBidi" w:hAnsiTheme="majorBidi" w:cstheme="majorBidi"/>
-          <w:sz w:val="22"/>
-          <w:szCs w:val="22"/>
-        </w:rPr>
-        <w:t xml:space="preserve">["Engine"] &lt; 500, "Engine"] = </w:t>
-      </w:r>
-      <w:proofErr w:type="spellStart"/>
-      <w:r>
-        <w:rPr>
-          <w:rFonts w:asciiTheme="majorBidi" w:hAnsiTheme="majorBidi" w:cstheme="majorBidi"/>
-          <w:sz w:val="22"/>
-          <w:szCs w:val="22"/>
-        </w:rPr>
-        <w:t>np.nan</w:t>
-      </w:r>
-      <w:proofErr w:type="spellEnd"/>
-    </w:p>
-    <w:p>
-      <w:pPr>
-        <w:rPr>
-          <w:rFonts w:asciiTheme="majorBidi" w:hAnsiTheme="majorBidi" w:cstheme="majorBidi"/>
-          <w:sz w:val="22"/>
-          <w:szCs w:val="22"/>
-        </w:rPr>
-      </w:pPr>
-    </w:p>
-    <w:p>
-      <w:pPr>
-        <w:rPr>
-          <w:rFonts w:asciiTheme="majorBidi" w:hAnsiTheme="majorBidi" w:cstheme="majorBidi"/>
-          <w:sz w:val="22"/>
-          <w:szCs w:val="22"/>
-        </w:rPr>
-      </w:pPr>
-      <w:proofErr w:type="spellStart"/>
-      <w:r>
-        <w:rPr>
-          <w:rFonts w:asciiTheme="majorBidi" w:hAnsiTheme="majorBidi" w:cstheme="majorBidi"/>
-          <w:sz w:val="22"/>
-          <w:szCs w:val="22"/>
-        </w:rPr>
-        <w:t>df</w:t>
-      </w:r>
-      <w:proofErr w:type="spellEnd"/>
-      <w:r>
-        <w:rPr>
-          <w:rFonts w:asciiTheme="majorBidi" w:hAnsiTheme="majorBidi" w:cstheme="majorBidi"/>
-          <w:sz w:val="22"/>
-          <w:szCs w:val="22"/>
-        </w:rPr>
-        <w:t xml:space="preserve">["Engine"] = </w:t>
-      </w:r>
-      <w:proofErr w:type="spellStart"/>
-      <w:r>
-        <w:rPr>
-          <w:rFonts w:asciiTheme="majorBidi" w:hAnsiTheme="majorBidi" w:cstheme="majorBidi"/>
-          <w:sz w:val="22"/>
-          <w:szCs w:val="22"/>
-        </w:rPr>
-        <w:t>df</w:t>
-      </w:r>
-      <w:proofErr w:type="spellEnd"/>
-      <w:r>
-        <w:rPr>
-          <w:rFonts w:asciiTheme="majorBidi" w:hAnsiTheme="majorBidi" w:cstheme="majorBidi"/>
-          <w:sz w:val="22"/>
-          <w:szCs w:val="22"/>
-        </w:rPr>
-        <w:t>["Engine"</w:t>
-      </w:r>
-      <w:proofErr w:type="gramStart"/>
-      <w:r>
-        <w:rPr>
-          <w:rFonts w:asciiTheme="majorBidi" w:hAnsiTheme="majorBidi" w:cstheme="majorBidi"/>
-          <w:sz w:val="22"/>
-          <w:szCs w:val="22"/>
-        </w:rPr>
-        <w:t>].</w:t>
-      </w:r>
-      <w:proofErr w:type="spellStart"/>
-      <w:r>
-        <w:rPr>
-          <w:rFonts w:asciiTheme="majorBidi" w:hAnsiTheme="majorBidi" w:cstheme="majorBidi"/>
-          <w:sz w:val="22"/>
-          <w:szCs w:val="22"/>
-        </w:rPr>
-        <w:t>fillna</w:t>
-      </w:r>
-      <w:proofErr w:type="spellEnd"/>
-      <w:proofErr w:type="gramEnd"/>
-      <w:r>
-        <w:rPr>
-          <w:rFonts w:asciiTheme="majorBidi" w:hAnsiTheme="majorBidi" w:cstheme="majorBidi"/>
-          <w:sz w:val="22"/>
-          <w:szCs w:val="22"/>
-        </w:rPr>
-        <w:t>(</w:t>
-      </w:r>
-    </w:p>
-    <w:p>
-      <w:pPr>
-        <w:rPr>
-          <w:rFonts w:asciiTheme="majorBidi" w:hAnsiTheme="majorBidi" w:cstheme="majorBidi"/>
-          <w:sz w:val="22"/>
-          <w:szCs w:val="22"/>
-        </w:rPr>
-      </w:pPr>
-      <w:r>
-        <w:rPr>
-          <w:rFonts w:asciiTheme="majorBidi" w:hAnsiTheme="majorBidi" w:cstheme="majorBidi"/>
-          <w:sz w:val="22"/>
-          <w:szCs w:val="22"/>
-        </w:rPr>
-        <w:t xml:space="preserve">    </w:t>
-      </w:r>
-      <w:proofErr w:type="spellStart"/>
-      <w:r>
-        <w:rPr>
-          <w:rFonts w:asciiTheme="majorBidi" w:hAnsiTheme="majorBidi" w:cstheme="majorBidi"/>
-          <w:sz w:val="22"/>
-          <w:szCs w:val="22"/>
-        </w:rPr>
-        <w:t>df</w:t>
-      </w:r>
-      <w:proofErr w:type="spellEnd"/>
-      <w:r>
-        <w:rPr>
-          <w:rFonts w:asciiTheme="majorBidi" w:hAnsiTheme="majorBidi" w:cstheme="majorBidi"/>
-          <w:sz w:val="22"/>
-          <w:szCs w:val="22"/>
-        </w:rPr>
-        <w:t>["Engine"</w:t>
-      </w:r>
-      <w:proofErr w:type="gramStart"/>
-      <w:r>
-        <w:rPr>
-          <w:rFonts w:asciiTheme="majorBidi" w:hAnsiTheme="majorBidi" w:cstheme="majorBidi"/>
-          <w:sz w:val="22"/>
-          <w:szCs w:val="22"/>
-        </w:rPr>
-        <w:t>].median</w:t>
-      </w:r>
-      <w:proofErr w:type="gramEnd"/>
-      <w:r>
-        <w:rPr>
-          <w:rFonts w:asciiTheme="majorBidi" w:hAnsiTheme="majorBidi" w:cstheme="majorBidi"/>
-          <w:sz w:val="22"/>
-          <w:szCs w:val="22"/>
-        </w:rPr>
-        <w:t>()</w:t>
-      </w:r>
-    </w:p>
-    <w:p>
-      <w:pPr>
-        <w:rPr>
-          <w:rFonts w:asciiTheme="majorBidi" w:hAnsiTheme="majorBidi" w:cstheme="majorBidi"/>
-          <w:sz w:val="22"/>
-          <w:szCs w:val="22"/>
-        </w:rPr>
-      </w:pPr>
-      <w:r>
-        <w:rPr>
-          <w:rFonts w:asciiTheme="majorBidi" w:hAnsiTheme="majorBidi" w:cstheme="majorBidi"/>
-          <w:sz w:val="22"/>
-          <w:szCs w:val="22"/>
-        </w:rPr>
-        <w:t>)</w:t>
-      </w:r>
-    </w:p>
-    <w:p>
-      <w:pPr>
-        <w:rPr>
-          <w:rFonts w:asciiTheme="majorBidi" w:hAnsiTheme="majorBidi" w:cstheme="majorBidi"/>
-          <w:sz w:val="22"/>
-          <w:szCs w:val="22"/>
-        </w:rPr>
-      </w:pPr>
-      <w:r>
-        <w:rPr>
-          <w:rFonts w:asciiTheme="majorBidi" w:hAnsiTheme="majorBidi" w:cstheme="majorBidi"/>
-          <w:sz w:val="22"/>
-          <w:szCs w:val="22"/>
-        </w:rPr>
-        <w:t>Engine capacities below 500 CC were considered invalid values and replaced.</w:t>
-      </w:r>
-    </w:p>
-    <w:p>
-      <w:pPr>
-        <w:rPr>
-          <w:rFonts w:asciiTheme="majorBidi" w:hAnsiTheme="majorBidi" w:cstheme="majorBidi"/>
-          <w:sz w:val="22"/>
-          <w:szCs w:val="22"/>
-        </w:rPr>
-      </w:pPr>
-    </w:p>
-    <w:p>
-      <w:pPr>
-        <w:rPr>
-          <w:rFonts w:asciiTheme="majorBidi" w:hAnsiTheme="majorBidi" w:cstheme="majorBidi"/>
-          <w:b/>
-          <w:bCs/>
-          <w:sz w:val="22"/>
-          <w:szCs w:val="22"/>
-        </w:rPr>
-      </w:pPr>
-      <w:r>
-        <w:rPr>
-          <w:rFonts w:asciiTheme="majorBidi" w:hAnsiTheme="majorBidi" w:cstheme="majorBidi"/>
-          <w:b/>
-          <w:bCs/>
-          <w:sz w:val="22"/>
-          <w:szCs w:val="22"/>
-        </w:rPr>
-        <w:t>1.6 Feature Engineering</w:t>
-      </w:r>
-    </w:p>
-    <w:p>
-      <w:pPr>
-        <w:rPr>
-          <w:rFonts w:asciiTheme="majorBidi" w:hAnsiTheme="majorBidi" w:cstheme="majorBidi"/>
-          <w:sz w:val="22"/>
-          <w:szCs w:val="22"/>
-        </w:rPr>
-      </w:pPr>
-      <w:r>
-        <w:rPr>
-          <w:rFonts w:asciiTheme="majorBidi" w:hAnsiTheme="majorBidi" w:cstheme="majorBidi"/>
-          <w:sz w:val="22"/>
-          <w:szCs w:val="22"/>
-        </w:rPr>
-        <w:t>A dedicated feature engineering process was applied to extract valuable information from the vehicle name.</w:t>
-      </w:r>
-    </w:p>
-    <w:p>
-      <w:pPr>
-        <w:rPr>
-          <w:rFonts w:asciiTheme="majorBidi" w:hAnsiTheme="majorBidi" w:cstheme="majorBidi"/>
-          <w:sz w:val="22"/>
-          <w:szCs w:val="22"/>
-        </w:rPr>
-      </w:pPr>
-    </w:p>
-    <w:p>
-      <w:pPr>
-        <w:rPr>
-          <w:rFonts w:asciiTheme="majorBidi" w:hAnsiTheme="majorBidi" w:cstheme="majorBidi"/>
-          <w:b/>
-          <w:bCs/>
-          <w:sz w:val="22"/>
-          <w:szCs w:val="22"/>
-        </w:rPr>
-      </w:pPr>
-      <w:r>
-        <w:rPr>
-          <w:rFonts w:asciiTheme="majorBidi" w:hAnsiTheme="majorBidi" w:cstheme="majorBidi"/>
-          <w:b/>
-          <w:bCs/>
-          <w:sz w:val="22"/>
-          <w:szCs w:val="22"/>
-        </w:rPr>
-        <w:t>Brand Extraction</w:t>
-      </w:r>
-    </w:p>
-    <w:p>
-      <w:pPr>
-        <w:rPr>
-          <w:rFonts w:asciiTheme="majorBidi" w:hAnsiTheme="majorBidi" w:cstheme="majorBidi"/>
-          <w:sz w:val="22"/>
-          <w:szCs w:val="22"/>
-        </w:rPr>
-      </w:pPr>
-      <w:r>
-        <w:rPr>
-          <w:rFonts w:asciiTheme="majorBidi" w:hAnsiTheme="majorBidi" w:cstheme="majorBidi"/>
-          <w:sz w:val="22"/>
-          <w:szCs w:val="22"/>
-        </w:rPr>
-        <w:t>The first word of the vehicle name was extracted and stored as:</w:t>
-      </w:r>
-    </w:p>
-    <w:p>
-      <w:pPr>
-        <w:rPr>
-          <w:rFonts w:asciiTheme="majorBidi" w:hAnsiTheme="majorBidi" w:cstheme="majorBidi"/>
-          <w:sz w:val="22"/>
-          <w:szCs w:val="22"/>
-        </w:rPr>
-      </w:pPr>
-      <w:r>
-        <w:rPr>
-          <w:rFonts w:asciiTheme="majorBidi" w:hAnsiTheme="majorBidi" w:cstheme="majorBidi"/>
-          <w:sz w:val="22"/>
-          <w:szCs w:val="22"/>
-        </w:rPr>
-        <w:t>Brand</w:t>
-      </w:r>
-    </w:p>
-    <w:p>
-      <w:pPr>
-        <w:rPr>
-          <w:rFonts w:asciiTheme="majorBidi" w:hAnsiTheme="majorBidi" w:cstheme="majorBidi"/>
-          <w:sz w:val="22"/>
-          <w:szCs w:val="22"/>
-        </w:rPr>
-      </w:pPr>
-      <w:r>
-        <w:rPr>
-          <w:rFonts w:asciiTheme="majorBidi" w:hAnsiTheme="majorBidi" w:cstheme="majorBidi"/>
-          <w:sz w:val="22"/>
-          <w:szCs w:val="22"/>
-        </w:rPr>
-        <w:t>Example:</w:t>
-      </w:r>
-    </w:p>
-    <w:p>
-      <w:pPr>
-        <w:rPr>
-          <w:rFonts w:asciiTheme="majorBidi" w:hAnsiTheme="majorBidi" w:cstheme="majorBidi"/>
-          <w:sz w:val="22"/>
-          <w:szCs w:val="22"/>
-        </w:rPr>
-      </w:pPr>
-      <w:r>
-        <w:rPr>
-          <w:rFonts w:asciiTheme="majorBidi" w:hAnsiTheme="majorBidi" w:cstheme="majorBidi"/>
-          <w:sz w:val="22"/>
-          <w:szCs w:val="22"/>
-        </w:rPr>
-        <w:t xml:space="preserve">Hyundai i20 </w:t>
-      </w:r>
-      <w:proofErr w:type="spellStart"/>
-      <w:r>
-        <w:rPr>
-          <w:rFonts w:asciiTheme="majorBidi" w:hAnsiTheme="majorBidi" w:cstheme="majorBidi"/>
-          <w:sz w:val="22"/>
-          <w:szCs w:val="22"/>
-        </w:rPr>
-        <w:t>Sportz</w:t>
-      </w:r>
-      <w:proofErr w:type="spellEnd"/>
-    </w:p>
-    <w:p>
-      <w:pPr>
-        <w:rPr>
-          <w:rFonts w:asciiTheme="majorBidi" w:hAnsiTheme="majorBidi" w:cstheme="majorBidi"/>
-          <w:sz w:val="22"/>
-          <w:szCs w:val="22"/>
-        </w:rPr>
-      </w:pPr>
-      <w:r>
-        <w:rPr>
-          <w:rFonts w:asciiTheme="majorBidi" w:hAnsiTheme="majorBidi" w:cstheme="majorBidi"/>
-          <w:sz w:val="22"/>
-          <w:szCs w:val="22"/>
-        </w:rPr>
-        <w:t>becomes:</w:t>
-      </w:r>
-    </w:p>
-    <w:p>
-      <w:pPr>
-        <w:rPr>
-          <w:rFonts w:asciiTheme="majorBidi" w:hAnsiTheme="majorBidi" w:cstheme="majorBidi"/>
-          <w:sz w:val="22"/>
-          <w:szCs w:val="22"/>
-        </w:rPr>
-      </w:pPr>
-      <w:r>
-        <w:rPr>
-          <w:rFonts w:asciiTheme="majorBidi" w:hAnsiTheme="majorBidi" w:cstheme="majorBidi"/>
-          <w:sz w:val="22"/>
-          <w:szCs w:val="22"/>
-        </w:rPr>
-        <w:t>Brand = Hyundai</w:t>
-      </w:r>
-    </w:p>
-    <w:p>
-      <w:pPr>
-        <w:rPr>
-          <w:rFonts w:asciiTheme="majorBidi" w:hAnsiTheme="majorBidi" w:cstheme="majorBidi"/>
-          <w:sz w:val="22"/>
-          <w:szCs w:val="22"/>
-        </w:rPr>
-      </w:pPr>
-    </w:p>
-    <w:p>
-      <w:pPr>
-        <w:rPr>
-          <w:rFonts w:asciiTheme="majorBidi" w:hAnsiTheme="majorBidi" w:cstheme="majorBidi"/>
-          <w:b/>
-          <w:bCs/>
-          <w:sz w:val="22"/>
-          <w:szCs w:val="22"/>
-        </w:rPr>
-      </w:pPr>
-      <w:r>
-        <w:rPr>
-          <w:rFonts w:asciiTheme="majorBidi" w:hAnsiTheme="majorBidi" w:cstheme="majorBidi"/>
-          <w:b/>
-          <w:bCs/>
-          <w:sz w:val="22"/>
-          <w:szCs w:val="22"/>
-        </w:rPr>
-        <w:t>Model Extraction</w:t>
-      </w:r>
-    </w:p>
-    <w:p>
-      <w:pPr>
-        <w:rPr>
-          <w:rFonts w:asciiTheme="majorBidi" w:hAnsiTheme="majorBidi" w:cstheme="majorBidi"/>
-          <w:sz w:val="22"/>
-          <w:szCs w:val="22"/>
-        </w:rPr>
-      </w:pPr>
-      <w:r>
-        <w:rPr>
-          <w:rFonts w:asciiTheme="majorBidi" w:hAnsiTheme="majorBidi" w:cstheme="majorBidi"/>
-          <w:sz w:val="22"/>
-          <w:szCs w:val="22"/>
-        </w:rPr>
-        <w:t>The second and third words were extracted as:</w:t>
-      </w:r>
-    </w:p>
-    <w:p>
-      <w:pPr>
-        <w:rPr>
-          <w:rFonts w:asciiTheme="majorBidi" w:hAnsiTheme="majorBidi" w:cstheme="majorBidi"/>
-          <w:sz w:val="22"/>
-          <w:szCs w:val="22"/>
-        </w:rPr>
-      </w:pPr>
-      <w:r>
-        <w:rPr>
-          <w:rFonts w:asciiTheme="majorBidi" w:hAnsiTheme="majorBidi" w:cstheme="majorBidi"/>
-          <w:sz w:val="22"/>
-          <w:szCs w:val="22"/>
-        </w:rPr>
-        <w:t>Model</w:t>
-      </w:r>
-    </w:p>
-    <w:p>
-      <w:pPr>
-        <w:rPr>
-          <w:rFonts w:asciiTheme="majorBidi" w:hAnsiTheme="majorBidi" w:cstheme="majorBidi"/>
-          <w:sz w:val="22"/>
-          <w:szCs w:val="22"/>
-        </w:rPr>
-      </w:pPr>
-      <w:r>
-        <w:rPr>
-          <w:rFonts w:asciiTheme="majorBidi" w:hAnsiTheme="majorBidi" w:cstheme="majorBidi"/>
-          <w:sz w:val="22"/>
-          <w:szCs w:val="22"/>
-        </w:rPr>
-        <w:t>Example:</w:t>
-      </w:r>
-    </w:p>
-    <w:p>
-      <w:pPr>
-        <w:rPr>
-          <w:rFonts w:asciiTheme="majorBidi" w:hAnsiTheme="majorBidi" w:cstheme="majorBidi"/>
-          <w:sz w:val="22"/>
-          <w:szCs w:val="22"/>
-        </w:rPr>
-      </w:pPr>
-      <w:r>
-        <w:rPr>
-          <w:rFonts w:asciiTheme="majorBidi" w:hAnsiTheme="majorBidi" w:cstheme="majorBidi"/>
-          <w:sz w:val="22"/>
-          <w:szCs w:val="22"/>
-        </w:rPr>
-        <w:t xml:space="preserve">Hyundai i20 </w:t>
-      </w:r>
-      <w:proofErr w:type="spellStart"/>
-      <w:r>
-        <w:rPr>
-          <w:rFonts w:asciiTheme="majorBidi" w:hAnsiTheme="majorBidi" w:cstheme="majorBidi"/>
-          <w:sz w:val="22"/>
-          <w:szCs w:val="22"/>
-        </w:rPr>
-        <w:t>Sportz</w:t>
-      </w:r>
-      <w:proofErr w:type="spellEnd"/>
-    </w:p>
-    <w:p>
-      <w:pPr>
-        <w:rPr>
-          <w:rFonts w:asciiTheme="majorBidi" w:hAnsiTheme="majorBidi" w:cstheme="majorBidi"/>
-          <w:sz w:val="22"/>
-          <w:szCs w:val="22"/>
-        </w:rPr>
-      </w:pPr>
-      <w:r>
-        <w:rPr>
-          <w:rFonts w:asciiTheme="majorBidi" w:hAnsiTheme="majorBidi" w:cstheme="majorBidi"/>
-          <w:sz w:val="22"/>
-          <w:szCs w:val="22"/>
-        </w:rPr>
-        <w:t>becomes:</w:t>
-      </w:r>
-    </w:p>
-    <w:p>
-      <w:pPr>
-        <w:rPr>
-          <w:rFonts w:asciiTheme="majorBidi" w:hAnsiTheme="majorBidi" w:cstheme="majorBidi"/>
-          <w:sz w:val="22"/>
-          <w:szCs w:val="22"/>
-        </w:rPr>
-      </w:pPr>
-      <w:r>
-        <w:rPr>
-          <w:rFonts w:asciiTheme="majorBidi" w:hAnsiTheme="majorBidi" w:cstheme="majorBidi"/>
-          <w:sz w:val="22"/>
-          <w:szCs w:val="22"/>
-        </w:rPr>
-        <w:t xml:space="preserve">Model = i20 </w:t>
-      </w:r>
-      <w:proofErr w:type="spellStart"/>
-      <w:r>
-        <w:rPr>
-          <w:rFonts w:asciiTheme="majorBidi" w:hAnsiTheme="majorBidi" w:cstheme="majorBidi"/>
-          <w:sz w:val="22"/>
-          <w:szCs w:val="22"/>
-        </w:rPr>
-        <w:t>Sportz</w:t>
-      </w:r>
-      <w:proofErr w:type="spellEnd"/>
-    </w:p>
-    <w:p>
-      <w:pPr>
-        <w:rPr>
-          <w:rFonts w:asciiTheme="majorBidi" w:hAnsiTheme="majorBidi" w:cstheme="majorBidi"/>
-          <w:sz w:val="22"/>
-          <w:szCs w:val="22"/>
-        </w:rPr>
-      </w:pPr>
-    </w:p>
-    <w:p>
-      <w:pPr>
-        <w:rPr>
-          <w:rFonts w:asciiTheme="majorBidi" w:hAnsiTheme="majorBidi" w:cstheme="majorBidi"/>
-          <w:b/>
-          <w:bCs/>
-          <w:sz w:val="22"/>
-          <w:szCs w:val="22"/>
-        </w:rPr>
-      </w:pPr>
-      <w:r>
-        <w:rPr>
-          <w:rFonts w:asciiTheme="majorBidi" w:hAnsiTheme="majorBidi" w:cstheme="majorBidi"/>
-          <w:b/>
-          <w:bCs/>
-          <w:sz w:val="22"/>
-          <w:szCs w:val="22"/>
-        </w:rPr>
-        <w:t>Turbo Feature</w:t>
-      </w:r>
-    </w:p>
-    <w:p>
-      <w:pPr>
-        <w:rPr>
-          <w:rFonts w:asciiTheme="majorBidi" w:hAnsiTheme="majorBidi" w:cstheme="majorBidi"/>
-          <w:sz w:val="22"/>
-          <w:szCs w:val="22"/>
-        </w:rPr>
-      </w:pPr>
-      <w:r>
-        <w:rPr>
-          <w:rFonts w:asciiTheme="majorBidi" w:hAnsiTheme="majorBidi" w:cstheme="majorBidi"/>
-          <w:sz w:val="22"/>
-          <w:szCs w:val="22"/>
-        </w:rPr>
-        <w:t>A binary feature was created:</w:t>
-      </w:r>
-    </w:p>
-    <w:p>
-      <w:pPr>
-        <w:rPr>
-          <w:rFonts w:asciiTheme="majorBidi" w:hAnsiTheme="majorBidi" w:cstheme="majorBidi"/>
-          <w:sz w:val="22"/>
-          <w:szCs w:val="22"/>
-        </w:rPr>
-      </w:pPr>
-      <w:proofErr w:type="spellStart"/>
-      <w:r>
-        <w:rPr>
-          <w:rFonts w:asciiTheme="majorBidi" w:hAnsiTheme="majorBidi" w:cstheme="majorBidi"/>
-          <w:sz w:val="22"/>
-          <w:szCs w:val="22"/>
-        </w:rPr>
-        <w:t>Has_Turbo</w:t>
-      </w:r>
-      <w:proofErr w:type="spellEnd"/>
-    </w:p>
-    <w:p>
-      <w:pPr>
-        <w:rPr>
-          <w:rFonts w:asciiTheme="majorBidi" w:hAnsiTheme="majorBidi" w:cstheme="majorBidi"/>
-          <w:sz w:val="22"/>
-          <w:szCs w:val="22"/>
-        </w:rPr>
-      </w:pPr>
-      <w:r>
-        <w:rPr>
-          <w:rFonts w:asciiTheme="majorBidi" w:hAnsiTheme="majorBidi" w:cstheme="majorBidi"/>
-          <w:sz w:val="22"/>
-          <w:szCs w:val="22"/>
-        </w:rPr>
-        <w:t>Logic:</w:t>
-      </w:r>
-    </w:p>
-    <w:p>
-      <w:pPr>
-        <w:rPr>
-          <w:rFonts w:asciiTheme="majorBidi" w:hAnsiTheme="majorBidi" w:cstheme="majorBidi"/>
-          <w:sz w:val="22"/>
-          <w:szCs w:val="22"/>
-        </w:rPr>
-      </w:pPr>
-      <w:r>
-        <w:rPr>
-          <w:rFonts w:asciiTheme="majorBidi" w:hAnsiTheme="majorBidi" w:cstheme="majorBidi"/>
-          <w:sz w:val="22"/>
-          <w:szCs w:val="22"/>
-        </w:rPr>
-        <w:t>1 if "Turbo" in Name else 0</w:t>
-      </w:r>
-    </w:p>
-    <w:p>
-      <w:pPr>
-        <w:rPr>
-          <w:rFonts w:asciiTheme="majorBidi" w:hAnsiTheme="majorBidi" w:cstheme="majorBidi"/>
-          <w:sz w:val="22"/>
-          <w:szCs w:val="22"/>
-        </w:rPr>
-      </w:pPr>
-      <w:r>
-        <w:rPr>
-          <w:rFonts w:asciiTheme="majorBidi" w:hAnsiTheme="majorBidi" w:cstheme="majorBidi"/>
-          <w:sz w:val="22"/>
-          <w:szCs w:val="22"/>
-        </w:rPr>
-        <w:t>This indicates whether the vehicle contains a turbocharged engine.</w:t>
-      </w:r>
-    </w:p>
-    <w:p>
-      <w:pPr>
-        <w:rPr>
-          <w:rFonts w:asciiTheme="majorBidi" w:hAnsiTheme="majorBidi" w:cstheme="majorBidi"/>
-          <w:sz w:val="22"/>
-          <w:szCs w:val="22"/>
-        </w:rPr>
-      </w:pPr>
-    </w:p>
-    <w:p>
-      <w:pPr>
-        <w:rPr>
-          <w:rFonts w:asciiTheme="majorBidi" w:hAnsiTheme="majorBidi" w:cstheme="majorBidi"/>
-          <w:b/>
-          <w:bCs/>
-          <w:sz w:val="22"/>
-          <w:szCs w:val="22"/>
-        </w:rPr>
-      </w:pPr>
-      <w:r>
-        <w:rPr>
-          <w:rFonts w:asciiTheme="majorBidi" w:hAnsiTheme="majorBidi" w:cstheme="majorBidi"/>
-          <w:b/>
-          <w:bCs/>
-          <w:sz w:val="22"/>
-          <w:szCs w:val="22"/>
-        </w:rPr>
-        <w:t>Removing Name Column</w:t>
-      </w:r>
-    </w:p>
-    <w:p>
-      <w:pPr>
-        <w:rPr>
-          <w:rFonts w:asciiTheme="majorBidi" w:hAnsiTheme="majorBidi" w:cstheme="majorBidi"/>
-          <w:sz w:val="22"/>
-          <w:szCs w:val="22"/>
-        </w:rPr>
-      </w:pPr>
-      <w:r>
-        <w:rPr>
-          <w:rFonts w:asciiTheme="majorBidi" w:hAnsiTheme="majorBidi" w:cstheme="majorBidi"/>
-          <w:sz w:val="22"/>
-          <w:szCs w:val="22"/>
-        </w:rPr>
-        <w:t>After extracting useful information:</w:t>
-      </w:r>
-    </w:p>
-    <w:p>
-      <w:pPr>
-        <w:rPr>
-          <w:rFonts w:asciiTheme="majorBidi" w:hAnsiTheme="majorBidi" w:cstheme="majorBidi"/>
-          <w:sz w:val="22"/>
-          <w:szCs w:val="22"/>
-        </w:rPr>
-      </w:pPr>
-      <w:proofErr w:type="spellStart"/>
-      <w:r>
-        <w:rPr>
-          <w:rFonts w:asciiTheme="majorBidi" w:hAnsiTheme="majorBidi" w:cstheme="majorBidi"/>
-          <w:sz w:val="22"/>
-          <w:szCs w:val="22"/>
-        </w:rPr>
-        <w:t>df</w:t>
-      </w:r>
-      <w:proofErr w:type="spellEnd"/>
-      <w:r>
-        <w:rPr>
-          <w:rFonts w:asciiTheme="majorBidi" w:hAnsiTheme="majorBidi" w:cstheme="majorBidi"/>
-          <w:sz w:val="22"/>
-          <w:szCs w:val="22"/>
-        </w:rPr>
-        <w:t xml:space="preserve"> = </w:t>
-      </w:r>
-      <w:proofErr w:type="spellStart"/>
-      <w:proofErr w:type="gramStart"/>
-      <w:r>
-        <w:rPr>
-          <w:rFonts w:asciiTheme="majorBidi" w:hAnsiTheme="majorBidi" w:cstheme="majorBidi"/>
-          <w:sz w:val="22"/>
-          <w:szCs w:val="22"/>
-        </w:rPr>
-        <w:t>df.drop</w:t>
-      </w:r>
-      <w:proofErr w:type="spellEnd"/>
-      <w:proofErr w:type="gramEnd"/>
-      <w:r>
-        <w:rPr>
-          <w:rFonts w:asciiTheme="majorBidi" w:hAnsiTheme="majorBidi" w:cstheme="majorBidi"/>
-          <w:sz w:val="22"/>
-          <w:szCs w:val="22"/>
-        </w:rPr>
-        <w:t>("Name", axis=1)</w:t>
-      </w:r>
-    </w:p>
-    <w:p>
-      <w:pPr>
-        <w:rPr>
-          <w:rFonts w:asciiTheme="majorBidi" w:hAnsiTheme="majorBidi" w:cstheme="majorBidi"/>
-          <w:sz w:val="22"/>
-          <w:szCs w:val="22"/>
-        </w:rPr>
-      </w:pPr>
-      <w:r>
-        <w:rPr>
-          <w:rFonts w:asciiTheme="majorBidi" w:hAnsiTheme="majorBidi" w:cstheme="majorBidi"/>
-          <w:sz w:val="22"/>
-          <w:szCs w:val="22"/>
-        </w:rPr>
-        <w:t>The original Name column was removed because its information had already been encoded into more meaningful features.</w:t>
-      </w:r>
-    </w:p>
-    <w:p>
-      <w:pPr>
-        <w:rPr>
-          <w:rFonts w:asciiTheme="majorBidi" w:hAnsiTheme="majorBidi" w:cstheme="majorBidi"/>
-          <w:sz w:val="22"/>
-          <w:szCs w:val="22"/>
-        </w:rPr>
-      </w:pPr>
-    </w:p>
-    <w:p>
-      <w:pPr>
-        <w:rPr>
-          <w:rFonts w:asciiTheme="majorBidi" w:hAnsiTheme="majorBidi" w:cstheme="majorBidi"/>
-          <w:b/>
-          <w:bCs/>
-          <w:sz w:val="22"/>
-          <w:szCs w:val="22"/>
-        </w:rPr>
-      </w:pPr>
-      <w:r>
-        <w:rPr>
-          <w:rFonts w:asciiTheme="majorBidi" w:hAnsiTheme="majorBidi" w:cstheme="majorBidi"/>
-          <w:b/>
-          <w:bCs/>
-          <w:sz w:val="22"/>
-          <w:szCs w:val="22"/>
-        </w:rPr>
-        <w:t>1.7 Column Reorganization</w:t>
-      </w:r>
-    </w:p>
-    <w:p>
-      <w:pPr>
-        <w:rPr>
-          <w:rFonts w:asciiTheme="majorBidi" w:hAnsiTheme="majorBidi" w:cstheme="majorBidi"/>
-          <w:sz w:val="22"/>
-          <w:szCs w:val="22"/>
-        </w:rPr>
-      </w:pPr>
-      <w:r>
-        <w:rPr>
-          <w:rFonts w:asciiTheme="majorBidi" w:hAnsiTheme="majorBidi" w:cstheme="majorBidi"/>
-          <w:sz w:val="22"/>
-          <w:szCs w:val="22"/>
-        </w:rPr>
-        <w:t>Columns were reordered into a structured format:</w:t>
-      </w:r>
-    </w:p>
-    <w:p>
-      <w:pPr>
-        <w:rPr>
-          <w:rFonts w:asciiTheme="majorBidi" w:hAnsiTheme="majorBidi" w:cstheme="majorBidi"/>
-          <w:sz w:val="22"/>
-          <w:szCs w:val="22"/>
-        </w:rPr>
-      </w:pPr>
-      <w:r>
-        <w:rPr>
-          <w:rFonts w:asciiTheme="majorBidi" w:hAnsiTheme="majorBidi" w:cstheme="majorBidi"/>
-          <w:sz w:val="22"/>
-          <w:szCs w:val="22"/>
-        </w:rPr>
-        <w:t>[</w:t>
-      </w:r>
-    </w:p>
-    <w:p>
-      <w:pPr>
-        <w:rPr>
-          <w:rFonts w:asciiTheme="majorBidi" w:hAnsiTheme="majorBidi" w:cstheme="majorBidi"/>
-          <w:sz w:val="22"/>
-          <w:szCs w:val="22"/>
-        </w:rPr>
-      </w:pPr>
-      <w:r>
-        <w:rPr>
-          <w:rFonts w:asciiTheme="majorBidi" w:hAnsiTheme="majorBidi" w:cstheme="majorBidi"/>
-          <w:sz w:val="22"/>
-          <w:szCs w:val="22"/>
-        </w:rPr>
-        <w:t>"Brand",</w:t>
-      </w:r>
-    </w:p>
-    <w:p>
-      <w:pPr>
-        <w:rPr>
-          <w:rFonts w:asciiTheme="majorBidi" w:hAnsiTheme="majorBidi" w:cstheme="majorBidi"/>
-          <w:sz w:val="22"/>
-          <w:szCs w:val="22"/>
-        </w:rPr>
-      </w:pPr>
-      <w:r>
-        <w:rPr>
-          <w:rFonts w:asciiTheme="majorBidi" w:hAnsiTheme="majorBidi" w:cstheme="majorBidi"/>
-          <w:sz w:val="22"/>
-          <w:szCs w:val="22"/>
-        </w:rPr>
-        <w:t>"Model",</w:t>
-      </w:r>
-    </w:p>
-    <w:p>
-      <w:pPr>
-        <w:rPr>
-          <w:rFonts w:asciiTheme="majorBidi" w:hAnsiTheme="majorBidi" w:cstheme="majorBidi"/>
-          <w:sz w:val="22"/>
-          <w:szCs w:val="22"/>
-        </w:rPr>
-      </w:pPr>
-      <w:r>
-        <w:rPr>
-          <w:rFonts w:asciiTheme="majorBidi" w:hAnsiTheme="majorBidi" w:cstheme="majorBidi"/>
-          <w:sz w:val="22"/>
-          <w:szCs w:val="22"/>
-        </w:rPr>
-        <w:t>"</w:t>
-      </w:r>
-      <w:proofErr w:type="spellStart"/>
-      <w:r>
-        <w:rPr>
-          <w:rFonts w:asciiTheme="majorBidi" w:hAnsiTheme="majorBidi" w:cstheme="majorBidi"/>
-          <w:sz w:val="22"/>
-          <w:szCs w:val="22"/>
-        </w:rPr>
-        <w:t>Is_Luxury</w:t>
-      </w:r>
-      <w:proofErr w:type="spellEnd"/>
-      <w:r>
-        <w:rPr>
-          <w:rFonts w:asciiTheme="majorBidi" w:hAnsiTheme="majorBidi" w:cstheme="majorBidi"/>
-          <w:sz w:val="22"/>
-          <w:szCs w:val="22"/>
-        </w:rPr>
-        <w:t>",</w:t>
-      </w:r>
-    </w:p>
-    <w:p>
-      <w:pPr>
-        <w:rPr>
-          <w:rFonts w:asciiTheme="majorBidi" w:hAnsiTheme="majorBidi" w:cstheme="majorBidi"/>
-          <w:sz w:val="22"/>
-          <w:szCs w:val="22"/>
-        </w:rPr>
-      </w:pPr>
-      <w:r>
-        <w:rPr>
-          <w:rFonts w:asciiTheme="majorBidi" w:hAnsiTheme="majorBidi" w:cstheme="majorBidi"/>
-          <w:sz w:val="22"/>
-          <w:szCs w:val="22"/>
-        </w:rPr>
-        <w:t>"</w:t>
-      </w:r>
-      <w:proofErr w:type="spellStart"/>
-      <w:r>
-        <w:rPr>
-          <w:rFonts w:asciiTheme="majorBidi" w:hAnsiTheme="majorBidi" w:cstheme="majorBidi"/>
-          <w:sz w:val="22"/>
-          <w:szCs w:val="22"/>
-        </w:rPr>
-        <w:t>Has_Turbo</w:t>
-      </w:r>
-      <w:proofErr w:type="spellEnd"/>
-      <w:r>
-        <w:rPr>
-          <w:rFonts w:asciiTheme="majorBidi" w:hAnsiTheme="majorBidi" w:cstheme="majorBidi"/>
-          <w:sz w:val="22"/>
-          <w:szCs w:val="22"/>
-        </w:rPr>
-        <w:t>",</w:t>
-      </w:r>
-    </w:p>
-    <w:p>
-      <w:pPr>
-        <w:rPr>
-          <w:rFonts w:asciiTheme="majorBidi" w:hAnsiTheme="majorBidi" w:cstheme="majorBidi"/>
-          <w:sz w:val="22"/>
-          <w:szCs w:val="22"/>
-        </w:rPr>
-      </w:pPr>
-      <w:r>
-        <w:rPr>
-          <w:rFonts w:asciiTheme="majorBidi" w:hAnsiTheme="majorBidi" w:cstheme="majorBidi"/>
-          <w:sz w:val="22"/>
-          <w:szCs w:val="22"/>
-        </w:rPr>
-        <w:t>"Year",</w:t>
-      </w:r>
-    </w:p>
-    <w:p>
-      <w:pPr>
-        <w:rPr>
-          <w:rFonts w:asciiTheme="majorBidi" w:hAnsiTheme="majorBidi" w:cstheme="majorBidi"/>
-          <w:sz w:val="22"/>
-          <w:szCs w:val="22"/>
-        </w:rPr>
-      </w:pPr>
-      <w:r>
-        <w:rPr>
-          <w:rFonts w:asciiTheme="majorBidi" w:hAnsiTheme="majorBidi" w:cstheme="majorBidi"/>
-          <w:sz w:val="22"/>
-          <w:szCs w:val="22"/>
-        </w:rPr>
-        <w:t>"</w:t>
-      </w:r>
-      <w:proofErr w:type="spellStart"/>
-      <w:r>
-        <w:rPr>
-          <w:rFonts w:asciiTheme="majorBidi" w:hAnsiTheme="majorBidi" w:cstheme="majorBidi"/>
-          <w:sz w:val="22"/>
-          <w:szCs w:val="22"/>
-        </w:rPr>
-        <w:t>Kilometers_Driven</w:t>
-      </w:r>
-      <w:proofErr w:type="spellEnd"/>
-      <w:r>
-        <w:rPr>
-          <w:rFonts w:asciiTheme="majorBidi" w:hAnsiTheme="majorBidi" w:cstheme="majorBidi"/>
-          <w:sz w:val="22"/>
-          <w:szCs w:val="22"/>
-        </w:rPr>
-        <w:t>",</w:t>
-      </w:r>
-    </w:p>
-    <w:p>
-      <w:pPr>
-        <w:rPr>
-          <w:rFonts w:asciiTheme="majorBidi" w:hAnsiTheme="majorBidi" w:cstheme="majorBidi"/>
-          <w:sz w:val="22"/>
-          <w:szCs w:val="22"/>
-        </w:rPr>
-      </w:pPr>
-      <w:r>
-        <w:rPr>
-          <w:rFonts w:asciiTheme="majorBidi" w:hAnsiTheme="majorBidi" w:cstheme="majorBidi"/>
-          <w:sz w:val="22"/>
-          <w:szCs w:val="22"/>
-        </w:rPr>
-        <w:t>"Mileage",</w:t>
-      </w:r>
-    </w:p>
-    <w:p>
-      <w:pPr>
-        <w:rPr>
-          <w:rFonts w:asciiTheme="majorBidi" w:hAnsiTheme="majorBidi" w:cstheme="majorBidi"/>
-          <w:sz w:val="22"/>
-          <w:szCs w:val="22"/>
-        </w:rPr>
-      </w:pPr>
-      <w:r>
-        <w:rPr>
-          <w:rFonts w:asciiTheme="majorBidi" w:hAnsiTheme="majorBidi" w:cstheme="majorBidi"/>
-          <w:sz w:val="22"/>
-          <w:szCs w:val="22"/>
-        </w:rPr>
-        <w:lastRenderedPageBreak/>
-        <w:t>"Engine",</w:t>
-      </w:r>
-    </w:p>
-    <w:p>
-      <w:pPr>
-        <w:rPr>
-          <w:rFonts w:asciiTheme="majorBidi" w:hAnsiTheme="majorBidi" w:cstheme="majorBidi"/>
-          <w:sz w:val="22"/>
-          <w:szCs w:val="22"/>
-        </w:rPr>
-      </w:pPr>
-      <w:r>
-        <w:rPr>
-          <w:rFonts w:asciiTheme="majorBidi" w:hAnsiTheme="majorBidi" w:cstheme="majorBidi"/>
-          <w:sz w:val="22"/>
-          <w:szCs w:val="22"/>
-        </w:rPr>
-        <w:t>"Power",</w:t>
-      </w:r>
-    </w:p>
-    <w:p>
-      <w:pPr>
-        <w:rPr>
-          <w:rFonts w:asciiTheme="majorBidi" w:hAnsiTheme="majorBidi" w:cstheme="majorBidi"/>
-          <w:sz w:val="22"/>
-          <w:szCs w:val="22"/>
-        </w:rPr>
-      </w:pPr>
-      <w:r>
-        <w:rPr>
-          <w:rFonts w:asciiTheme="majorBidi" w:hAnsiTheme="majorBidi" w:cstheme="majorBidi"/>
-          <w:sz w:val="22"/>
-          <w:szCs w:val="22"/>
-        </w:rPr>
-        <w:t>"Seats",</w:t>
-      </w:r>
-    </w:p>
-    <w:p>
-      <w:pPr>
-        <w:rPr>
-          <w:rFonts w:asciiTheme="majorBidi" w:hAnsiTheme="majorBidi" w:cstheme="majorBidi"/>
-          <w:sz w:val="22"/>
-          <w:szCs w:val="22"/>
-        </w:rPr>
-      </w:pPr>
-      <w:r>
-        <w:rPr>
-          <w:rFonts w:asciiTheme="majorBidi" w:hAnsiTheme="majorBidi" w:cstheme="majorBidi"/>
-          <w:sz w:val="22"/>
-          <w:szCs w:val="22"/>
-        </w:rPr>
-        <w:t>"Location",</w:t>
-      </w:r>
-    </w:p>
-    <w:p>
-      <w:pPr>
-        <w:rPr>
-          <w:rFonts w:asciiTheme="majorBidi" w:hAnsiTheme="majorBidi" w:cstheme="majorBidi"/>
-          <w:sz w:val="22"/>
-          <w:szCs w:val="22"/>
-        </w:rPr>
-      </w:pPr>
-      <w:r>
-        <w:rPr>
-          <w:rFonts w:asciiTheme="majorBidi" w:hAnsiTheme="majorBidi" w:cstheme="majorBidi"/>
-          <w:sz w:val="22"/>
-          <w:szCs w:val="22"/>
-        </w:rPr>
-        <w:t>"</w:t>
-      </w:r>
-      <w:proofErr w:type="spellStart"/>
-      <w:r>
-        <w:rPr>
-          <w:rFonts w:asciiTheme="majorBidi" w:hAnsiTheme="majorBidi" w:cstheme="majorBidi"/>
-          <w:sz w:val="22"/>
-          <w:szCs w:val="22"/>
-        </w:rPr>
-        <w:t>Fuel_Type</w:t>
-      </w:r>
-      <w:proofErr w:type="spellEnd"/>
-      <w:r>
-        <w:rPr>
-          <w:rFonts w:asciiTheme="majorBidi" w:hAnsiTheme="majorBidi" w:cstheme="majorBidi"/>
-          <w:sz w:val="22"/>
-          <w:szCs w:val="22"/>
-        </w:rPr>
-        <w:t>",</w:t>
-      </w:r>
-    </w:p>
-    <w:p>
-      <w:pPr>
-        <w:rPr>
-          <w:rFonts w:asciiTheme="majorBidi" w:hAnsiTheme="majorBidi" w:cstheme="majorBidi"/>
-          <w:sz w:val="22"/>
-          <w:szCs w:val="22"/>
-        </w:rPr>
-      </w:pPr>
-      <w:r>
-        <w:rPr>
-          <w:rFonts w:asciiTheme="majorBidi" w:hAnsiTheme="majorBidi" w:cstheme="majorBidi"/>
-          <w:sz w:val="22"/>
-          <w:szCs w:val="22"/>
-        </w:rPr>
-        <w:t>"Transmission",</w:t>
-      </w:r>
-    </w:p>
-    <w:p>
-      <w:pPr>
-        <w:rPr>
-          <w:rFonts w:asciiTheme="majorBidi" w:hAnsiTheme="majorBidi" w:cstheme="majorBidi"/>
-          <w:sz w:val="22"/>
-          <w:szCs w:val="22"/>
-        </w:rPr>
-      </w:pPr>
-      <w:r>
-        <w:rPr>
-          <w:rFonts w:asciiTheme="majorBidi" w:hAnsiTheme="majorBidi" w:cstheme="majorBidi"/>
-          <w:sz w:val="22"/>
-          <w:szCs w:val="22"/>
-        </w:rPr>
-        <w:t>"</w:t>
-      </w:r>
-      <w:proofErr w:type="spellStart"/>
-      <w:r>
-        <w:rPr>
-          <w:rFonts w:asciiTheme="majorBidi" w:hAnsiTheme="majorBidi" w:cstheme="majorBidi"/>
-          <w:sz w:val="22"/>
-          <w:szCs w:val="22"/>
-        </w:rPr>
-        <w:t>Owner_Type</w:t>
-      </w:r>
-      <w:proofErr w:type="spellEnd"/>
-      <w:r>
-        <w:rPr>
-          <w:rFonts w:asciiTheme="majorBidi" w:hAnsiTheme="majorBidi" w:cstheme="majorBidi"/>
-          <w:sz w:val="22"/>
-          <w:szCs w:val="22"/>
-        </w:rPr>
-        <w:t>",</w:t>
-      </w:r>
-    </w:p>
-    <w:p>
-      <w:pPr>
-        <w:rPr>
-          <w:rFonts w:asciiTheme="majorBidi" w:hAnsiTheme="majorBidi" w:cstheme="majorBidi"/>
-          <w:sz w:val="22"/>
-          <w:szCs w:val="22"/>
-        </w:rPr>
-      </w:pPr>
-      <w:r>
-        <w:rPr>
-          <w:rFonts w:asciiTheme="majorBidi" w:hAnsiTheme="majorBidi" w:cstheme="majorBidi"/>
-          <w:sz w:val="22"/>
-          <w:szCs w:val="22"/>
-        </w:rPr>
-        <w:t>"Price"</w:t>
-      </w:r>
-    </w:p>
-    <w:p>
-      <w:pPr>
-        <w:rPr>
-          <w:rFonts w:asciiTheme="majorBidi" w:hAnsiTheme="majorBidi" w:cstheme="majorBidi"/>
-          <w:sz w:val="22"/>
-          <w:szCs w:val="22"/>
-        </w:rPr>
-      </w:pPr>
-      <w:r>
-        <w:rPr>
-          <w:rFonts w:asciiTheme="majorBidi" w:hAnsiTheme="majorBidi" w:cstheme="majorBidi"/>
-          <w:sz w:val="22"/>
-          <w:szCs w:val="22"/>
-        </w:rPr>
-        <w:t>]</w:t>
-      </w:r>
-    </w:p>
-    <w:p>
-      <w:pPr>
-        <w:rPr>
-          <w:rFonts w:asciiTheme="majorBidi" w:hAnsiTheme="majorBidi" w:cstheme="majorBidi"/>
-          <w:sz w:val="22"/>
-          <w:szCs w:val="22"/>
-        </w:rPr>
-      </w:pPr>
-      <w:r>
-        <w:rPr>
-          <w:rFonts w:asciiTheme="majorBidi" w:hAnsiTheme="majorBidi" w:cstheme="majorBidi"/>
-          <w:sz w:val="22"/>
-          <w:szCs w:val="22"/>
-        </w:rPr>
         <w:t>This improved readability and consistency.</w:t>
       </w:r>
     </w:p>
@@ -8836,7 +7679,6 @@
           <w:sz w:val="22"/>
           <w:szCs w:val="22"/>
         </w:rPr>
-        <w:lastRenderedPageBreak/>
         <w:t>Frequency Encoding was applied to:</w:t>
       </w:r>
     </w:p>
@@ -9449,7 +8291,6 @@
           <w:sz w:val="22"/>
           <w:szCs w:val="22"/>
         </w:rPr>
-        <w:lastRenderedPageBreak/>
         <w:t>Correlation Matrix</w:t>
       </w:r>
     </w:p>
@@ -9647,6 +8488,7 @@
           <w:sz w:val="22"/>
           <w:szCs w:val="22"/>
         </w:rPr>
+        <w:lastRenderedPageBreak/>
         <w:t>Code</w:t>
       </w:r>
     </w:p>
@@ -10250,7 +9092,6 @@
           <w:sz w:val="22"/>
           <w:szCs w:val="22"/>
         </w:rPr>
-        <w:lastRenderedPageBreak/>
         <w:t xml:space="preserve">    </w:t>
       </w:r>
       <w:proofErr w:type="spellStart"/>
@@ -10526,6 +9367,7 @@
           <w:sz w:val="22"/>
           <w:szCs w:val="22"/>
         </w:rPr>
+        <w:lastRenderedPageBreak/>
         <w:t>Mathematically:</w:t>
       </w:r>
     </w:p>
@@ -11092,7 +9934,6 @@
           <w:sz w:val="22"/>
           <w:szCs w:val="22"/>
         </w:rPr>
-        <w:lastRenderedPageBreak/>
         <w:t>μ = mean of the training feature</w:t>
       </w:r>
     </w:p>
@@ -11213,7 +10054,7 @@
     <w:p>
       <w:pPr>
         <w:rPr>
-          <w:rFonts w:asciiTheme="majorBidi" w:hAnsiTheme="majorBidi" w:cstheme="majorBidi" w:hint="cs"/>
+          <w:rFonts w:asciiTheme="majorBidi" w:hAnsiTheme="majorBidi" w:cstheme="majorBidi"/>
           <w:sz w:val="22"/>
           <w:szCs w:val="22"/>
           <w:rtl/>
@@ -11255,6 +10096,7 @@
           <w:sz w:val="22"/>
           <w:szCs w:val="22"/>
         </w:rPr>
+        <w:lastRenderedPageBreak/>
         <w:t>After completing preprocessing:</w:t>
       </w:r>
     </w:p>
@@ -11598,7 +10440,6 @@
           <w:sz w:val="36"/>
           <w:szCs w:val="36"/>
         </w:rPr>
-        <w:lastRenderedPageBreak/>
         <w:t>2-nd</w:t>
       </w:r>
       <w:r>
@@ -11625,6 +10466,7 @@
           <w:sz w:val="28"/>
           <w:szCs w:val="28"/>
         </w:rPr>
+        <w:lastRenderedPageBreak/>
         <mc:AlternateContent>
           <mc:Choice Requires="wps">
             <w:drawing>
@@ -11702,7 +10544,7 @@
           </mc:Choice>
           <mc:Fallback>
             <w:pict>
-              <v:shape w14:anchorId="1312E982" id="Text Box 1" o:spid="_x0000_s1032" type="#_x0000_t202" style="position:absolute;margin-left:0;margin-top:332.8pt;width:363.6pt;height:21.6pt;z-index:251659264;visibility:visible;mso-wrap-style:square;mso-width-percent:0;mso-height-percent:0;mso-wrap-distance-left:9pt;mso-wrap-distance-top:0;mso-wrap-distance-right:9pt;mso-wrap-distance-bottom:0;mso-position-horizontal:center;mso-position-horizontal-relative:margin;mso-position-vertical:absolute;mso-position-vertical-relative:text;mso-width-percent:0;mso-height-percent:0;mso-width-relative:margin;mso-height-relative:margin;v-text-anchor:top" o:gfxdata="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" fillcolor="white [3201]" stroked="f" strokeweight=".5pt">
+              <v:shape w14:anchorId="1312E982" id="Text Box 1" o:spid="_x0000_s1036" type="#_x0000_t202" style="position:absolute;margin-left:0;margin-top:332.8pt;width:363.6pt;height:21.6pt;z-index:251659264;visibility:visible;mso-wrap-style:square;mso-width-percent:0;mso-height-percent:0;mso-wrap-distance-left:9pt;mso-wrap-distance-top:0;mso-wrap-distance-right:9pt;mso-wrap-distance-bottom:0;mso-position-horizontal:center;mso-position-horizontal-relative:margin;mso-position-vertical:absolute;mso-position-vertical-relative:text;mso-width-percent:0;mso-height-percent:0;mso-width-relative:margin;mso-height-relative:margin;v-text-anchor:top" o:gfxdata="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" fillcolor="white [3201]" stroked="f" strokeweight=".5pt">
                 <v:textbox>
                   <w:txbxContent>
                     <w:p>
@@ -11760,7 +10602,7 @@
                     <pic:cNvPicPr/>
                   </pic:nvPicPr>
                   <pic:blipFill>
-                    <a:blip r:embed="rId11">
+                    <a:blip r:embed="rId15">
                       <a:extLst>
                         <a:ext uri="{28A0092B-C50C-407E-A947-70E740481C1C}">
                           <a14:useLocalDpi xmlns:a14="http://schemas.microsoft.com/office/drawing/2010/main" val="0"/>
@@ -12727,7 +11569,7 @@
           </mc:Choice>
           <mc:Fallback>
             <w:pict>
-              <v:rect w14:anchorId="308D86E4" id="Rectangle 7" o:spid="_x0000_s1033" style="position:absolute;margin-left:0;margin-top:353.6pt;width:391.5pt;height:146pt;z-index:251664384;visibility:visible;mso-wrap-style:square;mso-width-percent:0;mso-height-percent:0;mso-wrap-distance-left:9pt;mso-wrap-distance-top:0;mso-wrap-distance-right:9pt;mso-wrap-distance-bottom:0;mso-position-horizontal:center;mso-position-horizontal-relative:margin;mso-position-vertical:absolute;mso-position-vertical-relative:text;mso-width-percent:0;mso-height-percent:0;mso-width-relative:margin;mso-height-relative:margin;v-text-anchor:middle" o:gfxdata="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" fillcolor="#d5dce4 [671]" strokecolor="#09101d [484]" strokeweight=".25pt">
+              <v:rect w14:anchorId="308D86E4" id="_x0000_s1037" style="position:absolute;margin-left:0;margin-top:353.6pt;width:391.5pt;height:146pt;z-index:251664384;visibility:visible;mso-wrap-style:square;mso-width-percent:0;mso-height-percent:0;mso-wrap-distance-left:9pt;mso-wrap-distance-top:0;mso-wrap-distance-right:9pt;mso-wrap-distance-bottom:0;mso-position-horizontal:center;mso-position-horizontal-relative:margin;mso-position-vertical:absolute;mso-position-vertical-relative:text;mso-width-percent:0;mso-height-percent:0;mso-width-relative:margin;mso-height-relative:margin;v-text-anchor:middle" o:gfxdata="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" fillcolor="#d5dce4 [671]" strokecolor="#09101d [484]" strokeweight=".25pt">
                 <v:fill opacity="39321f"/>
                 <v:textbox>
                   <w:txbxContent>
@@ -14086,7 +12928,6 @@
               <w:sz w:val="22"/>
               <w:szCs w:val="22"/>
             </w:rPr>
-            <w:lastRenderedPageBreak/>
             <m:t>He=</m:t>
           </m:r>
           <m:rad>
@@ -14189,6 +13030,7 @@
           <w:sz w:val="22"/>
           <w:szCs w:val="22"/>
         </w:rPr>
+        <w:lastRenderedPageBreak/>
         <w:t>Where</w:t>
       </w:r>
       <w:r>
@@ -14632,7 +13474,7 @@
           </mc:Choice>
           <mc:Fallback>
             <w:pict>
-              <v:rect w14:anchorId="28A550AE" id="_x0000_s1034" style="position:absolute;margin-left:0;margin-top:22.45pt;width:238.8pt;height:62pt;z-index:251666432;visibility:visible;mso-wrap-style:square;mso-width-percent:0;mso-height-percent:0;mso-wrap-distance-left:9pt;mso-wrap-distance-top:0;mso-wrap-distance-right:9pt;mso-wrap-distance-bottom:0;mso-position-horizontal:center;mso-position-horizontal-relative:margin;mso-position-vertical:absolute;mso-position-vertical-relative:text;mso-width-percent:0;mso-height-percent:0;mso-width-relative:margin;mso-height-relative:margin;v-text-anchor:middle" o:gfxdata="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" fillcolor="#d5dce4 [671]" strokecolor="#09101d [484]" strokeweight=".25pt">
+              <v:rect w14:anchorId="28A550AE" id="_x0000_s1038" style="position:absolute;margin-left:0;margin-top:22.45pt;width:238.8pt;height:62pt;z-index:251666432;visibility:visible;mso-wrap-style:square;mso-width-percent:0;mso-height-percent:0;mso-wrap-distance-left:9pt;mso-wrap-distance-top:0;mso-wrap-distance-right:9pt;mso-wrap-distance-bottom:0;mso-position-horizontal:center;mso-position-horizontal-relative:margin;mso-position-vertical:absolute;mso-position-vertical-relative:text;mso-width-percent:0;mso-height-percent:0;mso-width-relative:margin;mso-height-relative:margin;v-text-anchor:middle" o:gfxdata="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" fillcolor="#d5dce4 [671]" strokecolor="#09101d [484]" strokeweight=".25pt">
                 <v:fill opacity="39321f"/>
                 <v:textbox>
                   <w:txbxContent>
@@ -15662,7 +14504,7 @@
           </mc:Choice>
           <mc:Fallback>
             <w:pict>
-              <v:rect w14:anchorId="68FB6782" id="_x0000_s1035" style="position:absolute;margin-left:0;margin-top:22.5pt;width:300pt;height:60.6pt;z-index:251668480;visibility:visible;mso-wrap-style:square;mso-width-percent:0;mso-height-percent:0;mso-wrap-distance-left:9pt;mso-wrap-distance-top:0;mso-wrap-distance-right:9pt;mso-wrap-distance-bottom:0;mso-position-horizontal:center;mso-position-horizontal-relative:margin;mso-position-vertical:absolute;mso-position-vertical-relative:text;mso-width-percent:0;mso-height-percent:0;mso-width-relative:margin;mso-height-relative:margin;v-text-anchor:middle" o:gfxdata="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" fillcolor="#d5dce4 [671]" strokecolor="#09101d [484]" strokeweight=".25pt">
+              <v:rect w14:anchorId="68FB6782" id="_x0000_s1039" style="position:absolute;margin-left:0;margin-top:22.5pt;width:300pt;height:60.6pt;z-index:251668480;visibility:visible;mso-wrap-style:square;mso-width-percent:0;mso-height-percent:0;mso-wrap-distance-left:9pt;mso-wrap-distance-top:0;mso-wrap-distance-right:9pt;mso-wrap-distance-bottom:0;mso-position-horizontal:center;mso-position-horizontal-relative:margin;mso-position-vertical:absolute;mso-position-vertical-relative:text;mso-width-percent:0;mso-height-percent:0;mso-width-relative:margin;mso-height-relative:margin;v-text-anchor:middle" o:gfxdata="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" fillcolor="#d5dce4 [671]" strokecolor="#09101d [484]" strokeweight=".25pt">
                 <v:fill opacity="39321f"/>
                 <v:textbox>
                   <w:txbxContent>
@@ -17462,7 +16304,7 @@
           </mc:Choice>
           <mc:Fallback>
             <w:pict>
-              <v:rect w14:anchorId="25BFA00C" id="_x0000_s1036" style="position:absolute;margin-left:0;margin-top:15.55pt;width:516.6pt;height:195pt;z-index:251670528;visibility:visible;mso-wrap-style:square;mso-width-percent:0;mso-height-percent:0;mso-wrap-distance-left:9pt;mso-wrap-distance-top:0;mso-wrap-distance-right:9pt;mso-wrap-distance-bottom:0;mso-position-horizontal:center;mso-position-horizontal-relative:margin;mso-position-vertical:absolute;mso-position-vertical-relative:text;mso-width-percent:0;mso-height-percent:0;mso-width-relative:margin;mso-height-relative:margin;v-text-anchor:middle" o:gfxdata="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" fillcolor="#d5dce4 [671]" strokecolor="#09101d [484]" strokeweight=".25pt">
+              <v:rect w14:anchorId="25BFA00C" id="_x0000_s1040" style="position:absolute;margin-left:0;margin-top:15.55pt;width:516.6pt;height:195pt;z-index:251670528;visibility:visible;mso-wrap-style:square;mso-width-percent:0;mso-height-percent:0;mso-wrap-distance-left:9pt;mso-wrap-distance-top:0;mso-wrap-distance-right:9pt;mso-wrap-distance-bottom:0;mso-position-horizontal:center;mso-position-horizontal-relative:margin;mso-position-vertical:absolute;mso-position-vertical-relative:text;mso-width-percent:0;mso-height-percent:0;mso-width-relative:margin;mso-height-relative:margin;v-text-anchor:middle" o:gfxdata="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" fillcolor="#d5dce4 [671]" strokecolor="#09101d [484]" strokeweight=".25pt">
                 <v:fill opacity="39321f"/>
                 <v:textbox>
                   <w:txbxContent>
@@ -18602,7 +17444,6 @@
           <w:sz w:val="22"/>
           <w:szCs w:val="22"/>
         </w:rPr>
-        <w:lastRenderedPageBreak/>
         <w:t xml:space="preserve">Parameters: </w:t>
       </w:r>
     </w:p>
@@ -18668,6 +17509,7 @@
           <w:sz w:val="22"/>
           <w:szCs w:val="22"/>
         </w:rPr>
+        <w:lastRenderedPageBreak/>
         <w:t>train:</w:t>
       </w:r>
       <w:r>
@@ -19344,7 +18186,7 @@
           </mc:Choice>
           <mc:Fallback>
             <w:pict>
-              <v:rect w14:anchorId="118A6814" id="_x0000_s1037" style="position:absolute;margin-left:0;margin-top:18.35pt;width:238.8pt;height:33.2pt;z-index:251672576;visibility:visible;mso-wrap-style:square;mso-width-percent:0;mso-height-percent:0;mso-wrap-distance-left:9pt;mso-wrap-distance-top:0;mso-wrap-distance-right:9pt;mso-wrap-distance-bottom:0;mso-position-horizontal:center;mso-position-horizontal-relative:margin;mso-position-vertical:absolute;mso-position-vertical-relative:text;mso-width-percent:0;mso-height-percent:0;mso-width-relative:margin;mso-height-relative:margin;v-text-anchor:middle" o:gfxdata="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" fillcolor="#d5dce4 [671]" strokecolor="#09101d [484]" strokeweight=".25pt">
+              <v:rect w14:anchorId="118A6814" id="_x0000_s1041" style="position:absolute;margin-left:0;margin-top:18.35pt;width:238.8pt;height:33.2pt;z-index:251672576;visibility:visible;mso-wrap-style:square;mso-width-percent:0;mso-height-percent:0;mso-wrap-distance-left:9pt;mso-wrap-distance-top:0;mso-wrap-distance-right:9pt;mso-wrap-distance-bottom:0;mso-position-horizontal:center;mso-position-horizontal-relative:margin;mso-position-vertical:absolute;mso-position-vertical-relative:text;mso-width-percent:0;mso-height-percent:0;mso-width-relative:margin;mso-height-relative:margin;v-text-anchor:middle" o:gfxdata="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" fillcolor="#d5dce4 [671]" strokecolor="#09101d [484]" strokeweight=".25pt">
                 <v:fill opacity="39321f"/>
                 <v:textbox>
                   <w:txbxContent>
@@ -21141,7 +19983,7 @@
           </mc:Choice>
           <mc:Fallback>
             <w:pict>
-              <v:rect w14:anchorId="6FBF4FA1" id="Rectangle 9" o:spid="_x0000_s1038" style="position:absolute;margin-left:0;margin-top:18.75pt;width:414pt;height:236pt;z-index:251674624;visibility:visible;mso-wrap-style:square;mso-width-percent:0;mso-height-percent:0;mso-wrap-distance-left:9pt;mso-wrap-distance-top:0;mso-wrap-distance-right:9pt;mso-wrap-distance-bottom:0;mso-position-horizontal:center;mso-position-horizontal-relative:margin;mso-position-vertical:absolute;mso-position-vertical-relative:text;mso-width-percent:0;mso-height-percent:0;mso-width-relative:margin;mso-height-relative:margin;v-text-anchor:middle" o:gfxdata="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" fillcolor="#d5dce4 [671]" strokecolor="#09101d [484]" strokeweight=".25pt">
+              <v:rect w14:anchorId="6FBF4FA1" id="Rectangle 9" o:spid="_x0000_s1042" style="position:absolute;margin-left:0;margin-top:18.75pt;width:414pt;height:236pt;z-index:251674624;visibility:visible;mso-wrap-style:square;mso-width-percent:0;mso-height-percent:0;mso-wrap-distance-left:9pt;mso-wrap-distance-top:0;mso-wrap-distance-right:9pt;mso-wrap-distance-bottom:0;mso-position-horizontal:center;mso-position-horizontal-relative:margin;mso-position-vertical:absolute;mso-position-vertical-relative:text;mso-width-percent:0;mso-height-percent:0;mso-width-relative:margin;mso-height-relative:margin;v-text-anchor:middle" o:gfxdata="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" fillcolor="#d5dce4 [671]" strokecolor="#09101d [484]" strokeweight=".25pt">
                 <v:fill opacity="39321f"/>
                 <v:textbox>
                   <w:txbxContent>
@@ -22785,7 +21627,6 @@
           <w:sz w:val="22"/>
           <w:szCs w:val="22"/>
         </w:rPr>
-        <w:lastRenderedPageBreak/>
         <w:t xml:space="preserve">Iterate backwards through layers: </w:t>
       </w:r>
     </w:p>
@@ -22900,6 +21741,7 @@
           <w:sz w:val="22"/>
           <w:szCs w:val="22"/>
         </w:rPr>
+        <w:lastRenderedPageBreak/>
         <w:t xml:space="preserve">Compute bias gradients: </w:t>
       </w:r>
       <m:oMath>
@@ -23459,7 +22301,7 @@
           </mc:Choice>
           <mc:Fallback>
             <w:pict>
-              <v:rect w14:anchorId="55969C2F" id="_x0000_s1039" style="position:absolute;margin-left:124pt;margin-top:23pt;width:273pt;height:53.5pt;z-index:251676672;visibility:visible;mso-wrap-style:square;mso-width-percent:0;mso-height-percent:0;mso-wrap-distance-left:9pt;mso-wrap-distance-top:0;mso-wrap-distance-right:9pt;mso-wrap-distance-bottom:0;mso-position-horizontal:absolute;mso-position-horizontal-relative:margin;mso-position-vertical:absolute;mso-position-vertical-relative:text;mso-width-percent:0;mso-height-percent:0;mso-width-relative:margin;mso-height-relative:margin;v-text-anchor:middle" o:gfxdata="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" fillcolor="#d5dce4 [671]" strokecolor="#09101d [484]" strokeweight=".25pt">
+              <v:rect w14:anchorId="55969C2F" id="_x0000_s1043" style="position:absolute;margin-left:124pt;margin-top:23pt;width:273pt;height:53.5pt;z-index:251676672;visibility:visible;mso-wrap-style:square;mso-width-percent:0;mso-height-percent:0;mso-wrap-distance-left:9pt;mso-wrap-distance-top:0;mso-wrap-distance-right:9pt;mso-wrap-distance-bottom:0;mso-position-horizontal:absolute;mso-position-horizontal-relative:margin;mso-position-vertical:absolute;mso-position-vertical-relative:text;mso-width-percent:0;mso-height-percent:0;mso-width-relative:margin;mso-height-relative:margin;v-text-anchor:middle" o:gfxdata="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" fillcolor="#d5dce4 [671]" strokecolor="#09101d [484]" strokeweight=".25pt">
                 <v:fill opacity="39321f"/>
                 <v:textbox>
                   <w:txbxContent>
@@ -24537,7 +23379,7 @@
           </mc:Choice>
           <mc:Fallback>
             <w:pict>
-              <v:rect w14:anchorId="3D2414C9" id="_x0000_s1040" style="position:absolute;margin-left:0;margin-top:21.35pt;width:289.5pt;height:81.5pt;z-index:251678720;visibility:visible;mso-wrap-style:square;mso-width-percent:0;mso-height-percent:0;mso-wrap-distance-left:9pt;mso-wrap-distance-top:0;mso-wrap-distance-right:9pt;mso-wrap-distance-bottom:0;mso-position-horizontal:center;mso-position-horizontal-relative:margin;mso-position-vertical:absolute;mso-position-vertical-relative:text;mso-width-percent:0;mso-height-percent:0;mso-width-relative:margin;mso-height-relative:margin;v-text-anchor:middle" o:gfxdata="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" fillcolor="#d5dce4 [671]" strokecolor="#09101d [484]" strokeweight=".25pt">
+              <v:rect w14:anchorId="3D2414C9" id="_x0000_s1044" style="position:absolute;margin-left:0;margin-top:21.35pt;width:289.5pt;height:81.5pt;z-index:251678720;visibility:visible;mso-wrap-style:square;mso-width-percent:0;mso-height-percent:0;mso-wrap-distance-left:9pt;mso-wrap-distance-top:0;mso-wrap-distance-right:9pt;mso-wrap-distance-bottom:0;mso-position-horizontal:center;mso-position-horizontal-relative:margin;mso-position-vertical:absolute;mso-position-vertical-relative:text;mso-width-percent:0;mso-height-percent:0;mso-width-relative:margin;mso-height-relative:margin;v-text-anchor:middle" o:gfxdata="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" fillcolor="#d5dce4 [671]" strokecolor="#09101d [484]" strokeweight=".25pt">
                 <v:fill opacity="39321f"/>
                 <v:textbox>
                   <w:txbxContent>
@@ -25382,7 +24224,27 @@
                                 <w:sz w:val="18"/>
                                 <w:szCs w:val="18"/>
                               </w:rPr>
-                              <w:t xml:space="preserve">self, x_train, </w:t>
+                              <w:t xml:space="preserve">self, </w:t>
+                            </w:r>
+                            <w:proofErr w:type="spellStart"/>
+                            <w:r>
+                              <w:rPr>
+                                <w:rFonts w:ascii="Cascadia Code" w:hAnsi="Cascadia Code"/>
+                                <w:color w:val="000000" w:themeColor="text1"/>
+                                <w:sz w:val="18"/>
+                                <w:szCs w:val="18"/>
+                              </w:rPr>
+                              <w:t>x_train</w:t>
+                            </w:r>
+                            <w:proofErr w:type="spellEnd"/>
+                            <w:r>
+                              <w:rPr>
+                                <w:rFonts w:ascii="Cascadia Code" w:hAnsi="Cascadia Code"/>
+                                <w:color w:val="000000" w:themeColor="text1"/>
+                                <w:sz w:val="18"/>
+                                <w:szCs w:val="18"/>
+                              </w:rPr>
+                              <w:t xml:space="preserve">, </w:t>
                             </w:r>
                             <w:proofErr w:type="spellStart"/>
                             <w:r>
@@ -26122,7 +24984,7 @@
           </mc:Choice>
           <mc:Fallback>
             <w:pict>
-              <v:rect w14:anchorId="28A30CB3" id="_x0000_s1041" style="position:absolute;margin-left:0;margin-top:16.85pt;width:378.5pt;height:81.5pt;z-index:251680768;visibility:visible;mso-wrap-style:square;mso-width-percent:0;mso-height-percent:0;mso-wrap-distance-left:9pt;mso-wrap-distance-top:0;mso-wrap-distance-right:9pt;mso-wrap-distance-bottom:0;mso-position-horizontal:center;mso-position-horizontal-relative:margin;mso-position-vertical:absolute;mso-position-vertical-relative:text;mso-width-percent:0;mso-height-percent:0;mso-width-relative:margin;mso-height-relative:margin;v-text-anchor:middle" o:gfxdata="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" fillcolor="#d5dce4 [671]" strokecolor="#09101d [484]" strokeweight=".25pt">
+              <v:rect w14:anchorId="28A30CB3" id="_x0000_s1045" style="position:absolute;margin-left:0;margin-top:16.85pt;width:378.5pt;height:81.5pt;z-index:251680768;visibility:visible;mso-wrap-style:square;mso-width-percent:0;mso-height-percent:0;mso-wrap-distance-left:9pt;mso-wrap-distance-top:0;mso-wrap-distance-right:9pt;mso-wrap-distance-bottom:0;mso-position-horizontal:center;mso-position-horizontal-relative:margin;mso-position-vertical:absolute;mso-position-vertical-relative:text;mso-width-percent:0;mso-height-percent:0;mso-width-relative:margin;mso-height-relative:margin;v-text-anchor:middle" o:gfxdata="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" fillcolor="#d5dce4 [671]" strokecolor="#09101d [484]" strokeweight=".25pt">
                 <v:fill opacity="39321f"/>
                 <v:textbox>
                   <w:txbxContent>
@@ -26183,7 +25045,27 @@
                           <w:sz w:val="18"/>
                           <w:szCs w:val="18"/>
                         </w:rPr>
-                        <w:t xml:space="preserve">self, x_train, </w:t>
+                        <w:t xml:space="preserve">self, </w:t>
+                      </w:r>
+                      <w:proofErr w:type="spellStart"/>
+                      <w:r>
+                        <w:rPr>
+                          <w:rFonts w:ascii="Cascadia Code" w:hAnsi="Cascadia Code"/>
+                          <w:color w:val="000000" w:themeColor="text1"/>
+                          <w:sz w:val="18"/>
+                          <w:szCs w:val="18"/>
+                        </w:rPr>
+                        <w:t>x_train</w:t>
+                      </w:r>
+                      <w:proofErr w:type="spellEnd"/>
+                      <w:r>
+                        <w:rPr>
+                          <w:rFonts w:ascii="Cascadia Code" w:hAnsi="Cascadia Code"/>
+                          <w:color w:val="000000" w:themeColor="text1"/>
+                          <w:sz w:val="18"/>
+                          <w:szCs w:val="18"/>
+                        </w:rPr>
+                        <w:t xml:space="preserve">, </w:t>
                       </w:r>
                       <w:proofErr w:type="spellStart"/>
                       <w:r>
@@ -27429,7 +26311,7 @@
           </mc:Choice>
           <mc:Fallback>
             <w:pict>
-              <v:rect w14:anchorId="1EFE5F9D" id="_x0000_s1042" style="position:absolute;margin-left:0;margin-top:22.5pt;width:289.5pt;height:30pt;z-index:251682816;visibility:visible;mso-wrap-style:square;mso-width-percent:0;mso-height-percent:0;mso-wrap-distance-left:9pt;mso-wrap-distance-top:0;mso-wrap-distance-right:9pt;mso-wrap-distance-bottom:0;mso-position-horizontal:center;mso-position-horizontal-relative:margin;mso-position-vertical:absolute;mso-position-vertical-relative:text;mso-width-percent:0;mso-height-percent:0;mso-width-relative:margin;mso-height-relative:margin;v-text-anchor:middle" o:gfxdata="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" fillcolor="#d5dce4 [671]" strokecolor="#09101d [484]" strokeweight=".25pt">
+              <v:rect w14:anchorId="1EFE5F9D" id="_x0000_s1046" style="position:absolute;margin-left:0;margin-top:22.5pt;width:289.5pt;height:30pt;z-index:251682816;visibility:visible;mso-wrap-style:square;mso-width-percent:0;mso-height-percent:0;mso-wrap-distance-left:9pt;mso-wrap-distance-top:0;mso-wrap-distance-right:9pt;mso-wrap-distance-bottom:0;mso-position-horizontal:center;mso-position-horizontal-relative:margin;mso-position-vertical:absolute;mso-position-vertical-relative:text;mso-width-percent:0;mso-height-percent:0;mso-width-relative:margin;mso-height-relative:margin;v-text-anchor:middle" o:gfxdata="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" fillcolor="#d5dce4 [671]" strokecolor="#09101d [484]" strokeweight=".25pt">
                 <v:fill opacity="39321f"/>
                 <v:textbox>
                   <w:txbxContent>
@@ -30313,7 +29195,7 @@
           </mc:Choice>
           <mc:Fallback>
             <w:pict>
-              <v:rect w14:anchorId="167E6052" id="Rectangle 11" o:spid="_x0000_s1043" style="position:absolute;margin-left:0;margin-top:17.6pt;width:476.5pt;height:471pt;z-index:251684864;visibility:visible;mso-wrap-style:square;mso-width-percent:0;mso-height-percent:0;mso-wrap-distance-left:9pt;mso-wrap-distance-top:0;mso-wrap-distance-right:9pt;mso-wrap-distance-bottom:0;mso-position-horizontal:center;mso-position-horizontal-relative:margin;mso-position-vertical:absolute;mso-position-vertical-relative:text;mso-width-percent:0;mso-height-percent:0;mso-width-relative:margin;mso-height-relative:margin;v-text-anchor:middle" o:gfxdata="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" fillcolor="#d5dce4 [671]" strokecolor="#09101d [484]" strokeweight=".25pt">
+              <v:rect w14:anchorId="167E6052" id="Rectangle 11" o:spid="_x0000_s1047" style="position:absolute;margin-left:0;margin-top:17.6pt;width:476.5pt;height:471pt;z-index:251684864;visibility:visible;mso-wrap-style:square;mso-width-percent:0;mso-height-percent:0;mso-wrap-distance-left:9pt;mso-wrap-distance-top:0;mso-wrap-distance-right:9pt;mso-wrap-distance-bottom:0;mso-position-horizontal:center;mso-position-horizontal-relative:margin;mso-position-vertical:absolute;mso-position-vertical-relative:text;mso-width-percent:0;mso-height-percent:0;mso-width-relative:margin;mso-height-relative:margin;v-text-anchor:middle" o:gfxdata="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" fillcolor="#d5dce4 [671]" strokecolor="#09101d [484]" strokeweight=".25pt">
                 <v:fill opacity="39321f"/>
                 <v:textbox>
                   <w:txbxContent>
